--- a/Documents/URS-Basic-Renting.docx
+++ b/Documents/URS-Basic-Renting.docx
@@ -527,6 +527,71 @@
           </w:p>
         </w:tc>
       </w:tr>
+      <w:tr>
+        <w:trPr>
+          <w:trHeight w:val="596"/>
+        </w:trPr>
+        <w:tc>
+          <w:tcPr>
+            <w:tcW w:w="4869" w:type="dxa"/>
+            <w:tcBorders>
+              <w:top w:val="single" w:sz="4" w:space="0" w:color="auto"/>
+              <w:left w:val="single" w:sz="4" w:space="0" w:color="auto"/>
+              <w:bottom w:val="single" w:sz="4" w:space="0" w:color="auto"/>
+              <w:right w:val="single" w:sz="4" w:space="0" w:color="auto"/>
+            </w:tcBorders>
+          </w:tcPr>
+          <w:p>
+            <w:pPr>
+              <w:rPr>
+                <w:rFonts w:eastAsiaTheme="minorEastAsia"/>
+                <w:color w:val="000000" w:themeColor="text1"/>
+                <w:sz w:val="24"/>
+                <w:szCs w:val="24"/>
+              </w:rPr>
+            </w:pPr>
+            <w:r>
+              <w:rPr>
+                <w:rFonts w:eastAsiaTheme="minorEastAsia"/>
+                <w:color w:val="000000" w:themeColor="text1"/>
+                <w:sz w:val="24"/>
+                <w:szCs w:val="24"/>
+              </w:rPr>
+              <w:t>0.3</w:t>
+            </w:r>
+          </w:p>
+        </w:tc>
+        <w:tc>
+          <w:tcPr>
+            <w:tcW w:w="4869" w:type="dxa"/>
+            <w:tcBorders>
+              <w:top w:val="single" w:sz="4" w:space="0" w:color="auto"/>
+              <w:left w:val="single" w:sz="4" w:space="0" w:color="auto"/>
+              <w:bottom w:val="single" w:sz="4" w:space="0" w:color="auto"/>
+              <w:right w:val="single" w:sz="4" w:space="0" w:color="auto"/>
+            </w:tcBorders>
+          </w:tcPr>
+          <w:p>
+            <w:pPr>
+              <w:rPr>
+                <w:rFonts w:eastAsiaTheme="minorEastAsia"/>
+                <w:color w:val="000000" w:themeColor="text1"/>
+                <w:sz w:val="24"/>
+                <w:szCs w:val="24"/>
+              </w:rPr>
+            </w:pPr>
+            <w:r>
+              <w:rPr>
+                <w:rFonts w:eastAsiaTheme="minorEastAsia"/>
+                <w:color w:val="000000" w:themeColor="text1"/>
+                <w:sz w:val="24"/>
+                <w:szCs w:val="24"/>
+              </w:rPr>
+              <w:t>- Updated use cases</w:t>
+            </w:r>
+          </w:p>
+        </w:tc>
+      </w:tr>
     </w:tbl>
     <w:p>
       <w:pPr>
@@ -586,8 +651,6 @@
               <w:rFonts w:cstheme="minorBidi"/>
               <w:noProof/>
               <w:kern w:val="2"/>
-              <w:sz w:val="24"/>
-              <w:szCs w:val="24"/>
               <w:lang w:val="en-NL" w:eastAsia="en-NL"/>
               <w14:ligatures w14:val="standardContextual"/>
             </w:rPr>
@@ -601,7 +664,7 @@
           <w:r>
             <w:fldChar w:fldCharType="separate"/>
           </w:r>
-          <w:hyperlink w:anchor="_Toc179987111" w:history="1">
+          <w:hyperlink w:anchor="_Toc183780042" w:history="1">
             <w:r>
               <w:rPr>
                 <w:rStyle w:val="Hyperlink"/>
@@ -614,8 +677,6 @@
                 <w:rFonts w:cstheme="minorBidi"/>
                 <w:noProof/>
                 <w:kern w:val="2"/>
-                <w:sz w:val="24"/>
-                <w:szCs w:val="24"/>
                 <w:lang w:val="en-NL" w:eastAsia="en-NL"/>
                 <w14:ligatures w14:val="standardContextual"/>
               </w:rPr>
@@ -647,7 +708,7 @@
                 <w:noProof/>
                 <w:webHidden/>
               </w:rPr>
-              <w:instrText xml:space="preserve"> PAGEREF _Toc179987111 \h </w:instrText>
+              <w:instrText xml:space="preserve"> PAGEREF _Toc183780042 \h </w:instrText>
             </w:r>
             <w:r>
               <w:rPr>
@@ -689,13 +750,11 @@
               <w:rFonts w:cstheme="minorBidi"/>
               <w:noProof/>
               <w:kern w:val="2"/>
-              <w:sz w:val="24"/>
-              <w:szCs w:val="24"/>
               <w:lang w:val="en-NL" w:eastAsia="en-NL"/>
               <w14:ligatures w14:val="standardContextual"/>
             </w:rPr>
           </w:pPr>
-          <w:hyperlink w:anchor="_Toc179987112" w:history="1">
+          <w:hyperlink w:anchor="_Toc183780043" w:history="1">
             <w:r>
               <w:rPr>
                 <w:rStyle w:val="Hyperlink"/>
@@ -708,8 +767,6 @@
                 <w:rFonts w:cstheme="minorBidi"/>
                 <w:noProof/>
                 <w:kern w:val="2"/>
-                <w:sz w:val="24"/>
-                <w:szCs w:val="24"/>
                 <w:lang w:val="en-NL" w:eastAsia="en-NL"/>
                 <w14:ligatures w14:val="standardContextual"/>
               </w:rPr>
@@ -741,7 +798,7 @@
                 <w:noProof/>
                 <w:webHidden/>
               </w:rPr>
-              <w:instrText xml:space="preserve"> PAGEREF _Toc179987112 \h </w:instrText>
+              <w:instrText xml:space="preserve"> PAGEREF _Toc183780043 \h </w:instrText>
             </w:r>
             <w:r>
               <w:rPr>
@@ -776,20 +833,18 @@
           <w:pPr>
             <w:pStyle w:val="TOC2"/>
             <w:tabs>
-              <w:tab w:val="left" w:pos="960"/>
+              <w:tab w:val="left" w:pos="880"/>
               <w:tab w:val="right" w:pos="9396"/>
             </w:tabs>
             <w:rPr>
               <w:rFonts w:cstheme="minorBidi"/>
               <w:noProof/>
               <w:kern w:val="2"/>
-              <w:sz w:val="24"/>
-              <w:szCs w:val="24"/>
               <w:lang w:val="en-NL" w:eastAsia="en-NL"/>
               <w14:ligatures w14:val="standardContextual"/>
             </w:rPr>
           </w:pPr>
-          <w:hyperlink w:anchor="_Toc179987113" w:history="1">
+          <w:hyperlink w:anchor="_Toc183780044" w:history="1">
             <w:r>
               <w:rPr>
                 <w:rStyle w:val="Hyperlink"/>
@@ -802,8 +857,6 @@
                 <w:rFonts w:cstheme="minorBidi"/>
                 <w:noProof/>
                 <w:kern w:val="2"/>
-                <w:sz w:val="24"/>
-                <w:szCs w:val="24"/>
                 <w:lang w:val="en-NL" w:eastAsia="en-NL"/>
                 <w14:ligatures w14:val="standardContextual"/>
               </w:rPr>
@@ -835,7 +888,7 @@
                 <w:noProof/>
                 <w:webHidden/>
               </w:rPr>
-              <w:instrText xml:space="preserve"> PAGEREF _Toc179987113 \h </w:instrText>
+              <w:instrText xml:space="preserve"> PAGEREF _Toc183780044 \h </w:instrText>
             </w:r>
             <w:r>
               <w:rPr>
@@ -870,20 +923,18 @@
           <w:pPr>
             <w:pStyle w:val="TOC3"/>
             <w:tabs>
-              <w:tab w:val="left" w:pos="1200"/>
+              <w:tab w:val="left" w:pos="1320"/>
               <w:tab w:val="right" w:pos="9396"/>
             </w:tabs>
             <w:rPr>
               <w:rFonts w:cstheme="minorBidi"/>
               <w:noProof/>
               <w:kern w:val="2"/>
-              <w:sz w:val="24"/>
-              <w:szCs w:val="24"/>
               <w:lang w:val="en-NL" w:eastAsia="en-NL"/>
               <w14:ligatures w14:val="standardContextual"/>
             </w:rPr>
           </w:pPr>
-          <w:hyperlink w:anchor="_Toc179987114" w:history="1">
+          <w:hyperlink w:anchor="_Toc183780045" w:history="1">
             <w:r>
               <w:rPr>
                 <w:rStyle w:val="Hyperlink"/>
@@ -896,8 +947,6 @@
                 <w:rFonts w:cstheme="minorBidi"/>
                 <w:noProof/>
                 <w:kern w:val="2"/>
-                <w:sz w:val="24"/>
-                <w:szCs w:val="24"/>
                 <w:lang w:val="en-NL" w:eastAsia="en-NL"/>
                 <w14:ligatures w14:val="standardContextual"/>
               </w:rPr>
@@ -929,7 +978,7 @@
                 <w:noProof/>
                 <w:webHidden/>
               </w:rPr>
-              <w:instrText xml:space="preserve"> PAGEREF _Toc179987114 \h </w:instrText>
+              <w:instrText xml:space="preserve"> PAGEREF _Toc183780045 \h </w:instrText>
             </w:r>
             <w:r>
               <w:rPr>
@@ -970,13 +1019,11 @@
               <w:rFonts w:cstheme="minorBidi"/>
               <w:noProof/>
               <w:kern w:val="2"/>
-              <w:sz w:val="24"/>
-              <w:szCs w:val="24"/>
               <w:lang w:val="en-NL" w:eastAsia="en-NL"/>
               <w14:ligatures w14:val="standardContextual"/>
             </w:rPr>
           </w:pPr>
-          <w:hyperlink w:anchor="_Toc179987115" w:history="1">
+          <w:hyperlink w:anchor="_Toc183780046" w:history="1">
             <w:r>
               <w:rPr>
                 <w:rStyle w:val="Hyperlink"/>
@@ -1011,7 +1058,7 @@
                 <w:noProof/>
                 <w:webHidden/>
               </w:rPr>
-              <w:instrText xml:space="preserve"> PAGEREF _Toc179987115 \h </w:instrText>
+              <w:instrText xml:space="preserve"> PAGEREF _Toc183780046 \h </w:instrText>
             </w:r>
             <w:r>
               <w:rPr>
@@ -1031,7 +1078,7 @@
                 <w:noProof/>
                 <w:webHidden/>
               </w:rPr>
-              <w:t>4</w:t>
+              <w:t>5</w:t>
             </w:r>
             <w:r>
               <w:rPr>
@@ -1052,13 +1099,11 @@
               <w:rFonts w:cstheme="minorBidi"/>
               <w:noProof/>
               <w:kern w:val="2"/>
-              <w:sz w:val="24"/>
-              <w:szCs w:val="24"/>
               <w:lang w:val="en-NL" w:eastAsia="en-NL"/>
               <w14:ligatures w14:val="standardContextual"/>
             </w:rPr>
           </w:pPr>
-          <w:hyperlink w:anchor="_Toc179987116" w:history="1">
+          <w:hyperlink w:anchor="_Toc183780047" w:history="1">
             <w:r>
               <w:rPr>
                 <w:rStyle w:val="Hyperlink"/>
@@ -1085,7 +1130,7 @@
                 <w:noProof/>
                 <w:webHidden/>
               </w:rPr>
-              <w:instrText xml:space="preserve"> PAGEREF _Toc179987116 \h </w:instrText>
+              <w:instrText xml:space="preserve"> PAGEREF _Toc183780047 \h </w:instrText>
             </w:r>
             <w:r>
               <w:rPr>
@@ -1105,7 +1150,7 @@
                 <w:noProof/>
                 <w:webHidden/>
               </w:rPr>
-              <w:t>5</w:t>
+              <w:t>6</w:t>
             </w:r>
             <w:r>
               <w:rPr>
@@ -1126,13 +1171,11 @@
               <w:rFonts w:cstheme="minorBidi"/>
               <w:noProof/>
               <w:kern w:val="2"/>
-              <w:sz w:val="24"/>
-              <w:szCs w:val="24"/>
               <w:lang w:val="en-NL" w:eastAsia="en-NL"/>
               <w14:ligatures w14:val="standardContextual"/>
             </w:rPr>
           </w:pPr>
-          <w:hyperlink w:anchor="_Toc179987117" w:history="1">
+          <w:hyperlink w:anchor="_Toc183780048" w:history="1">
             <w:r>
               <w:rPr>
                 <w:rStyle w:val="Hyperlink"/>
@@ -1167,7 +1210,7 @@
                 <w:noProof/>
                 <w:webHidden/>
               </w:rPr>
-              <w:instrText xml:space="preserve"> PAGEREF _Toc179987117 \h </w:instrText>
+              <w:instrText xml:space="preserve"> PAGEREF _Toc183780048 \h </w:instrText>
             </w:r>
             <w:r>
               <w:rPr>
@@ -1187,7 +1230,79 @@
                 <w:noProof/>
                 <w:webHidden/>
               </w:rPr>
-              <w:t>5</w:t>
+              <w:t>6</w:t>
+            </w:r>
+            <w:r>
+              <w:rPr>
+                <w:noProof/>
+                <w:webHidden/>
+              </w:rPr>
+              <w:fldChar w:fldCharType="end"/>
+            </w:r>
+          </w:hyperlink>
+        </w:p>
+        <w:p>
+          <w:pPr>
+            <w:pStyle w:val="TOC1"/>
+            <w:tabs>
+              <w:tab w:val="right" w:pos="9396"/>
+            </w:tabs>
+            <w:rPr>
+              <w:rFonts w:cstheme="minorBidi"/>
+              <w:noProof/>
+              <w:kern w:val="2"/>
+              <w:lang w:val="en-NL" w:eastAsia="en-NL"/>
+              <w14:ligatures w14:val="standardContextual"/>
+            </w:rPr>
+          </w:pPr>
+          <w:hyperlink w:anchor="_Toc183780049" w:history="1">
+            <w:r>
+              <w:rPr>
+                <w:rStyle w:val="Hyperlink"/>
+                <w:noProof/>
+              </w:rPr>
+              <w:t>4. GUI for Desktop Application</w:t>
+            </w:r>
+            <w:r>
+              <w:rPr>
+                <w:noProof/>
+                <w:webHidden/>
+              </w:rPr>
+              <w:tab/>
+            </w:r>
+            <w:r>
+              <w:rPr>
+                <w:noProof/>
+                <w:webHidden/>
+              </w:rPr>
+              <w:fldChar w:fldCharType="begin"/>
+            </w:r>
+            <w:r>
+              <w:rPr>
+                <w:noProof/>
+                <w:webHidden/>
+              </w:rPr>
+              <w:instrText xml:space="preserve"> PAGEREF _Toc183780049 \h </w:instrText>
+            </w:r>
+            <w:r>
+              <w:rPr>
+                <w:noProof/>
+                <w:webHidden/>
+              </w:rPr>
+            </w:r>
+            <w:r>
+              <w:rPr>
+                <w:noProof/>
+                <w:webHidden/>
+              </w:rPr>
+              <w:fldChar w:fldCharType="separate"/>
+            </w:r>
+            <w:r>
+              <w:rPr>
+                <w:noProof/>
+                <w:webHidden/>
+              </w:rPr>
+              <w:t>10</w:t>
             </w:r>
             <w:r>
               <w:rPr>
@@ -1208,19 +1323,17 @@
               <w:rFonts w:cstheme="minorBidi"/>
               <w:noProof/>
               <w:kern w:val="2"/>
-              <w:sz w:val="24"/>
-              <w:szCs w:val="24"/>
               <w:lang w:val="en-NL" w:eastAsia="en-NL"/>
               <w14:ligatures w14:val="standardContextual"/>
             </w:rPr>
           </w:pPr>
-          <w:hyperlink w:anchor="_Toc179987118" w:history="1">
+          <w:hyperlink w:anchor="_Toc183780050" w:history="1">
             <w:r>
               <w:rPr>
                 <w:rStyle w:val="Hyperlink"/>
                 <w:noProof/>
               </w:rPr>
-              <w:t>UC-01: Logging in the application.</w:t>
+              <w:t>Login screen</w:t>
             </w:r>
             <w:r>
               <w:rPr>
@@ -1241,7 +1354,7 @@
                 <w:noProof/>
                 <w:webHidden/>
               </w:rPr>
-              <w:instrText xml:space="preserve"> PAGEREF _Toc179987118 \h </w:instrText>
+              <w:instrText xml:space="preserve"> PAGEREF _Toc183780050 \h </w:instrText>
             </w:r>
             <w:r>
               <w:rPr>
@@ -1261,7 +1374,7 @@
                 <w:noProof/>
                 <w:webHidden/>
               </w:rPr>
-              <w:t>5</w:t>
+              <w:t>10</w:t>
             </w:r>
             <w:r>
               <w:rPr>
@@ -1282,19 +1395,17 @@
               <w:rFonts w:cstheme="minorBidi"/>
               <w:noProof/>
               <w:kern w:val="2"/>
-              <w:sz w:val="24"/>
-              <w:szCs w:val="24"/>
               <w:lang w:val="en-NL" w:eastAsia="en-NL"/>
               <w14:ligatures w14:val="standardContextual"/>
             </w:rPr>
           </w:pPr>
-          <w:hyperlink w:anchor="_Toc179987119" w:history="1">
+          <w:hyperlink w:anchor="_Toc183780051" w:history="1">
             <w:r>
               <w:rPr>
                 <w:rStyle w:val="Hyperlink"/>
                 <w:noProof/>
               </w:rPr>
-              <w:t>UC-02: See the menu.</w:t>
+              <w:t>Main Menu</w:t>
             </w:r>
             <w:r>
               <w:rPr>
@@ -1315,7 +1426,7 @@
                 <w:noProof/>
                 <w:webHidden/>
               </w:rPr>
-              <w:instrText xml:space="preserve"> PAGEREF _Toc179987119 \h </w:instrText>
+              <w:instrText xml:space="preserve"> PAGEREF _Toc183780051 \h </w:instrText>
             </w:r>
             <w:r>
               <w:rPr>
@@ -1335,7 +1446,7 @@
                 <w:noProof/>
                 <w:webHidden/>
               </w:rPr>
-              <w:t>5</w:t>
+              <w:t>11</w:t>
             </w:r>
             <w:r>
               <w:rPr>
@@ -1356,19 +1467,17 @@
               <w:rFonts w:cstheme="minorBidi"/>
               <w:noProof/>
               <w:kern w:val="2"/>
-              <w:sz w:val="24"/>
-              <w:szCs w:val="24"/>
               <w:lang w:val="en-NL" w:eastAsia="en-NL"/>
               <w14:ligatures w14:val="standardContextual"/>
             </w:rPr>
           </w:pPr>
-          <w:hyperlink w:anchor="_Toc179987120" w:history="1">
+          <w:hyperlink w:anchor="_Toc183780052" w:history="1">
             <w:r>
               <w:rPr>
                 <w:rStyle w:val="Hyperlink"/>
                 <w:noProof/>
               </w:rPr>
-              <w:t>UC-03: User is able to register for an account on the website.</w:t>
+              <w:t>Equipment management</w:t>
             </w:r>
             <w:r>
               <w:rPr>
@@ -1389,7 +1498,7 @@
                 <w:noProof/>
                 <w:webHidden/>
               </w:rPr>
-              <w:instrText xml:space="preserve"> PAGEREF _Toc179987120 \h </w:instrText>
+              <w:instrText xml:space="preserve"> PAGEREF _Toc183780052 \h </w:instrText>
             </w:r>
             <w:r>
               <w:rPr>
@@ -1409,7 +1518,79 @@
                 <w:noProof/>
                 <w:webHidden/>
               </w:rPr>
-              <w:t>6</w:t>
+              <w:t>12</w:t>
+            </w:r>
+            <w:r>
+              <w:rPr>
+                <w:noProof/>
+                <w:webHidden/>
+              </w:rPr>
+              <w:fldChar w:fldCharType="end"/>
+            </w:r>
+          </w:hyperlink>
+        </w:p>
+        <w:p>
+          <w:pPr>
+            <w:pStyle w:val="TOC1"/>
+            <w:tabs>
+              <w:tab w:val="right" w:pos="9396"/>
+            </w:tabs>
+            <w:rPr>
+              <w:rFonts w:cstheme="minorBidi"/>
+              <w:noProof/>
+              <w:kern w:val="2"/>
+              <w:lang w:val="en-NL" w:eastAsia="en-NL"/>
+              <w14:ligatures w14:val="standardContextual"/>
+            </w:rPr>
+          </w:pPr>
+          <w:hyperlink w:anchor="_Toc183780053" w:history="1">
+            <w:r>
+              <w:rPr>
+                <w:rStyle w:val="Hyperlink"/>
+                <w:noProof/>
+              </w:rPr>
+              <w:t>4. GUI for Website</w:t>
+            </w:r>
+            <w:r>
+              <w:rPr>
+                <w:noProof/>
+                <w:webHidden/>
+              </w:rPr>
+              <w:tab/>
+            </w:r>
+            <w:r>
+              <w:rPr>
+                <w:noProof/>
+                <w:webHidden/>
+              </w:rPr>
+              <w:fldChar w:fldCharType="begin"/>
+            </w:r>
+            <w:r>
+              <w:rPr>
+                <w:noProof/>
+                <w:webHidden/>
+              </w:rPr>
+              <w:instrText xml:space="preserve"> PAGEREF _Toc183780053 \h </w:instrText>
+            </w:r>
+            <w:r>
+              <w:rPr>
+                <w:noProof/>
+                <w:webHidden/>
+              </w:rPr>
+            </w:r>
+            <w:r>
+              <w:rPr>
+                <w:noProof/>
+                <w:webHidden/>
+              </w:rPr>
+              <w:fldChar w:fldCharType="separate"/>
+            </w:r>
+            <w:r>
+              <w:rPr>
+                <w:noProof/>
+                <w:webHidden/>
+              </w:rPr>
+              <w:t>13</w:t>
             </w:r>
             <w:r>
               <w:rPr>
@@ -1430,19 +1611,17 @@
               <w:rFonts w:cstheme="minorBidi"/>
               <w:noProof/>
               <w:kern w:val="2"/>
-              <w:sz w:val="24"/>
-              <w:szCs w:val="24"/>
               <w:lang w:val="en-NL" w:eastAsia="en-NL"/>
               <w14:ligatures w14:val="standardContextual"/>
             </w:rPr>
           </w:pPr>
-          <w:hyperlink w:anchor="_Toc179987121" w:history="1">
+          <w:hyperlink w:anchor="_Toc183780054" w:history="1">
             <w:r>
               <w:rPr>
                 <w:rStyle w:val="Hyperlink"/>
                 <w:noProof/>
               </w:rPr>
-              <w:t>UC-04: Logging into the website</w:t>
+              <w:t>Login page</w:t>
             </w:r>
             <w:r>
               <w:rPr>
@@ -1463,7 +1642,7 @@
                 <w:noProof/>
                 <w:webHidden/>
               </w:rPr>
-              <w:instrText xml:space="preserve"> PAGEREF _Toc179987121 \h </w:instrText>
+              <w:instrText xml:space="preserve"> PAGEREF _Toc183780054 \h </w:instrText>
             </w:r>
             <w:r>
               <w:rPr>
@@ -1483,7 +1662,7 @@
                 <w:noProof/>
                 <w:webHidden/>
               </w:rPr>
-              <w:t>6</w:t>
+              <w:t>13</w:t>
             </w:r>
             <w:r>
               <w:rPr>
@@ -1504,19 +1683,17 @@
               <w:rFonts w:cstheme="minorBidi"/>
               <w:noProof/>
               <w:kern w:val="2"/>
-              <w:sz w:val="24"/>
-              <w:szCs w:val="24"/>
               <w:lang w:val="en-NL" w:eastAsia="en-NL"/>
               <w14:ligatures w14:val="standardContextual"/>
             </w:rPr>
           </w:pPr>
-          <w:hyperlink w:anchor="_Toc179987122" w:history="1">
+          <w:hyperlink w:anchor="_Toc183780055" w:history="1">
             <w:r>
               <w:rPr>
                 <w:rStyle w:val="Hyperlink"/>
                 <w:noProof/>
               </w:rPr>
-              <w:t>UC-05: Checking the profile on the website</w:t>
+              <w:t>Personal information</w:t>
             </w:r>
             <w:r>
               <w:rPr>
@@ -1537,7 +1714,7 @@
                 <w:noProof/>
                 <w:webHidden/>
               </w:rPr>
-              <w:instrText xml:space="preserve"> PAGEREF _Toc179987122 \h </w:instrText>
+              <w:instrText xml:space="preserve"> PAGEREF _Toc183780055 \h </w:instrText>
             </w:r>
             <w:r>
               <w:rPr>
@@ -1557,81 +1734,7 @@
                 <w:noProof/>
                 <w:webHidden/>
               </w:rPr>
-              <w:t>6</w:t>
-            </w:r>
-            <w:r>
-              <w:rPr>
-                <w:noProof/>
-                <w:webHidden/>
-              </w:rPr>
-              <w:fldChar w:fldCharType="end"/>
-            </w:r>
-          </w:hyperlink>
-        </w:p>
-        <w:p>
-          <w:pPr>
-            <w:pStyle w:val="TOC1"/>
-            <w:tabs>
-              <w:tab w:val="right" w:pos="9396"/>
-            </w:tabs>
-            <w:rPr>
-              <w:rFonts w:cstheme="minorBidi"/>
-              <w:noProof/>
-              <w:kern w:val="2"/>
-              <w:sz w:val="24"/>
-              <w:szCs w:val="24"/>
-              <w:lang w:val="en-NL" w:eastAsia="en-NL"/>
-              <w14:ligatures w14:val="standardContextual"/>
-            </w:rPr>
-          </w:pPr>
-          <w:hyperlink w:anchor="_Toc179987123" w:history="1">
-            <w:r>
-              <w:rPr>
-                <w:rStyle w:val="Hyperlink"/>
-                <w:noProof/>
-              </w:rPr>
-              <w:t>4. GUI for Desktop Application</w:t>
-            </w:r>
-            <w:r>
-              <w:rPr>
-                <w:noProof/>
-                <w:webHidden/>
-              </w:rPr>
-              <w:tab/>
-            </w:r>
-            <w:r>
-              <w:rPr>
-                <w:noProof/>
-                <w:webHidden/>
-              </w:rPr>
-              <w:fldChar w:fldCharType="begin"/>
-            </w:r>
-            <w:r>
-              <w:rPr>
-                <w:noProof/>
-                <w:webHidden/>
-              </w:rPr>
-              <w:instrText xml:space="preserve"> PAGEREF _Toc179987123 \h </w:instrText>
-            </w:r>
-            <w:r>
-              <w:rPr>
-                <w:noProof/>
-                <w:webHidden/>
-              </w:rPr>
-            </w:r>
-            <w:r>
-              <w:rPr>
-                <w:noProof/>
-                <w:webHidden/>
-              </w:rPr>
-              <w:fldChar w:fldCharType="separate"/>
-            </w:r>
-            <w:r>
-              <w:rPr>
-                <w:noProof/>
-                <w:webHidden/>
-              </w:rPr>
-              <w:t>7</w:t>
+              <w:t>13</w:t>
             </w:r>
             <w:r>
               <w:rPr>
@@ -1652,19 +1755,17 @@
               <w:rFonts w:cstheme="minorBidi"/>
               <w:noProof/>
               <w:kern w:val="2"/>
-              <w:sz w:val="24"/>
-              <w:szCs w:val="24"/>
               <w:lang w:val="en-NL" w:eastAsia="en-NL"/>
               <w14:ligatures w14:val="standardContextual"/>
             </w:rPr>
           </w:pPr>
-          <w:hyperlink w:anchor="_Toc179987124" w:history="1">
+          <w:hyperlink w:anchor="_Toc183780056" w:history="1">
             <w:r>
               <w:rPr>
                 <w:rStyle w:val="Hyperlink"/>
                 <w:noProof/>
               </w:rPr>
-              <w:t>Login screen</w:t>
+              <w:t>Home page</w:t>
             </w:r>
             <w:r>
               <w:rPr>
@@ -1685,7 +1786,7 @@
                 <w:noProof/>
                 <w:webHidden/>
               </w:rPr>
-              <w:instrText xml:space="preserve"> PAGEREF _Toc179987124 \h </w:instrText>
+              <w:instrText xml:space="preserve"> PAGEREF _Toc183780056 \h </w:instrText>
             </w:r>
             <w:r>
               <w:rPr>
@@ -1705,7 +1806,7 @@
                 <w:noProof/>
                 <w:webHidden/>
               </w:rPr>
-              <w:t>7</w:t>
+              <w:t>14</w:t>
             </w:r>
             <w:r>
               <w:rPr>
@@ -1726,19 +1827,17 @@
               <w:rFonts w:cstheme="minorBidi"/>
               <w:noProof/>
               <w:kern w:val="2"/>
-              <w:sz w:val="24"/>
-              <w:szCs w:val="24"/>
               <w:lang w:val="en-NL" w:eastAsia="en-NL"/>
               <w14:ligatures w14:val="standardContextual"/>
             </w:rPr>
           </w:pPr>
-          <w:hyperlink w:anchor="_Toc179987125" w:history="1">
+          <w:hyperlink w:anchor="_Toc183780057" w:history="1">
             <w:r>
               <w:rPr>
                 <w:rStyle w:val="Hyperlink"/>
                 <w:noProof/>
               </w:rPr>
-              <w:t>Main Menu</w:t>
+              <w:t>Equipment list page</w:t>
             </w:r>
             <w:r>
               <w:rPr>
@@ -1759,7 +1858,7 @@
                 <w:noProof/>
                 <w:webHidden/>
               </w:rPr>
-              <w:instrText xml:space="preserve"> PAGEREF _Toc179987125 \h </w:instrText>
+              <w:instrText xml:space="preserve"> PAGEREF _Toc183780057 \h </w:instrText>
             </w:r>
             <w:r>
               <w:rPr>
@@ -1779,81 +1878,7 @@
                 <w:noProof/>
                 <w:webHidden/>
               </w:rPr>
-              <w:t>8</w:t>
-            </w:r>
-            <w:r>
-              <w:rPr>
-                <w:noProof/>
-                <w:webHidden/>
-              </w:rPr>
-              <w:fldChar w:fldCharType="end"/>
-            </w:r>
-          </w:hyperlink>
-        </w:p>
-        <w:p>
-          <w:pPr>
-            <w:pStyle w:val="TOC1"/>
-            <w:tabs>
-              <w:tab w:val="right" w:pos="9396"/>
-            </w:tabs>
-            <w:rPr>
-              <w:rFonts w:cstheme="minorBidi"/>
-              <w:noProof/>
-              <w:kern w:val="2"/>
-              <w:sz w:val="24"/>
-              <w:szCs w:val="24"/>
-              <w:lang w:val="en-NL" w:eastAsia="en-NL"/>
-              <w14:ligatures w14:val="standardContextual"/>
-            </w:rPr>
-          </w:pPr>
-          <w:hyperlink w:anchor="_Toc179987126" w:history="1">
-            <w:r>
-              <w:rPr>
-                <w:rStyle w:val="Hyperlink"/>
-                <w:noProof/>
-              </w:rPr>
-              <w:t>4. GUI for Website</w:t>
-            </w:r>
-            <w:r>
-              <w:rPr>
-                <w:noProof/>
-                <w:webHidden/>
-              </w:rPr>
-              <w:tab/>
-            </w:r>
-            <w:r>
-              <w:rPr>
-                <w:noProof/>
-                <w:webHidden/>
-              </w:rPr>
-              <w:fldChar w:fldCharType="begin"/>
-            </w:r>
-            <w:r>
-              <w:rPr>
-                <w:noProof/>
-                <w:webHidden/>
-              </w:rPr>
-              <w:instrText xml:space="preserve"> PAGEREF _Toc179987126 \h </w:instrText>
-            </w:r>
-            <w:r>
-              <w:rPr>
-                <w:noProof/>
-                <w:webHidden/>
-              </w:rPr>
-            </w:r>
-            <w:r>
-              <w:rPr>
-                <w:noProof/>
-                <w:webHidden/>
-              </w:rPr>
-              <w:fldChar w:fldCharType="separate"/>
-            </w:r>
-            <w:r>
-              <w:rPr>
-                <w:noProof/>
-                <w:webHidden/>
-              </w:rPr>
-              <w:t>9</w:t>
+              <w:t>14</w:t>
             </w:r>
             <w:r>
               <w:rPr>
@@ -1874,19 +1899,17 @@
               <w:rFonts w:cstheme="minorBidi"/>
               <w:noProof/>
               <w:kern w:val="2"/>
-              <w:sz w:val="24"/>
-              <w:szCs w:val="24"/>
               <w:lang w:val="en-NL" w:eastAsia="en-NL"/>
               <w14:ligatures w14:val="standardContextual"/>
             </w:rPr>
           </w:pPr>
-          <w:hyperlink w:anchor="_Toc179987127" w:history="1">
+          <w:hyperlink w:anchor="_Toc183780058" w:history="1">
             <w:r>
               <w:rPr>
                 <w:rStyle w:val="Hyperlink"/>
                 <w:noProof/>
               </w:rPr>
-              <w:t>Login page</w:t>
+              <w:t>Detailed product view page of the selected equipment</w:t>
             </w:r>
             <w:r>
               <w:rPr>
@@ -1907,7 +1930,7 @@
                 <w:noProof/>
                 <w:webHidden/>
               </w:rPr>
-              <w:instrText xml:space="preserve"> PAGEREF _Toc179987127 \h </w:instrText>
+              <w:instrText xml:space="preserve"> PAGEREF _Toc183780058 \h </w:instrText>
             </w:r>
             <w:r>
               <w:rPr>
@@ -1927,81 +1950,7 @@
                 <w:noProof/>
                 <w:webHidden/>
               </w:rPr>
-              <w:t>9</w:t>
-            </w:r>
-            <w:r>
-              <w:rPr>
-                <w:noProof/>
-                <w:webHidden/>
-              </w:rPr>
-              <w:fldChar w:fldCharType="end"/>
-            </w:r>
-          </w:hyperlink>
-        </w:p>
-        <w:p>
-          <w:pPr>
-            <w:pStyle w:val="TOC2"/>
-            <w:tabs>
-              <w:tab w:val="right" w:pos="9396"/>
-            </w:tabs>
-            <w:rPr>
-              <w:rFonts w:cstheme="minorBidi"/>
-              <w:noProof/>
-              <w:kern w:val="2"/>
-              <w:sz w:val="24"/>
-              <w:szCs w:val="24"/>
-              <w:lang w:val="en-NL" w:eastAsia="en-NL"/>
-              <w14:ligatures w14:val="standardContextual"/>
-            </w:rPr>
-          </w:pPr>
-          <w:hyperlink w:anchor="_Toc179987128" w:history="1">
-            <w:r>
-              <w:rPr>
-                <w:rStyle w:val="Hyperlink"/>
-                <w:noProof/>
-              </w:rPr>
-              <w:t>Personal information</w:t>
-            </w:r>
-            <w:r>
-              <w:rPr>
-                <w:noProof/>
-                <w:webHidden/>
-              </w:rPr>
-              <w:tab/>
-            </w:r>
-            <w:r>
-              <w:rPr>
-                <w:noProof/>
-                <w:webHidden/>
-              </w:rPr>
-              <w:fldChar w:fldCharType="begin"/>
-            </w:r>
-            <w:r>
-              <w:rPr>
-                <w:noProof/>
-                <w:webHidden/>
-              </w:rPr>
-              <w:instrText xml:space="preserve"> PAGEREF _Toc179987128 \h </w:instrText>
-            </w:r>
-            <w:r>
-              <w:rPr>
-                <w:noProof/>
-                <w:webHidden/>
-              </w:rPr>
-            </w:r>
-            <w:r>
-              <w:rPr>
-                <w:noProof/>
-                <w:webHidden/>
-              </w:rPr>
-              <w:fldChar w:fldCharType="separate"/>
-            </w:r>
-            <w:r>
-              <w:rPr>
-                <w:noProof/>
-                <w:webHidden/>
-              </w:rPr>
-              <w:t>9</w:t>
+              <w:t>15</w:t>
             </w:r>
             <w:r>
               <w:rPr>
@@ -2058,7 +2007,7 @@
       </w:pPr>
       <w:bookmarkStart w:id="1" w:name="_Toc149166854"/>
       <w:bookmarkStart w:id="2" w:name="_Toc500730919"/>
-      <w:bookmarkStart w:id="3" w:name="_Toc179987111"/>
+      <w:bookmarkStart w:id="3" w:name="_Toc183780042"/>
       <w:r>
         <w:rPr>
           <w:rStyle w:val="Heading1Char"/>
@@ -2244,7 +2193,7 @@
       </w:pPr>
       <w:bookmarkStart w:id="4" w:name="_Toc1911641661"/>
       <w:bookmarkStart w:id="5" w:name="_Toc414063868"/>
-      <w:bookmarkStart w:id="6" w:name="_Toc179987112"/>
+      <w:bookmarkStart w:id="6" w:name="_Toc183780043"/>
       <w:r>
         <w:lastRenderedPageBreak/>
         <w:t>User Requirements</w:t>
@@ -2275,7 +2224,7 @@
         </w:rPr>
         <w:t xml:space="preserve"> </w:t>
       </w:r>
-      <w:bookmarkStart w:id="9" w:name="_Toc179987113"/>
+      <w:bookmarkStart w:id="9" w:name="_Toc183780044"/>
       <w:r>
         <w:rPr>
           <w:sz w:val="28"/>
@@ -2372,7 +2321,7 @@
       </w:pPr>
       <w:bookmarkStart w:id="10" w:name="_Toc1078087813"/>
       <w:bookmarkStart w:id="11" w:name="_Toc2005979911"/>
-      <w:bookmarkStart w:id="12" w:name="_Toc179987114"/>
+      <w:bookmarkStart w:id="12" w:name="_Toc183780045"/>
       <w:r>
         <w:rPr>
           <w:sz w:val="28"/>
@@ -2422,10 +2371,7 @@
               <w:ind w:left="0"/>
             </w:pPr>
             <w:r>
-              <w:t>FR</w:t>
-            </w:r>
-            <w:r>
-              <w:t xml:space="preserve"> ID</w:t>
+              <w:t>FR ID</w:t>
             </w:r>
           </w:p>
         </w:tc>
@@ -3601,7 +3547,7 @@
           <w:szCs w:val="28"/>
         </w:rPr>
       </w:pPr>
-      <w:bookmarkStart w:id="22" w:name="_Toc179987115"/>
+      <w:bookmarkStart w:id="22" w:name="_Toc183780046"/>
       <w:r>
         <w:rPr>
           <w:sz w:val="28"/>
@@ -4119,7 +4065,6 @@
         </w:rPr>
       </w:pPr>
       <w:bookmarkStart w:id="24" w:name="_Toc1039857486"/>
-      <w:bookmarkStart w:id="25" w:name="_Toc179987116"/>
       <w:bookmarkEnd w:id="23"/>
     </w:p>
     <w:p>
@@ -4206,6 +4151,7 @@
           <w:szCs w:val="28"/>
         </w:rPr>
       </w:pPr>
+      <w:bookmarkStart w:id="25" w:name="_Toc183780047"/>
       <w:r>
         <w:rPr>
           <w:sz w:val="28"/>
@@ -4342,14 +4288,6 @@
     </w:p>
     <w:p>
       <w:pPr>
-        <w:rPr>
-          <w:sz w:val="28"/>
-          <w:szCs w:val="28"/>
-        </w:rPr>
-      </w:pPr>
-    </w:p>
-    <w:p>
-      <w:pPr>
         <w:pStyle w:val="Heading1"/>
         <w:jc w:val="center"/>
         <w:rPr>
@@ -4357,7 +4295,7 @@
         </w:rPr>
       </w:pPr>
       <w:bookmarkStart w:id="26" w:name="_Toc534302589"/>
-      <w:bookmarkStart w:id="27" w:name="_Toc179987117"/>
+      <w:bookmarkStart w:id="27" w:name="_Toc183780048"/>
       <w:r>
         <w:t>3</w:t>
       </w:r>
@@ -4392,7 +4330,6 @@
         </w:rPr>
       </w:pPr>
       <w:bookmarkStart w:id="28" w:name="_Toc2027247501"/>
-      <w:bookmarkStart w:id="29" w:name="_Toc179987119"/>
       <w:r>
         <w:rPr>
           <w:rStyle w:val="Strong"/>
@@ -4526,7 +4463,28 @@
           <w:sz w:val="28"/>
           <w:szCs w:val="28"/>
         </w:rPr>
-        <w:t>Staff member provides valid credentials and attempts to log in.</w:t>
+        <w:t>Actor</w:t>
+      </w:r>
+      <w:r>
+        <w:rPr>
+          <w:sz w:val="28"/>
+          <w:szCs w:val="28"/>
+        </w:rPr>
+        <w:t xml:space="preserve"> provides </w:t>
+      </w:r>
+      <w:r>
+        <w:rPr>
+          <w:sz w:val="28"/>
+          <w:szCs w:val="28"/>
+        </w:rPr>
+        <w:t xml:space="preserve">the </w:t>
+      </w:r>
+      <w:r>
+        <w:rPr>
+          <w:sz w:val="28"/>
+          <w:szCs w:val="28"/>
+        </w:rPr>
+        <w:t>credentials and attempts to log in.</w:t>
       </w:r>
     </w:p>
     <w:p>
@@ -4627,7 +4585,62 @@
           <w:sz w:val="28"/>
           <w:szCs w:val="28"/>
         </w:rPr>
-        <w:t>2a. If the credentials are incorrect, the system denies access and displays an error message.</w:t>
+        <w:t xml:space="preserve">2a. </w:t>
+      </w:r>
+      <w:r>
+        <w:rPr>
+          <w:sz w:val="28"/>
+          <w:szCs w:val="28"/>
+        </w:rPr>
+        <w:t>C</w:t>
+      </w:r>
+      <w:r>
+        <w:rPr>
+          <w:sz w:val="28"/>
+          <w:szCs w:val="28"/>
+        </w:rPr>
+        <w:t>redentials are incorrect</w:t>
+      </w:r>
+    </w:p>
+    <w:p>
+      <w:pPr>
+        <w:spacing w:before="100" w:beforeAutospacing="1" w:after="100" w:afterAutospacing="1" w:line="240" w:lineRule="auto"/>
+        <w:ind w:left="2160"/>
+        <w:rPr>
+          <w:sz w:val="28"/>
+          <w:szCs w:val="28"/>
+        </w:rPr>
+      </w:pPr>
+      <w:r>
+        <w:rPr>
+          <w:sz w:val="28"/>
+          <w:szCs w:val="28"/>
+        </w:rPr>
+        <w:t>.1: T</w:t>
+      </w:r>
+      <w:r>
+        <w:rPr>
+          <w:sz w:val="28"/>
+          <w:szCs w:val="28"/>
+        </w:rPr>
+        <w:t>he system denies access and displays an error message</w:t>
+      </w:r>
+    </w:p>
+    <w:p>
+      <w:pPr>
+        <w:spacing w:before="100" w:beforeAutospacing="1" w:after="100" w:afterAutospacing="1" w:line="240" w:lineRule="auto"/>
+        <w:ind w:left="2160"/>
+        <w:rPr>
+          <w:sz w:val="28"/>
+          <w:szCs w:val="28"/>
+        </w:rPr>
+      </w:pPr>
+      <w:r>
+        <w:rPr>
+          <w:sz w:val="28"/>
+          <w:szCs w:val="28"/>
+        </w:rPr>
+        <w:t>.2: Return to MSS step 1</w:t>
       </w:r>
     </w:p>
     <w:p>
@@ -4647,47 +4660,99 @@
           <w:sz w:val="28"/>
           <w:szCs w:val="28"/>
         </w:rPr>
-        <w:t>2b. If the user is unauthorized, the system restricts access and logs the attempt.</w:t>
-      </w:r>
-    </w:p>
-    <w:bookmarkEnd w:id="28"/>
-    <w:bookmarkEnd w:id="29"/>
-    <w:p>
-      <w:pPr>
-        <w:pStyle w:val="Heading4"/>
+        <w:t xml:space="preserve">2b. </w:t>
+      </w:r>
+      <w:r>
+        <w:rPr>
+          <w:sz w:val="28"/>
+          <w:szCs w:val="28"/>
+        </w:rPr>
+        <w:t xml:space="preserve">User </w:t>
+      </w:r>
+      <w:r>
+        <w:rPr>
+          <w:sz w:val="28"/>
+          <w:szCs w:val="28"/>
+        </w:rPr>
+        <w:t>is unauthorized</w:t>
+      </w:r>
+      <w:r>
+        <w:rPr>
+          <w:sz w:val="28"/>
+          <w:szCs w:val="28"/>
+        </w:rPr>
+        <w:t xml:space="preserve"> </w:t>
+      </w:r>
+    </w:p>
+    <w:p>
+      <w:pPr>
+        <w:spacing w:before="100" w:beforeAutospacing="1" w:after="100" w:afterAutospacing="1" w:line="240" w:lineRule="auto"/>
+        <w:ind w:left="1440" w:firstLine="720"/>
+        <w:rPr>
+          <w:sz w:val="28"/>
+          <w:szCs w:val="28"/>
+        </w:rPr>
+      </w:pPr>
+      <w:r>
+        <w:rPr>
+          <w:sz w:val="28"/>
+          <w:szCs w:val="28"/>
+        </w:rPr>
+        <w:t>.1: T</w:t>
+      </w:r>
+      <w:r>
+        <w:rPr>
+          <w:sz w:val="28"/>
+          <w:szCs w:val="28"/>
+        </w:rPr>
+        <w:t>he system restricts access</w:t>
+      </w:r>
+      <w:r>
+        <w:rPr>
+          <w:sz w:val="28"/>
+          <w:szCs w:val="28"/>
+        </w:rPr>
+        <w:t xml:space="preserve"> and displays an error message</w:t>
+      </w:r>
+    </w:p>
+    <w:p>
+      <w:pPr>
+        <w:spacing w:before="100" w:beforeAutospacing="1" w:after="100" w:afterAutospacing="1" w:line="240" w:lineRule="auto"/>
+        <w:ind w:left="1440" w:firstLine="720"/>
         <w:rPr>
           <w:rStyle w:val="Strong"/>
           <w:b w:val="0"/>
           <w:bCs w:val="0"/>
-        </w:rPr>
-      </w:pPr>
+          <w:sz w:val="28"/>
+          <w:szCs w:val="28"/>
+        </w:rPr>
+      </w:pPr>
+      <w:r>
+        <w:rPr>
+          <w:sz w:val="28"/>
+          <w:szCs w:val="28"/>
+        </w:rPr>
+        <w:t>.2: End of use case</w:t>
+      </w:r>
+      <w:bookmarkEnd w:id="28"/>
     </w:p>
     <w:p>
       <w:pPr>
         <w:pStyle w:val="Heading4"/>
+        <w:rPr>
+          <w:sz w:val="28"/>
+          <w:szCs w:val="28"/>
+        </w:rPr>
+      </w:pPr>
+      <w:r>
         <w:rPr>
           <w:rStyle w:val="Strong"/>
           <w:b w:val="0"/>
           <w:bCs w:val="0"/>
-        </w:rPr>
-      </w:pPr>
-    </w:p>
-    <w:p>
-      <w:pPr>
-        <w:pStyle w:val="Heading4"/>
-        <w:rPr>
-          <w:sz w:val="28"/>
-          <w:szCs w:val="28"/>
-        </w:rPr>
-      </w:pPr>
-      <w:r>
-        <w:rPr>
-          <w:rStyle w:val="Strong"/>
-          <w:b w:val="0"/>
-          <w:bCs w:val="0"/>
-          <w:sz w:val="28"/>
-          <w:szCs w:val="28"/>
-        </w:rPr>
+          <w:sz w:val="28"/>
+          <w:szCs w:val="28"/>
+        </w:rPr>
+        <w:lastRenderedPageBreak/>
         <w:t>UC-02: Admin Creates a New Staff Member</w:t>
       </w:r>
     </w:p>
@@ -4813,7 +4878,14 @@
           <w:sz w:val="28"/>
           <w:szCs w:val="28"/>
         </w:rPr>
-        <w:t>Admin selects the option to create a new staff member account.</w:t>
+        <w:t>Actor</w:t>
+      </w:r>
+      <w:r>
+        <w:rPr>
+          <w:sz w:val="28"/>
+          <w:szCs w:val="28"/>
+        </w:rPr>
+        <w:t xml:space="preserve"> selects the option to create a new staff member account.</w:t>
       </w:r>
     </w:p>
     <w:p>
@@ -4833,7 +4905,14 @@
           <w:sz w:val="28"/>
           <w:szCs w:val="28"/>
         </w:rPr>
-        <w:t>Admin enters the required staff member details (e.g., name, role, credentials).</w:t>
+        <w:t>Actor</w:t>
+      </w:r>
+      <w:r>
+        <w:rPr>
+          <w:sz w:val="28"/>
+          <w:szCs w:val="28"/>
+        </w:rPr>
+        <w:t xml:space="preserve"> enters the required staff member details (e.g., name, role, credentials).</w:t>
       </w:r>
     </w:p>
     <w:p>
@@ -4914,14 +4993,62 @@
           <w:sz w:val="28"/>
           <w:szCs w:val="28"/>
         </w:rPr>
-        <w:t>3a. If the entered details are invalid the system displays an error message.</w:t>
-      </w:r>
-      <w:r>
-        <w:rPr>
-          <w:sz w:val="28"/>
-          <w:szCs w:val="28"/>
-        </w:rPr>
-        <w:tab/>
+        <w:t xml:space="preserve">3a. </w:t>
+      </w:r>
+      <w:r>
+        <w:rPr>
+          <w:sz w:val="28"/>
+          <w:szCs w:val="28"/>
+        </w:rPr>
+        <w:t>T</w:t>
+      </w:r>
+      <w:r>
+        <w:rPr>
+          <w:sz w:val="28"/>
+          <w:szCs w:val="28"/>
+        </w:rPr>
+        <w:t>he entered details are invalid</w:t>
+      </w:r>
+    </w:p>
+    <w:p>
+      <w:pPr>
+        <w:spacing w:before="100" w:beforeAutospacing="1" w:after="100" w:afterAutospacing="1" w:line="240" w:lineRule="auto"/>
+        <w:ind w:left="2160"/>
+        <w:rPr>
+          <w:sz w:val="28"/>
+          <w:szCs w:val="28"/>
+        </w:rPr>
+      </w:pPr>
+      <w:r>
+        <w:rPr>
+          <w:sz w:val="28"/>
+          <w:szCs w:val="28"/>
+        </w:rPr>
+        <w:t>.1: T</w:t>
+      </w:r>
+      <w:r>
+        <w:rPr>
+          <w:sz w:val="28"/>
+          <w:szCs w:val="28"/>
+        </w:rPr>
+        <w:t>he system displays an error message</w:t>
+      </w:r>
+    </w:p>
+    <w:p>
+      <w:pPr>
+        <w:spacing w:before="100" w:beforeAutospacing="1" w:after="100" w:afterAutospacing="1" w:line="240" w:lineRule="auto"/>
+        <w:ind w:left="2160"/>
+        <w:rPr>
+          <w:sz w:val="28"/>
+          <w:szCs w:val="28"/>
+        </w:rPr>
+      </w:pPr>
+      <w:r>
+        <w:rPr>
+          <w:sz w:val="28"/>
+          <w:szCs w:val="28"/>
+        </w:rPr>
+        <w:t>.2: Return to MSS step 2</w:t>
       </w:r>
     </w:p>
     <w:p>
@@ -4937,13 +5064,24 @@
     </w:p>
     <w:p>
       <w:pPr>
+        <w:pStyle w:val="ListParagraph"/>
+        <w:ind w:left="3240"/>
+        <w:jc w:val="both"/>
+        <w:rPr>
+          <w:sz w:val="28"/>
+          <w:szCs w:val="28"/>
+        </w:rPr>
+      </w:pPr>
+    </w:p>
+    <w:p>
+      <w:pPr>
         <w:pStyle w:val="Heading4"/>
         <w:rPr>
           <w:sz w:val="28"/>
           <w:szCs w:val="28"/>
         </w:rPr>
       </w:pPr>
-      <w:bookmarkStart w:id="30" w:name="_Toc628281128"/>
+      <w:bookmarkStart w:id="29" w:name="_Toc628281128"/>
       <w:r>
         <w:rPr>
           <w:rStyle w:val="Strong"/>
@@ -4952,7 +5090,27 @@
           <w:sz w:val="28"/>
           <w:szCs w:val="28"/>
         </w:rPr>
-        <w:t>UC-03: Admin Views a List of All Staff Members</w:t>
+        <w:t xml:space="preserve">UC-03: Admin </w:t>
+      </w:r>
+      <w:r>
+        <w:rPr>
+          <w:rStyle w:val="Strong"/>
+          <w:b w:val="0"/>
+          <w:bCs w:val="0"/>
+          <w:sz w:val="28"/>
+          <w:szCs w:val="28"/>
+        </w:rPr>
+        <w:t>v</w:t>
+      </w:r>
+      <w:r>
+        <w:rPr>
+          <w:rStyle w:val="Strong"/>
+          <w:b w:val="0"/>
+          <w:bCs w:val="0"/>
+          <w:sz w:val="28"/>
+          <w:szCs w:val="28"/>
+        </w:rPr>
+        <w:t>iews a List of All Staff Members</w:t>
       </w:r>
     </w:p>
     <w:p>
@@ -5077,7 +5235,14 @@
           <w:sz w:val="28"/>
           <w:szCs w:val="28"/>
         </w:rPr>
-        <w:t>Admin selects the option to view the list of all staff members.</w:t>
+        <w:t>Actor</w:t>
+      </w:r>
+      <w:r>
+        <w:rPr>
+          <w:sz w:val="28"/>
+          <w:szCs w:val="28"/>
+        </w:rPr>
+        <w:t xml:space="preserve"> selects the option to view the list of all staff members.</w:t>
       </w:r>
     </w:p>
     <w:p>
@@ -5138,28 +5303,65 @@
           <w:sz w:val="28"/>
           <w:szCs w:val="28"/>
         </w:rPr>
-        <w:t>2a. If there are no staff members in the system, the system displays an empty list message.</w:t>
-      </w:r>
-    </w:p>
-    <w:p>
-      <w:pPr>
-        <w:pStyle w:val="Heading2"/>
-        <w:rPr>
-          <w:sz w:val="28"/>
-          <w:szCs w:val="28"/>
-        </w:rPr>
-      </w:pPr>
-    </w:p>
-    <w:p>
-      <w:pPr>
-        <w:pStyle w:val="Heading2"/>
-        <w:rPr>
-          <w:sz w:val="28"/>
-          <w:szCs w:val="28"/>
-        </w:rPr>
-      </w:pPr>
-    </w:p>
-    <w:bookmarkEnd w:id="30"/>
+        <w:t xml:space="preserve">2a. </w:t>
+      </w:r>
+      <w:r>
+        <w:rPr>
+          <w:sz w:val="28"/>
+          <w:szCs w:val="28"/>
+        </w:rPr>
+        <w:t>T</w:t>
+      </w:r>
+      <w:r>
+        <w:rPr>
+          <w:sz w:val="28"/>
+          <w:szCs w:val="28"/>
+        </w:rPr>
+        <w:t xml:space="preserve">here are no staff members in the system </w:t>
+      </w:r>
+    </w:p>
+    <w:p>
+      <w:pPr>
+        <w:spacing w:before="100" w:beforeAutospacing="1" w:after="100" w:afterAutospacing="1" w:line="240" w:lineRule="auto"/>
+        <w:ind w:left="2160"/>
+        <w:rPr>
+          <w:sz w:val="28"/>
+          <w:szCs w:val="28"/>
+        </w:rPr>
+      </w:pPr>
+      <w:r>
+        <w:rPr>
+          <w:sz w:val="28"/>
+          <w:szCs w:val="28"/>
+        </w:rPr>
+        <w:t>.1:  T</w:t>
+      </w:r>
+      <w:r>
+        <w:rPr>
+          <w:sz w:val="28"/>
+          <w:szCs w:val="28"/>
+        </w:rPr>
+        <w:t>he system displays an empty list message</w:t>
+      </w:r>
+    </w:p>
+    <w:p>
+      <w:pPr>
+        <w:spacing w:before="100" w:beforeAutospacing="1" w:after="100" w:afterAutospacing="1" w:line="240" w:lineRule="auto"/>
+        <w:ind w:left="2160"/>
+        <w:rPr>
+          <w:sz w:val="28"/>
+          <w:szCs w:val="28"/>
+        </w:rPr>
+      </w:pPr>
+      <w:r>
+        <w:rPr>
+          <w:sz w:val="28"/>
+          <w:szCs w:val="28"/>
+        </w:rPr>
+        <w:t>.2: End of use case</w:t>
+      </w:r>
+    </w:p>
+    <w:bookmarkEnd w:id="29"/>
     <w:p>
       <w:pPr>
         <w:pStyle w:val="Heading4"/>
@@ -5313,7 +5515,14 @@
           <w:sz w:val="28"/>
           <w:szCs w:val="28"/>
         </w:rPr>
-        <w:t>Admin selects a staff member from the list to update their details.</w:t>
+        <w:t>Actor</w:t>
+      </w:r>
+      <w:r>
+        <w:rPr>
+          <w:sz w:val="28"/>
+          <w:szCs w:val="28"/>
+        </w:rPr>
+        <w:t xml:space="preserve"> selects a staff member from the list to update their details.</w:t>
       </w:r>
     </w:p>
     <w:p>
@@ -5333,7 +5542,14 @@
           <w:sz w:val="28"/>
           <w:szCs w:val="28"/>
         </w:rPr>
-        <w:t>Admin updates the desired fields (e.g., role, contact information).</w:t>
+        <w:t>Actor</w:t>
+      </w:r>
+      <w:r>
+        <w:rPr>
+          <w:sz w:val="28"/>
+          <w:szCs w:val="28"/>
+        </w:rPr>
+        <w:t xml:space="preserve"> updates the desired fields (e.g., role, contact information).</w:t>
       </w:r>
     </w:p>
     <w:p>
@@ -5414,8 +5630,83 @@
           <w:sz w:val="28"/>
           <w:szCs w:val="28"/>
         </w:rPr>
-        <w:t>3a. If the update fails (e.g., due to validation errors), the system displays an error message.</w:t>
-      </w:r>
+        <w:t xml:space="preserve">3a. </w:t>
+      </w:r>
+      <w:r>
+        <w:rPr>
+          <w:sz w:val="28"/>
+          <w:szCs w:val="28"/>
+        </w:rPr>
+        <w:t>U</w:t>
+      </w:r>
+      <w:r>
+        <w:rPr>
+          <w:sz w:val="28"/>
+          <w:szCs w:val="28"/>
+        </w:rPr>
+        <w:t xml:space="preserve">pdate fails due to validation </w:t>
+      </w:r>
+    </w:p>
+    <w:p>
+      <w:pPr>
+        <w:spacing w:before="100" w:beforeAutospacing="1" w:after="100" w:afterAutospacing="1" w:line="240" w:lineRule="auto"/>
+        <w:ind w:left="2160"/>
+        <w:rPr>
+          <w:sz w:val="28"/>
+          <w:szCs w:val="28"/>
+        </w:rPr>
+      </w:pPr>
+      <w:r>
+        <w:rPr>
+          <w:sz w:val="28"/>
+          <w:szCs w:val="28"/>
+        </w:rPr>
+        <w:t>.1: T</w:t>
+      </w:r>
+      <w:r>
+        <w:rPr>
+          <w:sz w:val="28"/>
+          <w:szCs w:val="28"/>
+        </w:rPr>
+        <w:t>he system displays an error message</w:t>
+      </w:r>
+    </w:p>
+    <w:p>
+      <w:pPr>
+        <w:spacing w:before="100" w:beforeAutospacing="1" w:after="100" w:afterAutospacing="1" w:line="240" w:lineRule="auto"/>
+        <w:ind w:left="2160"/>
+        <w:rPr>
+          <w:sz w:val="28"/>
+          <w:szCs w:val="28"/>
+        </w:rPr>
+      </w:pPr>
+      <w:r>
+        <w:rPr>
+          <w:sz w:val="28"/>
+          <w:szCs w:val="28"/>
+        </w:rPr>
+        <w:t>.2: Return to MSS step 2</w:t>
+      </w:r>
+    </w:p>
+    <w:p>
+      <w:pPr>
+        <w:pStyle w:val="ListParagraph"/>
+        <w:ind w:left="2160"/>
+        <w:rPr>
+          <w:sz w:val="28"/>
+          <w:szCs w:val="28"/>
+        </w:rPr>
+      </w:pPr>
+    </w:p>
+    <w:p>
+      <w:pPr>
+        <w:pStyle w:val="ListParagraph"/>
+        <w:ind w:left="2160"/>
+        <w:rPr>
+          <w:sz w:val="28"/>
+          <w:szCs w:val="28"/>
+        </w:rPr>
+      </w:pPr>
     </w:p>
     <w:p>
       <w:pPr>
@@ -5568,7 +5859,14 @@
           <w:sz w:val="28"/>
           <w:szCs w:val="28"/>
         </w:rPr>
-        <w:t>Admin selects a staff member account to delete.</w:t>
+        <w:t>Actor</w:t>
+      </w:r>
+      <w:r>
+        <w:rPr>
+          <w:sz w:val="28"/>
+          <w:szCs w:val="28"/>
+        </w:rPr>
+        <w:t xml:space="preserve"> selects a staff member account to delete.</w:t>
       </w:r>
     </w:p>
     <w:p>
@@ -5608,7 +5906,14 @@
           <w:sz w:val="28"/>
           <w:szCs w:val="28"/>
         </w:rPr>
-        <w:t>Admin confirms the deletion.</w:t>
+        <w:t>Actor</w:t>
+      </w:r>
+      <w:r>
+        <w:rPr>
+          <w:sz w:val="28"/>
+          <w:szCs w:val="28"/>
+        </w:rPr>
+        <w:t xml:space="preserve"> confirms the deletion.</w:t>
       </w:r>
     </w:p>
     <w:p>
@@ -5619,90 +5924,49 @@
         </w:numPr>
         <w:spacing w:before="100" w:beforeAutospacing="1" w:after="100" w:afterAutospacing="1" w:line="240" w:lineRule="auto"/>
         <w:rPr>
-          <w:sz w:val="28"/>
-          <w:szCs w:val="28"/>
-        </w:rPr>
-      </w:pPr>
-      <w:r>
-        <w:rPr>
-          <w:sz w:val="28"/>
-          <w:szCs w:val="28"/>
-        </w:rPr>
-        <w:t>The system deletes the staff member account and confirms the action.</w:t>
-      </w:r>
-    </w:p>
-    <w:p>
-      <w:pPr>
-        <w:numPr>
-          <w:ilvl w:val="0"/>
-          <w:numId w:val="40"/>
-        </w:numPr>
-        <w:spacing w:before="100" w:beforeAutospacing="1" w:after="100" w:afterAutospacing="1" w:line="240" w:lineRule="auto"/>
-        <w:rPr>
-          <w:sz w:val="28"/>
-          <w:szCs w:val="28"/>
-        </w:rPr>
-      </w:pPr>
-      <w:r>
-        <w:rPr>
-          <w:rStyle w:val="Strong"/>
-          <w:sz w:val="28"/>
-          <w:szCs w:val="28"/>
-        </w:rPr>
-        <w:t>Extensions:</w:t>
-      </w:r>
-    </w:p>
-    <w:p>
-      <w:pPr>
-        <w:numPr>
-          <w:ilvl w:val="1"/>
-          <w:numId w:val="41"/>
-        </w:numPr>
-        <w:spacing w:before="100" w:beforeAutospacing="1" w:after="100" w:afterAutospacing="1" w:line="240" w:lineRule="auto"/>
-        <w:rPr>
-          <w:sz w:val="28"/>
-          <w:szCs w:val="28"/>
-        </w:rPr>
-      </w:pPr>
-      <w:r>
-        <w:rPr>
-          <w:sz w:val="28"/>
-          <w:szCs w:val="28"/>
-        </w:rPr>
-        <w:t>2a. If the staff member is linked to active tasks, the system prevents deletion and displays a warning message.</w:t>
-      </w:r>
-    </w:p>
-    <w:p>
-      <w:pPr>
-        <w:pStyle w:val="ListParagraph"/>
-        <w:spacing w:after="0"/>
-        <w:ind w:left="1440"/>
-        <w:rPr>
-          <w:sz w:val="28"/>
-          <w:szCs w:val="28"/>
-        </w:rPr>
-      </w:pPr>
-    </w:p>
-    <w:p>
-      <w:pPr>
-        <w:pStyle w:val="Heading4"/>
-        <w:rPr>
-          <w:sz w:val="28"/>
-          <w:szCs w:val="28"/>
-        </w:rPr>
-      </w:pPr>
-      <w:bookmarkStart w:id="31" w:name="_Toc2108941565"/>
-      <w:bookmarkStart w:id="32" w:name="_Toc179987123"/>
-      <w:r>
-        <w:rPr>
           <w:rStyle w:val="Strong"/>
           <w:b w:val="0"/>
           <w:bCs w:val="0"/>
           <w:sz w:val="28"/>
           <w:szCs w:val="28"/>
         </w:rPr>
+      </w:pPr>
+      <w:r>
+        <w:rPr>
+          <w:sz w:val="28"/>
+          <w:szCs w:val="28"/>
+        </w:rPr>
+        <w:t>The system deletes the staff member account and confirms the action.</w:t>
+      </w:r>
+    </w:p>
+    <w:p>
+      <w:pPr>
+        <w:spacing w:before="100" w:beforeAutospacing="1" w:after="100" w:afterAutospacing="1" w:line="240" w:lineRule="auto"/>
+        <w:rPr>
+          <w:sz w:val="28"/>
+          <w:szCs w:val="28"/>
+        </w:rPr>
+      </w:pPr>
+    </w:p>
+    <w:p>
+      <w:pPr>
+        <w:pStyle w:val="Heading4"/>
+        <w:rPr>
+          <w:sz w:val="28"/>
+          <w:szCs w:val="28"/>
+        </w:rPr>
+      </w:pPr>
+      <w:bookmarkStart w:id="30" w:name="_Toc2108941565"/>
+      <w:r>
+        <w:rPr>
+          <w:rStyle w:val="Strong"/>
+          <w:b w:val="0"/>
+          <w:bCs w:val="0"/>
+          <w:sz w:val="28"/>
+          <w:szCs w:val="28"/>
+        </w:rPr>
         <w:lastRenderedPageBreak/>
-        <w:t>UC-06: Admin Creates New Equipment Entry</w:t>
+        <w:t>UC-06: Admin Creates New Equipment</w:t>
       </w:r>
     </w:p>
     <w:p>
@@ -5822,12 +6086,30 @@
           <w:szCs w:val="28"/>
         </w:rPr>
       </w:pPr>
-      <w:r>
-        <w:rPr>
-          <w:sz w:val="28"/>
-          <w:szCs w:val="28"/>
-        </w:rPr>
-        <w:t>Admin selects the option to create a new equipment entry.</w:t>
+      <w:bookmarkStart w:id="31" w:name="_Hlk183778918"/>
+      <w:proofErr w:type="gramStart"/>
+      <w:r>
+        <w:rPr>
+          <w:sz w:val="28"/>
+          <w:szCs w:val="28"/>
+        </w:rPr>
+        <w:t>Actor</w:t>
+      </w:r>
+      <w:proofErr w:type="gramEnd"/>
+      <w:r>
+        <w:rPr>
+          <w:sz w:val="28"/>
+          <w:szCs w:val="28"/>
+        </w:rPr>
+        <w:t xml:space="preserve"> </w:t>
+      </w:r>
+      <w:bookmarkEnd w:id="31"/>
+      <w:r>
+        <w:rPr>
+          <w:sz w:val="28"/>
+          <w:szCs w:val="28"/>
+        </w:rPr>
+        <w:t>selects the option to create a new equipment.</w:t>
       </w:r>
     </w:p>
     <w:p>
@@ -5847,7 +6129,21 @@
           <w:sz w:val="28"/>
           <w:szCs w:val="28"/>
         </w:rPr>
-        <w:t>Admin enters the equipment details (e.g., name, type, status).</w:t>
+        <w:t>Actor</w:t>
+      </w:r>
+      <w:r>
+        <w:rPr>
+          <w:sz w:val="28"/>
+          <w:szCs w:val="28"/>
+        </w:rPr>
+        <w:t xml:space="preserve"> </w:t>
+      </w:r>
+      <w:r>
+        <w:rPr>
+          <w:sz w:val="28"/>
+          <w:szCs w:val="28"/>
+        </w:rPr>
+        <w:t>enters the equipment details (e.g., name, type, status).</w:t>
       </w:r>
     </w:p>
     <w:p>
@@ -5867,7 +6163,7 @@
           <w:sz w:val="28"/>
           <w:szCs w:val="28"/>
         </w:rPr>
-        <w:t>The system validates and saves the new equipment entry.</w:t>
+        <w:t>The system validates and saves the new equipment.</w:t>
       </w:r>
     </w:p>
     <w:p>
@@ -5887,7 +6183,7 @@
           <w:sz w:val="28"/>
           <w:szCs w:val="28"/>
         </w:rPr>
-        <w:t>The system confirms the successful creation of the equipment entry.</w:t>
+        <w:t>The system confirms the successful creation of the equipment.</w:t>
       </w:r>
     </w:p>
     <w:p>
@@ -5928,11 +6224,111 @@
           <w:sz w:val="28"/>
           <w:szCs w:val="28"/>
         </w:rPr>
-        <w:t>3a. If the entered details are incomplete, the system prompts the admin to fill in the missing information.</w:t>
-      </w:r>
-    </w:p>
-    <w:bookmarkEnd w:id="31"/>
-    <w:bookmarkEnd w:id="32"/>
+        <w:t xml:space="preserve">3a. </w:t>
+      </w:r>
+      <w:r>
+        <w:rPr>
+          <w:sz w:val="28"/>
+          <w:szCs w:val="28"/>
+        </w:rPr>
+        <w:t>T</w:t>
+      </w:r>
+      <w:r>
+        <w:rPr>
+          <w:sz w:val="28"/>
+          <w:szCs w:val="28"/>
+        </w:rPr>
+        <w:t>he entered details are incomplete</w:t>
+      </w:r>
+      <w:bookmarkEnd w:id="30"/>
+    </w:p>
+    <w:p>
+      <w:pPr>
+        <w:spacing w:before="100" w:beforeAutospacing="1" w:after="100" w:afterAutospacing="1" w:line="240" w:lineRule="auto"/>
+        <w:ind w:left="1440" w:firstLine="720"/>
+        <w:rPr>
+          <w:sz w:val="28"/>
+          <w:szCs w:val="28"/>
+        </w:rPr>
+      </w:pPr>
+      <w:r>
+        <w:rPr>
+          <w:sz w:val="28"/>
+          <w:szCs w:val="28"/>
+        </w:rPr>
+        <w:t>.1:</w:t>
+      </w:r>
+      <w:r>
+        <w:rPr>
+          <w:sz w:val="28"/>
+          <w:szCs w:val="28"/>
+        </w:rPr>
+        <w:t xml:space="preserve"> </w:t>
+      </w:r>
+      <w:r>
+        <w:rPr>
+          <w:sz w:val="28"/>
+          <w:szCs w:val="28"/>
+        </w:rPr>
+        <w:t>T</w:t>
+      </w:r>
+      <w:r>
+        <w:rPr>
+          <w:sz w:val="28"/>
+          <w:szCs w:val="28"/>
+        </w:rPr>
+        <w:t xml:space="preserve">he system </w:t>
+      </w:r>
+      <w:r>
+        <w:rPr>
+          <w:sz w:val="28"/>
+          <w:szCs w:val="28"/>
+        </w:rPr>
+        <w:t>displays an error message</w:t>
+      </w:r>
+    </w:p>
+    <w:p>
+      <w:pPr>
+        <w:spacing w:before="100" w:beforeAutospacing="1" w:after="100" w:afterAutospacing="1" w:line="240" w:lineRule="auto"/>
+        <w:ind w:left="1440" w:firstLine="720"/>
+        <w:rPr>
+          <w:sz w:val="28"/>
+          <w:szCs w:val="28"/>
+        </w:rPr>
+      </w:pPr>
+      <w:r>
+        <w:rPr>
+          <w:sz w:val="28"/>
+          <w:szCs w:val="28"/>
+        </w:rPr>
+        <w:t>.2:  Return to MSS step 2</w:t>
+      </w:r>
+    </w:p>
+    <w:p>
+      <w:pPr>
+        <w:spacing w:before="100" w:beforeAutospacing="1" w:after="100" w:afterAutospacing="1" w:line="240" w:lineRule="auto"/>
+        <w:ind w:left="2160"/>
+        <w:rPr>
+          <w:rStyle w:val="Strong"/>
+          <w:b w:val="0"/>
+          <w:bCs w:val="0"/>
+          <w:sz w:val="28"/>
+          <w:szCs w:val="28"/>
+        </w:rPr>
+      </w:pPr>
+    </w:p>
+    <w:p>
+      <w:pPr>
+        <w:pStyle w:val="Heading4"/>
+        <w:rPr>
+          <w:rStyle w:val="Strong"/>
+          <w:b w:val="0"/>
+          <w:bCs w:val="0"/>
+          <w:sz w:val="28"/>
+          <w:szCs w:val="28"/>
+        </w:rPr>
+      </w:pPr>
+    </w:p>
     <w:p>
       <w:pPr>
         <w:pStyle w:val="Heading4"/>
@@ -6074,7 +6470,14 @@
           <w:sz w:val="28"/>
           <w:szCs w:val="28"/>
         </w:rPr>
-        <w:t>Admin selects the option to view all equipment.</w:t>
+        <w:t xml:space="preserve">Actor </w:t>
+      </w:r>
+      <w:r>
+        <w:rPr>
+          <w:sz w:val="28"/>
+          <w:szCs w:val="28"/>
+        </w:rPr>
+        <w:t>selects the option to view all equipment.</w:t>
       </w:r>
     </w:p>
     <w:p>
@@ -6125,31 +6528,1985 @@
           <w:numId w:val="45"/>
         </w:numPr>
         <w:spacing w:before="100" w:beforeAutospacing="1" w:after="100" w:afterAutospacing="1" w:line="240" w:lineRule="auto"/>
-        <w:rPr>
-          <w:sz w:val="28"/>
-          <w:szCs w:val="28"/>
-        </w:rPr>
-      </w:pPr>
-      <w:r>
-        <w:rPr>
-          <w:sz w:val="28"/>
-          <w:szCs w:val="28"/>
-        </w:rPr>
-        <w:t>2a. If no equipment entries exist, the system displays an empty list message.</w:t>
-      </w:r>
-    </w:p>
-    <w:p/>
+      </w:pPr>
+      <w:r>
+        <w:rPr>
+          <w:sz w:val="28"/>
+          <w:szCs w:val="28"/>
+        </w:rPr>
+        <w:t xml:space="preserve">2a. </w:t>
+      </w:r>
+      <w:r>
+        <w:rPr>
+          <w:sz w:val="28"/>
+          <w:szCs w:val="28"/>
+        </w:rPr>
+        <w:t>N</w:t>
+      </w:r>
+      <w:r>
+        <w:rPr>
+          <w:sz w:val="28"/>
+          <w:szCs w:val="28"/>
+        </w:rPr>
+        <w:t>o equipment entries exist</w:t>
+      </w:r>
+      <w:r>
+        <w:rPr>
+          <w:sz w:val="28"/>
+          <w:szCs w:val="28"/>
+        </w:rPr>
+        <w:t xml:space="preserve"> </w:t>
+      </w:r>
+    </w:p>
+    <w:p>
+      <w:pPr>
+        <w:spacing w:before="100" w:beforeAutospacing="1" w:after="100" w:afterAutospacing="1" w:line="240" w:lineRule="auto"/>
+        <w:ind w:left="1440" w:firstLine="720"/>
+        <w:rPr>
+          <w:sz w:val="28"/>
+          <w:szCs w:val="28"/>
+        </w:rPr>
+      </w:pPr>
+      <w:r>
+        <w:rPr>
+          <w:sz w:val="28"/>
+          <w:szCs w:val="28"/>
+        </w:rPr>
+        <w:t>.1: T</w:t>
+      </w:r>
+      <w:r>
+        <w:rPr>
+          <w:sz w:val="28"/>
+          <w:szCs w:val="28"/>
+        </w:rPr>
+        <w:t>he system displays an empty list message</w:t>
+      </w:r>
+    </w:p>
+    <w:p>
+      <w:pPr>
+        <w:spacing w:before="100" w:beforeAutospacing="1" w:after="100" w:afterAutospacing="1" w:line="240" w:lineRule="auto"/>
+        <w:ind w:left="1440" w:firstLine="720"/>
+        <w:rPr>
+          <w:sz w:val="28"/>
+          <w:szCs w:val="28"/>
+        </w:rPr>
+      </w:pPr>
+      <w:r>
+        <w:rPr>
+          <w:sz w:val="28"/>
+          <w:szCs w:val="28"/>
+        </w:rPr>
+        <w:t>.2: End of use case</w:t>
+      </w:r>
+    </w:p>
+    <w:p>
+      <w:pPr>
+        <w:spacing w:before="100" w:beforeAutospacing="1" w:after="100" w:afterAutospacing="1" w:line="240" w:lineRule="auto"/>
+        <w:ind w:left="2160"/>
+      </w:pPr>
+    </w:p>
+    <w:p>
+      <w:pPr>
+        <w:spacing w:before="100" w:beforeAutospacing="1" w:after="100" w:afterAutospacing="1" w:line="240" w:lineRule="auto"/>
+        <w:ind w:left="2160"/>
+      </w:pPr>
+    </w:p>
     <w:p>
       <w:pPr>
         <w:pStyle w:val="Heading1"/>
         <w:jc w:val="center"/>
-      </w:pPr>
+        <w:rPr>
+          <w:lang w:val="en-GB"/>
+        </w:rPr>
+      </w:pPr>
+      <w:r>
+        <w:lastRenderedPageBreak/>
+        <w:t>4</w:t>
+      </w:r>
+      <w:r>
+        <w:t xml:space="preserve">. Use Cases </w:t>
+      </w:r>
+      <w:r>
+        <w:t>Web application</w:t>
+      </w:r>
+    </w:p>
+    <w:p>
+      <w:pPr>
+        <w:pStyle w:val="Heading4"/>
+        <w:rPr>
+          <w:rStyle w:val="Strong"/>
+          <w:b w:val="0"/>
+          <w:bCs w:val="0"/>
+        </w:rPr>
+      </w:pPr>
+    </w:p>
+    <w:p>
+      <w:pPr>
+        <w:pStyle w:val="Heading4"/>
+        <w:rPr>
+          <w:rStyle w:val="Strong"/>
+          <w:b w:val="0"/>
+          <w:bCs w:val="0"/>
+        </w:rPr>
+      </w:pPr>
+    </w:p>
+    <w:p>
+      <w:pPr>
+        <w:pStyle w:val="Heading4"/>
+        <w:rPr>
+          <w:sz w:val="28"/>
+          <w:szCs w:val="28"/>
+        </w:rPr>
+      </w:pPr>
+      <w:r>
+        <w:rPr>
+          <w:rStyle w:val="Strong"/>
+          <w:b w:val="0"/>
+          <w:bCs w:val="0"/>
+          <w:sz w:val="28"/>
+          <w:szCs w:val="28"/>
+        </w:rPr>
+        <w:t>UC-01: Customer Creates an Account</w:t>
+      </w:r>
+    </w:p>
+    <w:p>
+      <w:pPr>
+        <w:numPr>
+          <w:ilvl w:val="0"/>
+          <w:numId w:val="47"/>
+        </w:numPr>
+        <w:spacing w:before="100" w:beforeAutospacing="1" w:after="100" w:afterAutospacing="1" w:line="240" w:lineRule="auto"/>
+        <w:rPr>
+          <w:sz w:val="28"/>
+          <w:szCs w:val="28"/>
+        </w:rPr>
+      </w:pPr>
+      <w:r>
+        <w:rPr>
+          <w:rStyle w:val="Strong"/>
+          <w:sz w:val="28"/>
+          <w:szCs w:val="28"/>
+        </w:rPr>
+        <w:t>FR:</w:t>
+      </w:r>
+      <w:r>
+        <w:rPr>
+          <w:sz w:val="28"/>
+          <w:szCs w:val="28"/>
+        </w:rPr>
+        <w:t xml:space="preserve"> 01, 02</w:t>
+      </w:r>
+    </w:p>
+    <w:p>
+      <w:pPr>
+        <w:numPr>
+          <w:ilvl w:val="0"/>
+          <w:numId w:val="47"/>
+        </w:numPr>
+        <w:spacing w:before="100" w:beforeAutospacing="1" w:after="100" w:afterAutospacing="1" w:line="240" w:lineRule="auto"/>
+        <w:rPr>
+          <w:sz w:val="28"/>
+          <w:szCs w:val="28"/>
+        </w:rPr>
+      </w:pPr>
+      <w:r>
+        <w:rPr>
+          <w:rStyle w:val="Strong"/>
+          <w:sz w:val="28"/>
+          <w:szCs w:val="28"/>
+        </w:rPr>
+        <w:t>Actor:</w:t>
+      </w:r>
+      <w:r>
+        <w:rPr>
+          <w:sz w:val="28"/>
+          <w:szCs w:val="28"/>
+        </w:rPr>
+        <w:t xml:space="preserve"> Customer</w:t>
+      </w:r>
+    </w:p>
+    <w:p>
+      <w:pPr>
+        <w:numPr>
+          <w:ilvl w:val="0"/>
+          <w:numId w:val="47"/>
+        </w:numPr>
+        <w:spacing w:before="100" w:beforeAutospacing="1" w:after="100" w:afterAutospacing="1" w:line="240" w:lineRule="auto"/>
+        <w:rPr>
+          <w:sz w:val="28"/>
+          <w:szCs w:val="28"/>
+        </w:rPr>
+      </w:pPr>
+      <w:r>
+        <w:rPr>
+          <w:rStyle w:val="Strong"/>
+          <w:sz w:val="28"/>
+          <w:szCs w:val="28"/>
+        </w:rPr>
+        <w:t>Pre-condition:</w:t>
+      </w:r>
+      <w:r>
+        <w:rPr>
+          <w:sz w:val="28"/>
+          <w:szCs w:val="28"/>
+        </w:rPr>
+        <w:t xml:space="preserve"> The customer must </w:t>
+      </w:r>
+      <w:r>
+        <w:rPr>
+          <w:sz w:val="28"/>
+          <w:szCs w:val="28"/>
+        </w:rPr>
+        <w:t>not</w:t>
+      </w:r>
+      <w:r>
+        <w:rPr>
+          <w:sz w:val="28"/>
+          <w:szCs w:val="28"/>
+        </w:rPr>
+        <w:t xml:space="preserve"> have an account.</w:t>
+      </w:r>
+    </w:p>
+    <w:p>
+      <w:pPr>
+        <w:numPr>
+          <w:ilvl w:val="0"/>
+          <w:numId w:val="47"/>
+        </w:numPr>
+        <w:spacing w:before="100" w:beforeAutospacing="1" w:after="100" w:afterAutospacing="1" w:line="240" w:lineRule="auto"/>
+        <w:rPr>
+          <w:sz w:val="28"/>
+          <w:szCs w:val="28"/>
+        </w:rPr>
+      </w:pPr>
+      <w:r>
+        <w:rPr>
+          <w:rStyle w:val="Strong"/>
+          <w:sz w:val="28"/>
+          <w:szCs w:val="28"/>
+        </w:rPr>
+        <w:t>Main Success Scenario:</w:t>
+      </w:r>
+    </w:p>
+    <w:p>
+      <w:pPr>
+        <w:numPr>
+          <w:ilvl w:val="1"/>
+          <w:numId w:val="47"/>
+        </w:numPr>
+        <w:spacing w:before="100" w:beforeAutospacing="1" w:after="100" w:afterAutospacing="1" w:line="240" w:lineRule="auto"/>
+        <w:rPr>
+          <w:sz w:val="28"/>
+          <w:szCs w:val="28"/>
+        </w:rPr>
+      </w:pPr>
+      <w:r>
+        <w:rPr>
+          <w:sz w:val="28"/>
+          <w:szCs w:val="28"/>
+        </w:rPr>
+        <w:t>Customer navigates to the "Sign Up" page.</w:t>
+      </w:r>
+    </w:p>
+    <w:p>
+      <w:pPr>
+        <w:numPr>
+          <w:ilvl w:val="1"/>
+          <w:numId w:val="47"/>
+        </w:numPr>
+        <w:spacing w:before="100" w:beforeAutospacing="1" w:after="100" w:afterAutospacing="1" w:line="240" w:lineRule="auto"/>
+        <w:rPr>
+          <w:sz w:val="28"/>
+          <w:szCs w:val="28"/>
+        </w:rPr>
+      </w:pPr>
+      <w:r>
+        <w:rPr>
+          <w:sz w:val="28"/>
+          <w:szCs w:val="28"/>
+        </w:rPr>
+        <w:t>Customer provides the required details (e.g., name, email, password).</w:t>
+      </w:r>
+    </w:p>
+    <w:p>
+      <w:pPr>
+        <w:numPr>
+          <w:ilvl w:val="1"/>
+          <w:numId w:val="47"/>
+        </w:numPr>
+        <w:spacing w:before="100" w:beforeAutospacing="1" w:after="100" w:afterAutospacing="1" w:line="240" w:lineRule="auto"/>
+        <w:rPr>
+          <w:sz w:val="28"/>
+          <w:szCs w:val="28"/>
+        </w:rPr>
+      </w:pPr>
+      <w:r>
+        <w:rPr>
+          <w:sz w:val="28"/>
+          <w:szCs w:val="28"/>
+        </w:rPr>
+        <w:t>The system validates the provided information.</w:t>
+      </w:r>
+    </w:p>
+    <w:p>
+      <w:pPr>
+        <w:numPr>
+          <w:ilvl w:val="1"/>
+          <w:numId w:val="47"/>
+        </w:numPr>
+        <w:spacing w:before="100" w:beforeAutospacing="1" w:after="100" w:afterAutospacing="1" w:line="240" w:lineRule="auto"/>
+        <w:rPr>
+          <w:sz w:val="28"/>
+          <w:szCs w:val="28"/>
+        </w:rPr>
+      </w:pPr>
+      <w:r>
+        <w:rPr>
+          <w:sz w:val="28"/>
+          <w:szCs w:val="28"/>
+        </w:rPr>
+        <w:t>The system creates a new account and notifies the customer of successful account creation.</w:t>
+      </w:r>
+    </w:p>
+    <w:p>
+      <w:pPr>
+        <w:numPr>
+          <w:ilvl w:val="0"/>
+          <w:numId w:val="47"/>
+        </w:numPr>
+        <w:spacing w:before="100" w:beforeAutospacing="1" w:after="100" w:afterAutospacing="1" w:line="240" w:lineRule="auto"/>
+        <w:rPr>
+          <w:sz w:val="28"/>
+          <w:szCs w:val="28"/>
+        </w:rPr>
+      </w:pPr>
+      <w:r>
+        <w:rPr>
+          <w:rStyle w:val="Strong"/>
+          <w:sz w:val="28"/>
+          <w:szCs w:val="28"/>
+        </w:rPr>
+        <w:t>Extensions:</w:t>
+      </w:r>
+    </w:p>
+    <w:p>
+      <w:pPr>
+        <w:numPr>
+          <w:ilvl w:val="1"/>
+          <w:numId w:val="48"/>
+        </w:numPr>
+        <w:spacing w:before="100" w:beforeAutospacing="1" w:after="100" w:afterAutospacing="1" w:line="240" w:lineRule="auto"/>
+        <w:rPr>
+          <w:sz w:val="28"/>
+          <w:szCs w:val="28"/>
+        </w:rPr>
+      </w:pPr>
+      <w:r>
+        <w:rPr>
+          <w:rStyle w:val="Strong"/>
+          <w:sz w:val="28"/>
+          <w:szCs w:val="28"/>
+        </w:rPr>
+        <w:t>3a. Invalid details are provided:</w:t>
+      </w:r>
+    </w:p>
+    <w:p>
+      <w:pPr>
+        <w:numPr>
+          <w:ilvl w:val="2"/>
+          <w:numId w:val="48"/>
+        </w:numPr>
+        <w:spacing w:before="100" w:beforeAutospacing="1" w:after="100" w:afterAutospacing="1" w:line="240" w:lineRule="auto"/>
+        <w:rPr>
+          <w:sz w:val="28"/>
+          <w:szCs w:val="28"/>
+        </w:rPr>
+      </w:pPr>
+      <w:r>
+        <w:rPr>
+          <w:sz w:val="28"/>
+          <w:szCs w:val="28"/>
+        </w:rPr>
+        <w:t>The system displays an error message.</w:t>
+      </w:r>
+    </w:p>
+    <w:p>
+      <w:pPr>
+        <w:numPr>
+          <w:ilvl w:val="2"/>
+          <w:numId w:val="48"/>
+        </w:numPr>
+        <w:spacing w:before="100" w:beforeAutospacing="1" w:after="100" w:afterAutospacing="1" w:line="240" w:lineRule="auto"/>
+        <w:rPr>
+          <w:sz w:val="28"/>
+          <w:szCs w:val="28"/>
+        </w:rPr>
+      </w:pPr>
+      <w:r>
+        <w:rPr>
+          <w:sz w:val="28"/>
+          <w:szCs w:val="28"/>
+        </w:rPr>
+        <w:t>Return to MSS step 2.</w:t>
+      </w:r>
+    </w:p>
+    <w:p>
+      <w:pPr>
+        <w:numPr>
+          <w:ilvl w:val="1"/>
+          <w:numId w:val="48"/>
+        </w:numPr>
+        <w:spacing w:before="100" w:beforeAutospacing="1" w:after="100" w:afterAutospacing="1" w:line="240" w:lineRule="auto"/>
+        <w:rPr>
+          <w:sz w:val="28"/>
+          <w:szCs w:val="28"/>
+        </w:rPr>
+      </w:pPr>
+      <w:r>
+        <w:rPr>
+          <w:rStyle w:val="Strong"/>
+          <w:sz w:val="28"/>
+          <w:szCs w:val="28"/>
+        </w:rPr>
+        <w:t>3b. Email already in use:</w:t>
+      </w:r>
+    </w:p>
+    <w:p>
+      <w:pPr>
+        <w:numPr>
+          <w:ilvl w:val="2"/>
+          <w:numId w:val="48"/>
+        </w:numPr>
+        <w:spacing w:before="100" w:beforeAutospacing="1" w:after="100" w:afterAutospacing="1" w:line="240" w:lineRule="auto"/>
+        <w:rPr>
+          <w:sz w:val="28"/>
+          <w:szCs w:val="28"/>
+        </w:rPr>
+      </w:pPr>
+      <w:r>
+        <w:rPr>
+          <w:sz w:val="28"/>
+          <w:szCs w:val="28"/>
+        </w:rPr>
+        <w:t>The system notifies the customer that the email is already registered.</w:t>
+      </w:r>
+    </w:p>
+    <w:p>
+      <w:pPr>
+        <w:numPr>
+          <w:ilvl w:val="2"/>
+          <w:numId w:val="48"/>
+        </w:numPr>
+        <w:spacing w:before="100" w:beforeAutospacing="1" w:after="100" w:afterAutospacing="1" w:line="240" w:lineRule="auto"/>
+        <w:rPr>
+          <w:sz w:val="28"/>
+          <w:szCs w:val="28"/>
+        </w:rPr>
+      </w:pPr>
+      <w:r>
+        <w:rPr>
+          <w:sz w:val="28"/>
+          <w:szCs w:val="28"/>
+        </w:rPr>
+        <w:t>Return to MSS step 2.</w:t>
+      </w:r>
+    </w:p>
+    <w:p>
+      <w:pPr>
+        <w:spacing w:after="0"/>
+        <w:rPr>
+          <w:sz w:val="28"/>
+          <w:szCs w:val="28"/>
+        </w:rPr>
+      </w:pPr>
+    </w:p>
+    <w:p>
+      <w:pPr>
+        <w:pStyle w:val="Heading4"/>
+        <w:rPr>
+          <w:sz w:val="28"/>
+          <w:szCs w:val="28"/>
+        </w:rPr>
+      </w:pPr>
+      <w:r>
+        <w:rPr>
+          <w:rStyle w:val="Strong"/>
+          <w:b w:val="0"/>
+          <w:bCs w:val="0"/>
+          <w:sz w:val="28"/>
+          <w:szCs w:val="28"/>
+        </w:rPr>
+        <w:t>UC-02: Customer Logs In</w:t>
+      </w:r>
+    </w:p>
+    <w:p>
+      <w:pPr>
+        <w:numPr>
+          <w:ilvl w:val="0"/>
+          <w:numId w:val="49"/>
+        </w:numPr>
+        <w:spacing w:before="100" w:beforeAutospacing="1" w:after="100" w:afterAutospacing="1" w:line="240" w:lineRule="auto"/>
+        <w:rPr>
+          <w:sz w:val="28"/>
+          <w:szCs w:val="28"/>
+        </w:rPr>
+      </w:pPr>
+      <w:r>
+        <w:rPr>
+          <w:rStyle w:val="Strong"/>
+          <w:sz w:val="28"/>
+          <w:szCs w:val="28"/>
+        </w:rPr>
+        <w:t>FR:</w:t>
+      </w:r>
+      <w:r>
+        <w:rPr>
+          <w:sz w:val="28"/>
+          <w:szCs w:val="28"/>
+        </w:rPr>
+        <w:t xml:space="preserve"> 03</w:t>
+      </w:r>
+    </w:p>
+    <w:p>
+      <w:pPr>
+        <w:numPr>
+          <w:ilvl w:val="0"/>
+          <w:numId w:val="49"/>
+        </w:numPr>
+        <w:spacing w:before="100" w:beforeAutospacing="1" w:after="100" w:afterAutospacing="1" w:line="240" w:lineRule="auto"/>
+        <w:rPr>
+          <w:sz w:val="28"/>
+          <w:szCs w:val="28"/>
+        </w:rPr>
+      </w:pPr>
+      <w:r>
+        <w:rPr>
+          <w:rStyle w:val="Strong"/>
+          <w:sz w:val="28"/>
+          <w:szCs w:val="28"/>
+        </w:rPr>
+        <w:t>Actor:</w:t>
+      </w:r>
+      <w:r>
+        <w:rPr>
+          <w:sz w:val="28"/>
+          <w:szCs w:val="28"/>
+        </w:rPr>
+        <w:t xml:space="preserve"> Customer</w:t>
+      </w:r>
+    </w:p>
+    <w:p>
+      <w:pPr>
+        <w:numPr>
+          <w:ilvl w:val="0"/>
+          <w:numId w:val="49"/>
+        </w:numPr>
+        <w:spacing w:before="100" w:beforeAutospacing="1" w:after="100" w:afterAutospacing="1" w:line="240" w:lineRule="auto"/>
+        <w:rPr>
+          <w:sz w:val="28"/>
+          <w:szCs w:val="28"/>
+        </w:rPr>
+      </w:pPr>
+      <w:r>
+        <w:rPr>
+          <w:rStyle w:val="Strong"/>
+          <w:sz w:val="28"/>
+          <w:szCs w:val="28"/>
+        </w:rPr>
+        <w:t>Pre-condition:</w:t>
+      </w:r>
+      <w:r>
+        <w:rPr>
+          <w:sz w:val="28"/>
+          <w:szCs w:val="28"/>
+        </w:rPr>
+        <w:t xml:space="preserve"> The customer must have an existing account with valid credentials.</w:t>
+      </w:r>
+    </w:p>
+    <w:p>
+      <w:pPr>
+        <w:numPr>
+          <w:ilvl w:val="0"/>
+          <w:numId w:val="49"/>
+        </w:numPr>
+        <w:spacing w:before="100" w:beforeAutospacing="1" w:after="100" w:afterAutospacing="1" w:line="240" w:lineRule="auto"/>
+        <w:rPr>
+          <w:sz w:val="28"/>
+          <w:szCs w:val="28"/>
+        </w:rPr>
+      </w:pPr>
+      <w:r>
+        <w:rPr>
+          <w:rStyle w:val="Strong"/>
+          <w:sz w:val="28"/>
+          <w:szCs w:val="28"/>
+        </w:rPr>
+        <w:t>Main Success Scenario:</w:t>
+      </w:r>
+    </w:p>
+    <w:p>
+      <w:pPr>
+        <w:numPr>
+          <w:ilvl w:val="1"/>
+          <w:numId w:val="49"/>
+        </w:numPr>
+        <w:spacing w:before="100" w:beforeAutospacing="1" w:after="100" w:afterAutospacing="1" w:line="240" w:lineRule="auto"/>
+        <w:rPr>
+          <w:sz w:val="28"/>
+          <w:szCs w:val="28"/>
+        </w:rPr>
+      </w:pPr>
+      <w:r>
+        <w:rPr>
+          <w:sz w:val="28"/>
+          <w:szCs w:val="28"/>
+        </w:rPr>
+        <w:t>Customer navigates to the "Login" page and provides credentials.</w:t>
+      </w:r>
+    </w:p>
+    <w:p>
+      <w:pPr>
+        <w:numPr>
+          <w:ilvl w:val="1"/>
+          <w:numId w:val="49"/>
+        </w:numPr>
+        <w:spacing w:before="100" w:beforeAutospacing="1" w:after="100" w:afterAutospacing="1" w:line="240" w:lineRule="auto"/>
+        <w:rPr>
+          <w:sz w:val="28"/>
+          <w:szCs w:val="28"/>
+        </w:rPr>
+      </w:pPr>
+      <w:r>
+        <w:rPr>
+          <w:sz w:val="28"/>
+          <w:szCs w:val="28"/>
+        </w:rPr>
+        <w:t>The system verifies the credentials.</w:t>
+      </w:r>
+    </w:p>
+    <w:p>
+      <w:pPr>
+        <w:numPr>
+          <w:ilvl w:val="1"/>
+          <w:numId w:val="49"/>
+        </w:numPr>
+        <w:spacing w:before="100" w:beforeAutospacing="1" w:after="100" w:afterAutospacing="1" w:line="240" w:lineRule="auto"/>
+        <w:rPr>
+          <w:sz w:val="28"/>
+          <w:szCs w:val="28"/>
+        </w:rPr>
+      </w:pPr>
+      <w:r>
+        <w:rPr>
+          <w:sz w:val="28"/>
+          <w:szCs w:val="28"/>
+        </w:rPr>
+        <w:t>The system grants access to the customer and redirects to the dashboard.</w:t>
+      </w:r>
+    </w:p>
+    <w:p>
+      <w:pPr>
+        <w:numPr>
+          <w:ilvl w:val="0"/>
+          <w:numId w:val="49"/>
+        </w:numPr>
+        <w:spacing w:before="100" w:beforeAutospacing="1" w:after="100" w:afterAutospacing="1" w:line="240" w:lineRule="auto"/>
+        <w:rPr>
+          <w:sz w:val="28"/>
+          <w:szCs w:val="28"/>
+        </w:rPr>
+      </w:pPr>
+      <w:r>
+        <w:rPr>
+          <w:rStyle w:val="Strong"/>
+          <w:sz w:val="28"/>
+          <w:szCs w:val="28"/>
+        </w:rPr>
+        <w:t>Extensions:</w:t>
+      </w:r>
+    </w:p>
+    <w:p>
+      <w:pPr>
+        <w:numPr>
+          <w:ilvl w:val="1"/>
+          <w:numId w:val="50"/>
+        </w:numPr>
+        <w:spacing w:before="100" w:beforeAutospacing="1" w:after="100" w:afterAutospacing="1" w:line="240" w:lineRule="auto"/>
+        <w:rPr>
+          <w:sz w:val="28"/>
+          <w:szCs w:val="28"/>
+        </w:rPr>
+      </w:pPr>
+      <w:r>
+        <w:rPr>
+          <w:rStyle w:val="Strong"/>
+          <w:sz w:val="28"/>
+          <w:szCs w:val="28"/>
+        </w:rPr>
+        <w:t>2a. Invalid credentials:</w:t>
+      </w:r>
+    </w:p>
+    <w:p>
+      <w:pPr>
+        <w:numPr>
+          <w:ilvl w:val="2"/>
+          <w:numId w:val="50"/>
+        </w:numPr>
+        <w:spacing w:before="100" w:beforeAutospacing="1" w:after="100" w:afterAutospacing="1" w:line="240" w:lineRule="auto"/>
+        <w:rPr>
+          <w:sz w:val="28"/>
+          <w:szCs w:val="28"/>
+        </w:rPr>
+      </w:pPr>
+      <w:r>
+        <w:rPr>
+          <w:sz w:val="28"/>
+          <w:szCs w:val="28"/>
+        </w:rPr>
+        <w:lastRenderedPageBreak/>
+        <w:t>The system displays an error message.</w:t>
+      </w:r>
+    </w:p>
+    <w:p>
+      <w:pPr>
+        <w:numPr>
+          <w:ilvl w:val="2"/>
+          <w:numId w:val="50"/>
+        </w:numPr>
+        <w:spacing w:before="100" w:beforeAutospacing="1" w:after="100" w:afterAutospacing="1" w:line="240" w:lineRule="auto"/>
+        <w:rPr>
+          <w:sz w:val="28"/>
+          <w:szCs w:val="28"/>
+        </w:rPr>
+      </w:pPr>
+      <w:r>
+        <w:rPr>
+          <w:sz w:val="28"/>
+          <w:szCs w:val="28"/>
+        </w:rPr>
+        <w:t>Return to MSS step 1.</w:t>
+      </w:r>
+    </w:p>
+    <w:p>
+      <w:pPr>
+        <w:spacing w:after="0"/>
+        <w:rPr>
+          <w:sz w:val="28"/>
+          <w:szCs w:val="28"/>
+        </w:rPr>
+      </w:pPr>
+    </w:p>
+    <w:p>
+      <w:pPr>
+        <w:pStyle w:val="Heading4"/>
+        <w:rPr>
+          <w:sz w:val="28"/>
+          <w:szCs w:val="28"/>
+        </w:rPr>
+      </w:pPr>
+      <w:r>
+        <w:rPr>
+          <w:rStyle w:val="Strong"/>
+          <w:b w:val="0"/>
+          <w:bCs w:val="0"/>
+          <w:sz w:val="28"/>
+          <w:szCs w:val="28"/>
+        </w:rPr>
+        <w:t>UC-03: Customer Filters Equipment</w:t>
+      </w:r>
+    </w:p>
+    <w:p>
+      <w:pPr>
+        <w:numPr>
+          <w:ilvl w:val="0"/>
+          <w:numId w:val="51"/>
+        </w:numPr>
+        <w:spacing w:before="100" w:beforeAutospacing="1" w:after="100" w:afterAutospacing="1" w:line="240" w:lineRule="auto"/>
+        <w:rPr>
+          <w:sz w:val="28"/>
+          <w:szCs w:val="28"/>
+        </w:rPr>
+      </w:pPr>
+      <w:r>
+        <w:rPr>
+          <w:rStyle w:val="Strong"/>
+          <w:sz w:val="28"/>
+          <w:szCs w:val="28"/>
+        </w:rPr>
+        <w:t>FR:</w:t>
+      </w:r>
+      <w:r>
+        <w:rPr>
+          <w:sz w:val="28"/>
+          <w:szCs w:val="28"/>
+        </w:rPr>
+        <w:t xml:space="preserve"> 04</w:t>
+      </w:r>
+    </w:p>
+    <w:p>
+      <w:pPr>
+        <w:numPr>
+          <w:ilvl w:val="0"/>
+          <w:numId w:val="51"/>
+        </w:numPr>
+        <w:spacing w:before="100" w:beforeAutospacing="1" w:after="100" w:afterAutospacing="1" w:line="240" w:lineRule="auto"/>
+        <w:rPr>
+          <w:sz w:val="28"/>
+          <w:szCs w:val="28"/>
+        </w:rPr>
+      </w:pPr>
+      <w:r>
+        <w:rPr>
+          <w:rStyle w:val="Strong"/>
+          <w:sz w:val="28"/>
+          <w:szCs w:val="28"/>
+        </w:rPr>
+        <w:t>Actor:</w:t>
+      </w:r>
+      <w:r>
+        <w:rPr>
+          <w:sz w:val="28"/>
+          <w:szCs w:val="28"/>
+        </w:rPr>
+        <w:t xml:space="preserve"> Customer</w:t>
+      </w:r>
+    </w:p>
+    <w:p>
+      <w:pPr>
+        <w:numPr>
+          <w:ilvl w:val="0"/>
+          <w:numId w:val="51"/>
+        </w:numPr>
+        <w:spacing w:before="100" w:beforeAutospacing="1" w:after="100" w:afterAutospacing="1" w:line="240" w:lineRule="auto"/>
+        <w:rPr>
+          <w:sz w:val="28"/>
+          <w:szCs w:val="28"/>
+        </w:rPr>
+      </w:pPr>
+      <w:r>
+        <w:rPr>
+          <w:rStyle w:val="Strong"/>
+          <w:sz w:val="28"/>
+          <w:szCs w:val="28"/>
+        </w:rPr>
+        <w:t>Pre-condition:</w:t>
+      </w:r>
+      <w:r>
+        <w:rPr>
+          <w:sz w:val="28"/>
+          <w:szCs w:val="28"/>
+        </w:rPr>
+        <w:t xml:space="preserve"> The customer must be logged in.</w:t>
+      </w:r>
+    </w:p>
+    <w:p>
+      <w:pPr>
+        <w:numPr>
+          <w:ilvl w:val="0"/>
+          <w:numId w:val="51"/>
+        </w:numPr>
+        <w:spacing w:before="100" w:beforeAutospacing="1" w:after="100" w:afterAutospacing="1" w:line="240" w:lineRule="auto"/>
+        <w:rPr>
+          <w:sz w:val="28"/>
+          <w:szCs w:val="28"/>
+        </w:rPr>
+      </w:pPr>
+      <w:r>
+        <w:rPr>
+          <w:rStyle w:val="Strong"/>
+          <w:sz w:val="28"/>
+          <w:szCs w:val="28"/>
+        </w:rPr>
+        <w:t>Main Success Scenario:</w:t>
+      </w:r>
+    </w:p>
+    <w:p>
+      <w:pPr>
+        <w:numPr>
+          <w:ilvl w:val="1"/>
+          <w:numId w:val="51"/>
+        </w:numPr>
+        <w:spacing w:before="100" w:beforeAutospacing="1" w:after="100" w:afterAutospacing="1" w:line="240" w:lineRule="auto"/>
+        <w:rPr>
+          <w:sz w:val="28"/>
+          <w:szCs w:val="28"/>
+        </w:rPr>
+      </w:pPr>
+      <w:r>
+        <w:rPr>
+          <w:sz w:val="28"/>
+          <w:szCs w:val="28"/>
+        </w:rPr>
+        <w:t>Customer navigates to the equipment listing page.</w:t>
+      </w:r>
+    </w:p>
+    <w:p>
+      <w:pPr>
+        <w:numPr>
+          <w:ilvl w:val="1"/>
+          <w:numId w:val="51"/>
+        </w:numPr>
+        <w:spacing w:before="100" w:beforeAutospacing="1" w:after="100" w:afterAutospacing="1" w:line="240" w:lineRule="auto"/>
+        <w:rPr>
+          <w:sz w:val="28"/>
+          <w:szCs w:val="28"/>
+        </w:rPr>
+      </w:pPr>
+      <w:r>
+        <w:rPr>
+          <w:sz w:val="28"/>
+          <w:szCs w:val="28"/>
+        </w:rPr>
+        <w:t>Customer applies filters (e.g., name, brand, price).</w:t>
+      </w:r>
+    </w:p>
+    <w:p>
+      <w:pPr>
+        <w:numPr>
+          <w:ilvl w:val="1"/>
+          <w:numId w:val="51"/>
+        </w:numPr>
+        <w:spacing w:before="100" w:beforeAutospacing="1" w:after="100" w:afterAutospacing="1" w:line="240" w:lineRule="auto"/>
+        <w:rPr>
+          <w:sz w:val="28"/>
+          <w:szCs w:val="28"/>
+        </w:rPr>
+      </w:pPr>
+      <w:r>
+        <w:rPr>
+          <w:sz w:val="28"/>
+          <w:szCs w:val="28"/>
+        </w:rPr>
+        <w:t>The system retrieves and displays the equipment matching the filters.</w:t>
+      </w:r>
+    </w:p>
+    <w:p>
+      <w:pPr>
+        <w:numPr>
+          <w:ilvl w:val="0"/>
+          <w:numId w:val="51"/>
+        </w:numPr>
+        <w:spacing w:before="100" w:beforeAutospacing="1" w:after="100" w:afterAutospacing="1" w:line="240" w:lineRule="auto"/>
+        <w:rPr>
+          <w:sz w:val="28"/>
+          <w:szCs w:val="28"/>
+        </w:rPr>
+      </w:pPr>
+      <w:r>
+        <w:rPr>
+          <w:rStyle w:val="Strong"/>
+          <w:sz w:val="28"/>
+          <w:szCs w:val="28"/>
+        </w:rPr>
+        <w:t>Extensions:</w:t>
+      </w:r>
+    </w:p>
+    <w:p>
+      <w:pPr>
+        <w:numPr>
+          <w:ilvl w:val="1"/>
+          <w:numId w:val="52"/>
+        </w:numPr>
+        <w:spacing w:before="100" w:beforeAutospacing="1" w:after="100" w:afterAutospacing="1" w:line="240" w:lineRule="auto"/>
+        <w:rPr>
+          <w:sz w:val="28"/>
+          <w:szCs w:val="28"/>
+        </w:rPr>
+      </w:pPr>
+      <w:r>
+        <w:rPr>
+          <w:rStyle w:val="Strong"/>
+          <w:sz w:val="28"/>
+          <w:szCs w:val="28"/>
+        </w:rPr>
+        <w:t>3a. No equipment matches the filters:</w:t>
+      </w:r>
+    </w:p>
+    <w:p>
+      <w:pPr>
+        <w:numPr>
+          <w:ilvl w:val="2"/>
+          <w:numId w:val="52"/>
+        </w:numPr>
+        <w:spacing w:before="100" w:beforeAutospacing="1" w:after="100" w:afterAutospacing="1" w:line="240" w:lineRule="auto"/>
+        <w:rPr>
+          <w:sz w:val="28"/>
+          <w:szCs w:val="28"/>
+        </w:rPr>
+      </w:pPr>
+      <w:r>
+        <w:rPr>
+          <w:sz w:val="28"/>
+          <w:szCs w:val="28"/>
+        </w:rPr>
+        <w:t>The system displays a "No results found" message.</w:t>
+      </w:r>
+    </w:p>
+    <w:p>
+      <w:pPr>
+        <w:numPr>
+          <w:ilvl w:val="2"/>
+          <w:numId w:val="52"/>
+        </w:numPr>
+        <w:spacing w:before="100" w:beforeAutospacing="1" w:after="100" w:afterAutospacing="1" w:line="240" w:lineRule="auto"/>
+        <w:rPr>
+          <w:sz w:val="28"/>
+          <w:szCs w:val="28"/>
+        </w:rPr>
+      </w:pPr>
+      <w:r>
+        <w:rPr>
+          <w:sz w:val="28"/>
+          <w:szCs w:val="28"/>
+        </w:rPr>
+        <w:t>End of use case.</w:t>
+      </w:r>
+    </w:p>
+    <w:p>
+      <w:pPr>
+        <w:spacing w:after="0"/>
+        <w:rPr>
+          <w:sz w:val="28"/>
+          <w:szCs w:val="28"/>
+        </w:rPr>
+      </w:pPr>
+    </w:p>
+    <w:p>
+      <w:pPr>
+        <w:pStyle w:val="Heading4"/>
+        <w:rPr>
+          <w:sz w:val="28"/>
+          <w:szCs w:val="28"/>
+        </w:rPr>
+      </w:pPr>
+      <w:r>
+        <w:rPr>
+          <w:rStyle w:val="Strong"/>
+          <w:b w:val="0"/>
+          <w:bCs w:val="0"/>
+          <w:sz w:val="28"/>
+          <w:szCs w:val="28"/>
+        </w:rPr>
+        <w:t>UC-04: Customer Adds Equipment to Basket</w:t>
+      </w:r>
+    </w:p>
+    <w:p>
+      <w:pPr>
+        <w:numPr>
+          <w:ilvl w:val="0"/>
+          <w:numId w:val="53"/>
+        </w:numPr>
+        <w:spacing w:before="100" w:beforeAutospacing="1" w:after="100" w:afterAutospacing="1" w:line="240" w:lineRule="auto"/>
+        <w:rPr>
+          <w:sz w:val="28"/>
+          <w:szCs w:val="28"/>
+        </w:rPr>
+      </w:pPr>
+      <w:r>
+        <w:rPr>
+          <w:rStyle w:val="Strong"/>
+          <w:sz w:val="28"/>
+          <w:szCs w:val="28"/>
+        </w:rPr>
+        <w:t>FR:</w:t>
+      </w:r>
+      <w:r>
+        <w:rPr>
+          <w:sz w:val="28"/>
+          <w:szCs w:val="28"/>
+        </w:rPr>
+        <w:t xml:space="preserve"> 05, 06</w:t>
+      </w:r>
+    </w:p>
+    <w:p>
+      <w:pPr>
+        <w:numPr>
+          <w:ilvl w:val="0"/>
+          <w:numId w:val="53"/>
+        </w:numPr>
+        <w:spacing w:before="100" w:beforeAutospacing="1" w:after="100" w:afterAutospacing="1" w:line="240" w:lineRule="auto"/>
+        <w:rPr>
+          <w:sz w:val="28"/>
+          <w:szCs w:val="28"/>
+        </w:rPr>
+      </w:pPr>
+      <w:r>
+        <w:rPr>
+          <w:rStyle w:val="Strong"/>
+          <w:sz w:val="28"/>
+          <w:szCs w:val="28"/>
+        </w:rPr>
+        <w:t>Actor:</w:t>
+      </w:r>
+      <w:r>
+        <w:rPr>
+          <w:sz w:val="28"/>
+          <w:szCs w:val="28"/>
+        </w:rPr>
+        <w:t xml:space="preserve"> Customer</w:t>
+      </w:r>
+    </w:p>
+    <w:p>
+      <w:pPr>
+        <w:numPr>
+          <w:ilvl w:val="0"/>
+          <w:numId w:val="53"/>
+        </w:numPr>
+        <w:spacing w:before="100" w:beforeAutospacing="1" w:after="100" w:afterAutospacing="1" w:line="240" w:lineRule="auto"/>
+        <w:rPr>
+          <w:sz w:val="28"/>
+          <w:szCs w:val="28"/>
+        </w:rPr>
+      </w:pPr>
+      <w:r>
+        <w:rPr>
+          <w:rStyle w:val="Strong"/>
+          <w:sz w:val="28"/>
+          <w:szCs w:val="28"/>
+        </w:rPr>
+        <w:t>Pre-condition:</w:t>
+      </w:r>
+      <w:r>
+        <w:rPr>
+          <w:sz w:val="28"/>
+          <w:szCs w:val="28"/>
+        </w:rPr>
+        <w:t xml:space="preserve"> The customer must be logged in and have selected a reservation date.</w:t>
+      </w:r>
+    </w:p>
+    <w:p>
+      <w:pPr>
+        <w:numPr>
+          <w:ilvl w:val="0"/>
+          <w:numId w:val="53"/>
+        </w:numPr>
+        <w:spacing w:before="100" w:beforeAutospacing="1" w:after="100" w:afterAutospacing="1" w:line="240" w:lineRule="auto"/>
+        <w:rPr>
+          <w:sz w:val="28"/>
+          <w:szCs w:val="28"/>
+        </w:rPr>
+      </w:pPr>
+      <w:r>
+        <w:rPr>
+          <w:rStyle w:val="Strong"/>
+          <w:sz w:val="28"/>
+          <w:szCs w:val="28"/>
+        </w:rPr>
+        <w:t>Main Success Scenario:</w:t>
+      </w:r>
+    </w:p>
+    <w:p>
+      <w:pPr>
+        <w:numPr>
+          <w:ilvl w:val="1"/>
+          <w:numId w:val="53"/>
+        </w:numPr>
+        <w:spacing w:before="100" w:beforeAutospacing="1" w:after="100" w:afterAutospacing="1" w:line="240" w:lineRule="auto"/>
+        <w:rPr>
+          <w:sz w:val="28"/>
+          <w:szCs w:val="28"/>
+        </w:rPr>
+      </w:pPr>
+      <w:r>
+        <w:rPr>
+          <w:sz w:val="28"/>
+          <w:szCs w:val="28"/>
+        </w:rPr>
+        <w:t>Customer views the list of equipment.</w:t>
+      </w:r>
+    </w:p>
+    <w:p>
+      <w:pPr>
+        <w:numPr>
+          <w:ilvl w:val="1"/>
+          <w:numId w:val="53"/>
+        </w:numPr>
+        <w:spacing w:before="100" w:beforeAutospacing="1" w:after="100" w:afterAutospacing="1" w:line="240" w:lineRule="auto"/>
+        <w:rPr>
+          <w:sz w:val="28"/>
+          <w:szCs w:val="28"/>
+        </w:rPr>
+      </w:pPr>
+      <w:r>
+        <w:rPr>
+          <w:sz w:val="28"/>
+          <w:szCs w:val="28"/>
+        </w:rPr>
+        <w:t>Customer selects the desired equipment and adds it to the basket.</w:t>
+      </w:r>
+    </w:p>
+    <w:p>
+      <w:pPr>
+        <w:numPr>
+          <w:ilvl w:val="1"/>
+          <w:numId w:val="53"/>
+        </w:numPr>
+        <w:spacing w:before="100" w:beforeAutospacing="1" w:after="100" w:afterAutospacing="1" w:line="240" w:lineRule="auto"/>
+        <w:rPr>
+          <w:sz w:val="28"/>
+          <w:szCs w:val="28"/>
+        </w:rPr>
+      </w:pPr>
+      <w:r>
+        <w:rPr>
+          <w:sz w:val="28"/>
+          <w:szCs w:val="28"/>
+        </w:rPr>
+        <w:t>The system confirms the addition of the equipment to the basket.</w:t>
+      </w:r>
+    </w:p>
+    <w:p>
+      <w:pPr>
+        <w:numPr>
+          <w:ilvl w:val="0"/>
+          <w:numId w:val="53"/>
+        </w:numPr>
+        <w:spacing w:before="100" w:beforeAutospacing="1" w:after="100" w:afterAutospacing="1" w:line="240" w:lineRule="auto"/>
+        <w:rPr>
+          <w:sz w:val="28"/>
+          <w:szCs w:val="28"/>
+        </w:rPr>
+      </w:pPr>
+      <w:r>
+        <w:rPr>
+          <w:rStyle w:val="Strong"/>
+          <w:sz w:val="28"/>
+          <w:szCs w:val="28"/>
+        </w:rPr>
+        <w:t>Extensions:</w:t>
+      </w:r>
+    </w:p>
+    <w:p>
+      <w:pPr>
+        <w:numPr>
+          <w:ilvl w:val="1"/>
+          <w:numId w:val="54"/>
+        </w:numPr>
+        <w:spacing w:before="100" w:beforeAutospacing="1" w:after="100" w:afterAutospacing="1" w:line="240" w:lineRule="auto"/>
+        <w:rPr>
+          <w:sz w:val="28"/>
+          <w:szCs w:val="28"/>
+        </w:rPr>
+      </w:pPr>
+      <w:r>
+        <w:rPr>
+          <w:rStyle w:val="Strong"/>
+          <w:sz w:val="28"/>
+          <w:szCs w:val="28"/>
+        </w:rPr>
+        <w:t>2a. Equipment is not available for the selected date:</w:t>
+      </w:r>
+    </w:p>
+    <w:p>
+      <w:pPr>
+        <w:numPr>
+          <w:ilvl w:val="2"/>
+          <w:numId w:val="54"/>
+        </w:numPr>
+        <w:spacing w:before="100" w:beforeAutospacing="1" w:after="100" w:afterAutospacing="1" w:line="240" w:lineRule="auto"/>
+        <w:rPr>
+          <w:sz w:val="28"/>
+          <w:szCs w:val="28"/>
+        </w:rPr>
+      </w:pPr>
+      <w:r>
+        <w:rPr>
+          <w:sz w:val="28"/>
+          <w:szCs w:val="28"/>
+        </w:rPr>
+        <w:t>The system notifies the customer that the equipment is unavailable.</w:t>
+      </w:r>
+    </w:p>
+    <w:p>
+      <w:pPr>
+        <w:numPr>
+          <w:ilvl w:val="2"/>
+          <w:numId w:val="54"/>
+        </w:numPr>
+        <w:spacing w:before="100" w:beforeAutospacing="1" w:after="100" w:afterAutospacing="1" w:line="240" w:lineRule="auto"/>
+        <w:rPr>
+          <w:sz w:val="28"/>
+          <w:szCs w:val="28"/>
+        </w:rPr>
+      </w:pPr>
+      <w:r>
+        <w:rPr>
+          <w:sz w:val="28"/>
+          <w:szCs w:val="28"/>
+        </w:rPr>
+        <w:t>Return to MSS step 1.</w:t>
+      </w:r>
+    </w:p>
+    <w:p>
+      <w:pPr>
+        <w:spacing w:after="0"/>
+        <w:rPr>
+          <w:sz w:val="28"/>
+          <w:szCs w:val="28"/>
+        </w:rPr>
+      </w:pPr>
+    </w:p>
+    <w:p>
+      <w:pPr>
+        <w:pStyle w:val="Heading4"/>
+        <w:rPr>
+          <w:sz w:val="28"/>
+          <w:szCs w:val="28"/>
+        </w:rPr>
+      </w:pPr>
+      <w:r>
+        <w:rPr>
+          <w:rStyle w:val="Strong"/>
+          <w:b w:val="0"/>
+          <w:bCs w:val="0"/>
+          <w:sz w:val="28"/>
+          <w:szCs w:val="28"/>
+        </w:rPr>
+        <w:lastRenderedPageBreak/>
+        <w:t>UC-05: Customer Views Basket</w:t>
+      </w:r>
+    </w:p>
+    <w:p>
+      <w:pPr>
+        <w:numPr>
+          <w:ilvl w:val="0"/>
+          <w:numId w:val="55"/>
+        </w:numPr>
+        <w:spacing w:before="100" w:beforeAutospacing="1" w:after="100" w:afterAutospacing="1" w:line="240" w:lineRule="auto"/>
+        <w:rPr>
+          <w:sz w:val="28"/>
+          <w:szCs w:val="28"/>
+        </w:rPr>
+      </w:pPr>
+      <w:r>
+        <w:rPr>
+          <w:rStyle w:val="Strong"/>
+          <w:sz w:val="28"/>
+          <w:szCs w:val="28"/>
+        </w:rPr>
+        <w:t>FR:</w:t>
+      </w:r>
+      <w:r>
+        <w:rPr>
+          <w:sz w:val="28"/>
+          <w:szCs w:val="28"/>
+        </w:rPr>
+        <w:t xml:space="preserve"> 07</w:t>
+      </w:r>
+    </w:p>
+    <w:p>
+      <w:pPr>
+        <w:numPr>
+          <w:ilvl w:val="0"/>
+          <w:numId w:val="55"/>
+        </w:numPr>
+        <w:spacing w:before="100" w:beforeAutospacing="1" w:after="100" w:afterAutospacing="1" w:line="240" w:lineRule="auto"/>
+        <w:rPr>
+          <w:sz w:val="28"/>
+          <w:szCs w:val="28"/>
+        </w:rPr>
+      </w:pPr>
+      <w:r>
+        <w:rPr>
+          <w:rStyle w:val="Strong"/>
+          <w:sz w:val="28"/>
+          <w:szCs w:val="28"/>
+        </w:rPr>
+        <w:t>Actor:</w:t>
+      </w:r>
+      <w:r>
+        <w:rPr>
+          <w:sz w:val="28"/>
+          <w:szCs w:val="28"/>
+        </w:rPr>
+        <w:t xml:space="preserve"> Customer</w:t>
+      </w:r>
+    </w:p>
+    <w:p>
+      <w:pPr>
+        <w:numPr>
+          <w:ilvl w:val="0"/>
+          <w:numId w:val="55"/>
+        </w:numPr>
+        <w:spacing w:before="100" w:beforeAutospacing="1" w:after="100" w:afterAutospacing="1" w:line="240" w:lineRule="auto"/>
+        <w:rPr>
+          <w:sz w:val="28"/>
+          <w:szCs w:val="28"/>
+        </w:rPr>
+      </w:pPr>
+      <w:r>
+        <w:rPr>
+          <w:rStyle w:val="Strong"/>
+          <w:sz w:val="28"/>
+          <w:szCs w:val="28"/>
+        </w:rPr>
+        <w:t>Pre-condition:</w:t>
+      </w:r>
+      <w:r>
+        <w:rPr>
+          <w:sz w:val="28"/>
+          <w:szCs w:val="28"/>
+        </w:rPr>
+        <w:t xml:space="preserve"> The customer must have items in the basket.</w:t>
+      </w:r>
+    </w:p>
+    <w:p>
+      <w:pPr>
+        <w:numPr>
+          <w:ilvl w:val="0"/>
+          <w:numId w:val="55"/>
+        </w:numPr>
+        <w:spacing w:before="100" w:beforeAutospacing="1" w:after="100" w:afterAutospacing="1" w:line="240" w:lineRule="auto"/>
+        <w:rPr>
+          <w:sz w:val="28"/>
+          <w:szCs w:val="28"/>
+        </w:rPr>
+      </w:pPr>
+      <w:r>
+        <w:rPr>
+          <w:rStyle w:val="Strong"/>
+          <w:sz w:val="28"/>
+          <w:szCs w:val="28"/>
+        </w:rPr>
+        <w:t>Main Success Scenario:</w:t>
+      </w:r>
+    </w:p>
+    <w:p>
+      <w:pPr>
+        <w:numPr>
+          <w:ilvl w:val="1"/>
+          <w:numId w:val="55"/>
+        </w:numPr>
+        <w:spacing w:before="100" w:beforeAutospacing="1" w:after="100" w:afterAutospacing="1" w:line="240" w:lineRule="auto"/>
+        <w:rPr>
+          <w:sz w:val="28"/>
+          <w:szCs w:val="28"/>
+        </w:rPr>
+      </w:pPr>
+      <w:r>
+        <w:rPr>
+          <w:sz w:val="28"/>
+          <w:szCs w:val="28"/>
+        </w:rPr>
+        <w:t>Customer navigates to the basket overview page.</w:t>
+      </w:r>
+    </w:p>
+    <w:p>
+      <w:pPr>
+        <w:numPr>
+          <w:ilvl w:val="1"/>
+          <w:numId w:val="55"/>
+        </w:numPr>
+        <w:spacing w:before="100" w:beforeAutospacing="1" w:after="100" w:afterAutospacing="1" w:line="240" w:lineRule="auto"/>
+        <w:rPr>
+          <w:sz w:val="28"/>
+          <w:szCs w:val="28"/>
+        </w:rPr>
+      </w:pPr>
+      <w:r>
+        <w:rPr>
+          <w:sz w:val="28"/>
+          <w:szCs w:val="28"/>
+        </w:rPr>
+        <w:t>The system displays all items in the basket along with the selected reservation date, quantities, and prices.</w:t>
+      </w:r>
+    </w:p>
+    <w:p>
+      <w:pPr>
+        <w:numPr>
+          <w:ilvl w:val="1"/>
+          <w:numId w:val="55"/>
+        </w:numPr>
+        <w:spacing w:before="100" w:beforeAutospacing="1" w:after="100" w:afterAutospacing="1" w:line="240" w:lineRule="auto"/>
+        <w:rPr>
+          <w:sz w:val="28"/>
+          <w:szCs w:val="28"/>
+        </w:rPr>
+      </w:pPr>
+      <w:r>
+        <w:rPr>
+          <w:sz w:val="28"/>
+          <w:szCs w:val="28"/>
+        </w:rPr>
+        <w:t>Customer reviews the basket.</w:t>
+      </w:r>
+    </w:p>
+    <w:p>
+      <w:pPr>
+        <w:numPr>
+          <w:ilvl w:val="0"/>
+          <w:numId w:val="55"/>
+        </w:numPr>
+        <w:spacing w:before="100" w:beforeAutospacing="1" w:after="100" w:afterAutospacing="1" w:line="240" w:lineRule="auto"/>
+        <w:rPr>
+          <w:sz w:val="28"/>
+          <w:szCs w:val="28"/>
+        </w:rPr>
+      </w:pPr>
+      <w:r>
+        <w:rPr>
+          <w:rStyle w:val="Strong"/>
+          <w:sz w:val="28"/>
+          <w:szCs w:val="28"/>
+        </w:rPr>
+        <w:t>Extensions:</w:t>
+      </w:r>
+    </w:p>
+    <w:p>
+      <w:pPr>
+        <w:numPr>
+          <w:ilvl w:val="1"/>
+          <w:numId w:val="56"/>
+        </w:numPr>
+        <w:spacing w:before="100" w:beforeAutospacing="1" w:after="100" w:afterAutospacing="1" w:line="240" w:lineRule="auto"/>
+        <w:rPr>
+          <w:sz w:val="28"/>
+          <w:szCs w:val="28"/>
+        </w:rPr>
+      </w:pPr>
+      <w:r>
+        <w:rPr>
+          <w:rStyle w:val="Strong"/>
+          <w:sz w:val="28"/>
+          <w:szCs w:val="28"/>
+        </w:rPr>
+        <w:t>2a. Basket is empty:</w:t>
+      </w:r>
+    </w:p>
+    <w:p>
+      <w:pPr>
+        <w:numPr>
+          <w:ilvl w:val="2"/>
+          <w:numId w:val="56"/>
+        </w:numPr>
+        <w:spacing w:before="100" w:beforeAutospacing="1" w:after="100" w:afterAutospacing="1" w:line="240" w:lineRule="auto"/>
+        <w:rPr>
+          <w:sz w:val="28"/>
+          <w:szCs w:val="28"/>
+        </w:rPr>
+      </w:pPr>
+      <w:r>
+        <w:rPr>
+          <w:sz w:val="28"/>
+          <w:szCs w:val="28"/>
+        </w:rPr>
+        <w:t>The system displays a message indicating the basket is empty.</w:t>
+      </w:r>
+    </w:p>
+    <w:p>
+      <w:pPr>
+        <w:numPr>
+          <w:ilvl w:val="2"/>
+          <w:numId w:val="56"/>
+        </w:numPr>
+        <w:spacing w:before="100" w:beforeAutospacing="1" w:after="100" w:afterAutospacing="1" w:line="240" w:lineRule="auto"/>
+        <w:rPr>
+          <w:sz w:val="28"/>
+          <w:szCs w:val="28"/>
+        </w:rPr>
+      </w:pPr>
+      <w:r>
+        <w:rPr>
+          <w:sz w:val="28"/>
+          <w:szCs w:val="28"/>
+        </w:rPr>
+        <w:t>End of use case.</w:t>
+      </w:r>
+    </w:p>
+    <w:p>
+      <w:pPr>
+        <w:spacing w:after="0"/>
+        <w:rPr>
+          <w:sz w:val="28"/>
+          <w:szCs w:val="28"/>
+        </w:rPr>
+      </w:pPr>
+    </w:p>
+    <w:p>
+      <w:pPr>
+        <w:pStyle w:val="Heading4"/>
+        <w:rPr>
+          <w:sz w:val="28"/>
+          <w:szCs w:val="28"/>
+        </w:rPr>
+      </w:pPr>
+      <w:r>
+        <w:rPr>
+          <w:rStyle w:val="Strong"/>
+          <w:b w:val="0"/>
+          <w:bCs w:val="0"/>
+          <w:sz w:val="28"/>
+          <w:szCs w:val="28"/>
+        </w:rPr>
+        <w:t>UC-06: Customer Creates a Reservation</w:t>
+      </w:r>
+    </w:p>
+    <w:p>
+      <w:pPr>
+        <w:numPr>
+          <w:ilvl w:val="0"/>
+          <w:numId w:val="57"/>
+        </w:numPr>
+        <w:spacing w:before="100" w:beforeAutospacing="1" w:after="100" w:afterAutospacing="1" w:line="240" w:lineRule="auto"/>
+        <w:rPr>
+          <w:sz w:val="28"/>
+          <w:szCs w:val="28"/>
+        </w:rPr>
+      </w:pPr>
+      <w:r>
+        <w:rPr>
+          <w:rStyle w:val="Strong"/>
+          <w:sz w:val="28"/>
+          <w:szCs w:val="28"/>
+        </w:rPr>
+        <w:t>FR:</w:t>
+      </w:r>
+      <w:r>
+        <w:rPr>
+          <w:sz w:val="28"/>
+          <w:szCs w:val="28"/>
+        </w:rPr>
+        <w:t xml:space="preserve"> 08, 09</w:t>
+      </w:r>
+    </w:p>
+    <w:p>
+      <w:pPr>
+        <w:numPr>
+          <w:ilvl w:val="0"/>
+          <w:numId w:val="57"/>
+        </w:numPr>
+        <w:spacing w:before="100" w:beforeAutospacing="1" w:after="100" w:afterAutospacing="1" w:line="240" w:lineRule="auto"/>
+        <w:rPr>
+          <w:sz w:val="28"/>
+          <w:szCs w:val="28"/>
+        </w:rPr>
+      </w:pPr>
+      <w:r>
+        <w:rPr>
+          <w:rStyle w:val="Strong"/>
+          <w:sz w:val="28"/>
+          <w:szCs w:val="28"/>
+        </w:rPr>
+        <w:t>Actor:</w:t>
+      </w:r>
+      <w:r>
+        <w:rPr>
+          <w:sz w:val="28"/>
+          <w:szCs w:val="28"/>
+        </w:rPr>
+        <w:t xml:space="preserve"> Customer</w:t>
+      </w:r>
+    </w:p>
+    <w:p>
+      <w:pPr>
+        <w:numPr>
+          <w:ilvl w:val="0"/>
+          <w:numId w:val="57"/>
+        </w:numPr>
+        <w:spacing w:before="100" w:beforeAutospacing="1" w:after="100" w:afterAutospacing="1" w:line="240" w:lineRule="auto"/>
+        <w:rPr>
+          <w:sz w:val="28"/>
+          <w:szCs w:val="28"/>
+        </w:rPr>
+      </w:pPr>
+      <w:r>
+        <w:rPr>
+          <w:rStyle w:val="Strong"/>
+          <w:sz w:val="28"/>
+          <w:szCs w:val="28"/>
+        </w:rPr>
+        <w:t>Pre-condition:</w:t>
+      </w:r>
+      <w:r>
+        <w:rPr>
+          <w:sz w:val="28"/>
+          <w:szCs w:val="28"/>
+        </w:rPr>
+        <w:t xml:space="preserve"> The customer must have items in the basket and be logged in.</w:t>
+      </w:r>
+    </w:p>
+    <w:p>
+      <w:pPr>
+        <w:numPr>
+          <w:ilvl w:val="0"/>
+          <w:numId w:val="57"/>
+        </w:numPr>
+        <w:spacing w:before="100" w:beforeAutospacing="1" w:after="100" w:afterAutospacing="1" w:line="240" w:lineRule="auto"/>
+        <w:rPr>
+          <w:sz w:val="28"/>
+          <w:szCs w:val="28"/>
+        </w:rPr>
+      </w:pPr>
+      <w:r>
+        <w:rPr>
+          <w:rStyle w:val="Strong"/>
+          <w:sz w:val="28"/>
+          <w:szCs w:val="28"/>
+        </w:rPr>
+        <w:t>Main Success Scenario:</w:t>
+      </w:r>
+    </w:p>
+    <w:p>
+      <w:pPr>
+        <w:numPr>
+          <w:ilvl w:val="1"/>
+          <w:numId w:val="57"/>
+        </w:numPr>
+        <w:spacing w:before="100" w:beforeAutospacing="1" w:after="100" w:afterAutospacing="1" w:line="240" w:lineRule="auto"/>
+        <w:rPr>
+          <w:sz w:val="28"/>
+          <w:szCs w:val="28"/>
+        </w:rPr>
+      </w:pPr>
+      <w:r>
+        <w:rPr>
+          <w:sz w:val="28"/>
+          <w:szCs w:val="28"/>
+        </w:rPr>
+        <w:t>Customer navigates to the basket overview page.</w:t>
+      </w:r>
+    </w:p>
+    <w:p>
+      <w:pPr>
+        <w:numPr>
+          <w:ilvl w:val="1"/>
+          <w:numId w:val="57"/>
+        </w:numPr>
+        <w:spacing w:before="100" w:beforeAutospacing="1" w:after="100" w:afterAutospacing="1" w:line="240" w:lineRule="auto"/>
+        <w:rPr>
+          <w:sz w:val="28"/>
+          <w:szCs w:val="28"/>
+        </w:rPr>
+      </w:pPr>
+      <w:r>
+        <w:rPr>
+          <w:sz w:val="28"/>
+          <w:szCs w:val="28"/>
+        </w:rPr>
+        <w:t>Customer confirms the reservation details.</w:t>
+      </w:r>
+    </w:p>
+    <w:p>
+      <w:pPr>
+        <w:numPr>
+          <w:ilvl w:val="1"/>
+          <w:numId w:val="57"/>
+        </w:numPr>
+        <w:spacing w:before="100" w:beforeAutospacing="1" w:after="100" w:afterAutospacing="1" w:line="240" w:lineRule="auto"/>
+        <w:rPr>
+          <w:sz w:val="28"/>
+          <w:szCs w:val="28"/>
+        </w:rPr>
+      </w:pPr>
+      <w:r>
+        <w:rPr>
+          <w:sz w:val="28"/>
+          <w:szCs w:val="28"/>
+        </w:rPr>
+        <w:t>The system processes the reservation and saves it.</w:t>
+      </w:r>
+    </w:p>
+    <w:p>
+      <w:pPr>
+        <w:numPr>
+          <w:ilvl w:val="1"/>
+          <w:numId w:val="57"/>
+        </w:numPr>
+        <w:spacing w:before="100" w:beforeAutospacing="1" w:after="100" w:afterAutospacing="1" w:line="240" w:lineRule="auto"/>
+        <w:rPr>
+          <w:sz w:val="28"/>
+          <w:szCs w:val="28"/>
+        </w:rPr>
+      </w:pPr>
+      <w:r>
+        <w:rPr>
+          <w:sz w:val="28"/>
+          <w:szCs w:val="28"/>
+        </w:rPr>
+        <w:t>The system confirms the successful creation of the reservation and displays the reservation details.</w:t>
+      </w:r>
+    </w:p>
+    <w:p>
+      <w:pPr>
+        <w:numPr>
+          <w:ilvl w:val="0"/>
+          <w:numId w:val="57"/>
+        </w:numPr>
+        <w:spacing w:before="100" w:beforeAutospacing="1" w:after="100" w:afterAutospacing="1" w:line="240" w:lineRule="auto"/>
+        <w:rPr>
+          <w:sz w:val="28"/>
+          <w:szCs w:val="28"/>
+        </w:rPr>
+      </w:pPr>
+      <w:r>
+        <w:rPr>
+          <w:rStyle w:val="Strong"/>
+          <w:sz w:val="28"/>
+          <w:szCs w:val="28"/>
+        </w:rPr>
+        <w:t>Extensions:</w:t>
+      </w:r>
+    </w:p>
+    <w:p>
+      <w:pPr>
+        <w:numPr>
+          <w:ilvl w:val="1"/>
+          <w:numId w:val="58"/>
+        </w:numPr>
+        <w:spacing w:before="100" w:beforeAutospacing="1" w:after="100" w:afterAutospacing="1" w:line="240" w:lineRule="auto"/>
+        <w:rPr>
+          <w:sz w:val="28"/>
+          <w:szCs w:val="28"/>
+        </w:rPr>
+      </w:pPr>
+      <w:r>
+        <w:rPr>
+          <w:rStyle w:val="Strong"/>
+          <w:sz w:val="28"/>
+          <w:szCs w:val="28"/>
+        </w:rPr>
+        <w:t>3a. Reservation fails due to invalid details:</w:t>
+      </w:r>
+    </w:p>
+    <w:p>
+      <w:pPr>
+        <w:numPr>
+          <w:ilvl w:val="2"/>
+          <w:numId w:val="58"/>
+        </w:numPr>
+        <w:spacing w:before="100" w:beforeAutospacing="1" w:after="100" w:afterAutospacing="1" w:line="240" w:lineRule="auto"/>
+        <w:rPr>
+          <w:sz w:val="28"/>
+          <w:szCs w:val="28"/>
+        </w:rPr>
+      </w:pPr>
+      <w:r>
+        <w:rPr>
+          <w:sz w:val="28"/>
+          <w:szCs w:val="28"/>
+        </w:rPr>
+        <w:t>The system displays an error message.</w:t>
+      </w:r>
+    </w:p>
+    <w:p>
+      <w:pPr>
+        <w:numPr>
+          <w:ilvl w:val="2"/>
+          <w:numId w:val="58"/>
+        </w:numPr>
+        <w:spacing w:before="100" w:beforeAutospacing="1" w:after="100" w:afterAutospacing="1" w:line="240" w:lineRule="auto"/>
+        <w:rPr>
+          <w:sz w:val="28"/>
+          <w:szCs w:val="28"/>
+        </w:rPr>
+      </w:pPr>
+      <w:r>
+        <w:rPr>
+          <w:sz w:val="28"/>
+          <w:szCs w:val="28"/>
+        </w:rPr>
+        <w:t>Return to MSS step 2.</w:t>
+      </w:r>
+    </w:p>
+    <w:p>
+      <w:pPr>
+        <w:numPr>
+          <w:ilvl w:val="1"/>
+          <w:numId w:val="58"/>
+        </w:numPr>
+        <w:spacing w:before="100" w:beforeAutospacing="1" w:after="100" w:afterAutospacing="1" w:line="240" w:lineRule="auto"/>
+        <w:rPr>
+          <w:sz w:val="28"/>
+          <w:szCs w:val="28"/>
+        </w:rPr>
+      </w:pPr>
+      <w:r>
+        <w:rPr>
+          <w:rStyle w:val="Strong"/>
+          <w:sz w:val="28"/>
+          <w:szCs w:val="28"/>
+        </w:rPr>
+        <w:t>3b. Equipment is no longer available for the selected date:</w:t>
+      </w:r>
+    </w:p>
+    <w:p>
+      <w:pPr>
+        <w:numPr>
+          <w:ilvl w:val="2"/>
+          <w:numId w:val="58"/>
+        </w:numPr>
+        <w:spacing w:before="100" w:beforeAutospacing="1" w:after="100" w:afterAutospacing="1" w:line="240" w:lineRule="auto"/>
+        <w:rPr>
+          <w:sz w:val="28"/>
+          <w:szCs w:val="28"/>
+        </w:rPr>
+      </w:pPr>
+      <w:r>
+        <w:rPr>
+          <w:sz w:val="28"/>
+          <w:szCs w:val="28"/>
+        </w:rPr>
+        <w:t>The system notifies the customer.</w:t>
+      </w:r>
+    </w:p>
+    <w:p>
+      <w:pPr>
+        <w:numPr>
+          <w:ilvl w:val="2"/>
+          <w:numId w:val="58"/>
+        </w:numPr>
+        <w:spacing w:before="100" w:beforeAutospacing="1" w:after="100" w:afterAutospacing="1" w:line="240" w:lineRule="auto"/>
+        <w:rPr>
+          <w:sz w:val="28"/>
+          <w:szCs w:val="28"/>
+        </w:rPr>
+      </w:pPr>
+      <w:r>
+        <w:rPr>
+          <w:sz w:val="28"/>
+          <w:szCs w:val="28"/>
+        </w:rPr>
+        <w:t>Return to MSS step 1.</w:t>
+      </w:r>
+    </w:p>
+    <w:p>
+      <w:pPr>
+        <w:spacing w:before="100" w:beforeAutospacing="1" w:after="100" w:afterAutospacing="1" w:line="240" w:lineRule="auto"/>
+        <w:ind w:left="2160"/>
+      </w:pPr>
+    </w:p>
+    <w:p>
+      <w:pPr>
+        <w:pStyle w:val="Heading1"/>
+        <w:jc w:val="center"/>
+      </w:pPr>
+      <w:bookmarkStart w:id="32" w:name="_Toc183780049"/>
       <w:bookmarkStart w:id="33" w:name="_Toc219687339"/>
-      <w:bookmarkStart w:id="34" w:name="_Toc179987124"/>
-      <w:r>
-        <w:lastRenderedPageBreak/>
-        <w:t>4. GUI for Desktop Application</w:t>
-      </w:r>
+    </w:p>
+    <w:p>
+      <w:pPr>
+        <w:pStyle w:val="Heading1"/>
+        <w:jc w:val="center"/>
+      </w:pPr>
+    </w:p>
+    <w:p>
+      <w:pPr>
+        <w:pStyle w:val="Heading1"/>
+        <w:jc w:val="center"/>
+      </w:pPr>
+    </w:p>
+    <w:p>
+      <w:pPr>
+        <w:pStyle w:val="Heading1"/>
+        <w:jc w:val="center"/>
+      </w:pPr>
+      <w:r>
+        <w:t>5</w:t>
+      </w:r>
+      <w:r>
+        <w:t>. GUI for Desktop Application</w:t>
+      </w:r>
+      <w:bookmarkEnd w:id="32"/>
     </w:p>
     <w:p>
       <w:pPr>
@@ -6160,6 +8517,7 @@
       <w:pPr>
         <w:pStyle w:val="Heading2"/>
       </w:pPr>
+      <w:bookmarkStart w:id="34" w:name="_Toc183780050"/>
       <w:r>
         <w:t>Login screen</w:t>
       </w:r>
@@ -6228,7 +8586,7 @@
         <w:pStyle w:val="Heading2"/>
       </w:pPr>
       <w:bookmarkStart w:id="35" w:name="_Toc1014660495"/>
-      <w:bookmarkStart w:id="36" w:name="_Toc179987125"/>
+      <w:bookmarkStart w:id="36" w:name="_Toc183780051"/>
       <w:r>
         <w:lastRenderedPageBreak/>
         <w:t>Main Menu</w:t>
@@ -6242,10 +8600,18 @@
           <w:noProof/>
         </w:rPr>
         <w:drawing>
-          <wp:inline distT="0" distB="0" distL="0" distR="0" wp14:anchorId="26A6F765" wp14:editId="31DEDECE">
-            <wp:extent cx="5972810" cy="3540760"/>
-            <wp:effectExtent l="0" t="0" r="8890" b="2540"/>
-            <wp:docPr id="792018439" name="Picture 1" descr="A screenshot of a computer&#10;&#10;Description automatically generated"/>
+          <wp:anchor distT="0" distB="0" distL="114300" distR="114300" simplePos="0" relativeHeight="251661313" behindDoc="0" locked="0" layoutInCell="1" allowOverlap="1" wp14:anchorId="6683A22C" wp14:editId="4D8BD693">
+            <wp:simplePos x="0" y="0"/>
+            <wp:positionH relativeFrom="margin">
+              <wp:align>left</wp:align>
+            </wp:positionH>
+            <wp:positionV relativeFrom="paragraph">
+              <wp:posOffset>339725</wp:posOffset>
+            </wp:positionV>
+            <wp:extent cx="3053715" cy="3543300"/>
+            <wp:effectExtent l="0" t="0" r="0" b="0"/>
+            <wp:wrapTopAndBottom/>
+            <wp:docPr id="1055041668" name="Picture 1"/>
             <wp:cNvGraphicFramePr>
               <a:graphicFrameLocks xmlns:a="http://schemas.openxmlformats.org/drawingml/2006/main" noChangeAspect="1"/>
             </wp:cNvGraphicFramePr>
@@ -6253,11 +8619,17 @@
               <a:graphicData uri="http://schemas.openxmlformats.org/drawingml/2006/picture">
                 <pic:pic xmlns:pic="http://schemas.openxmlformats.org/drawingml/2006/picture">
                   <pic:nvPicPr>
-                    <pic:cNvPr id="792018439" name="Picture 1" descr="A screenshot of a computer&#10;&#10;Description automatically generated"/>
+                    <pic:cNvPr id="1055041668" name=""/>
                     <pic:cNvPicPr/>
                   </pic:nvPicPr>
                   <pic:blipFill>
-                    <a:blip r:embed="rId13"/>
+                    <a:blip r:embed="rId13">
+                      <a:extLst>
+                        <a:ext uri="{28A0092B-C50C-407E-A947-70E740481C1C}">
+                          <a14:useLocalDpi xmlns:a14="http://schemas.microsoft.com/office/drawing/2010/main" val="0"/>
+                        </a:ext>
+                      </a:extLst>
+                    </a:blip>
                     <a:stretch>
                       <a:fillRect/>
                     </a:stretch>
@@ -6265,7 +8637,146 @@
                   <pic:spPr>
                     <a:xfrm>
                       <a:off x="0" y="0"/>
-                      <a:ext cx="5972810" cy="3540760"/>
+                      <a:ext cx="3053715" cy="3543300"/>
+                    </a:xfrm>
+                    <a:prstGeom prst="rect">
+                      <a:avLst/>
+                    </a:prstGeom>
+                  </pic:spPr>
+                </pic:pic>
+              </a:graphicData>
+            </a:graphic>
+          </wp:anchor>
+        </w:drawing>
+      </w:r>
+    </w:p>
+    <w:p/>
+    <w:p>
+      <w:r>
+        <w:t>T</w:t>
+      </w:r>
+      <w:r>
+        <w:t xml:space="preserve">his page allows the user to choose which </w:t>
+      </w:r>
+      <w:r>
+        <w:t>kind of task they want to do. Each of the buttons leads to a different part of the application</w:t>
+      </w:r>
+      <w:r>
+        <w:t>.</w:t>
+      </w:r>
+      <w:r>
+        <w:t xml:space="preserve"> </w:t>
+      </w:r>
+    </w:p>
+    <w:p/>
+    <w:p>
+      <w:pPr>
+        <w:pStyle w:val="Heading2"/>
+      </w:pPr>
+      <w:bookmarkStart w:id="37" w:name="_Toc183780052"/>
+      <w:r>
+        <w:rPr>
+          <w:noProof/>
+        </w:rPr>
+        <w:lastRenderedPageBreak/>
+        <w:drawing>
+          <wp:anchor distT="0" distB="0" distL="114300" distR="114300" simplePos="0" relativeHeight="251660289" behindDoc="0" locked="0" layoutInCell="1" allowOverlap="1" wp14:anchorId="0E1B9431" wp14:editId="2F672D8A">
+            <wp:simplePos x="0" y="0"/>
+            <wp:positionH relativeFrom="margin">
+              <wp:posOffset>-414020</wp:posOffset>
+            </wp:positionH>
+            <wp:positionV relativeFrom="paragraph">
+              <wp:posOffset>288925</wp:posOffset>
+            </wp:positionV>
+            <wp:extent cx="6724650" cy="2700131"/>
+            <wp:effectExtent l="0" t="0" r="0" b="5080"/>
+            <wp:wrapTopAndBottom/>
+            <wp:docPr id="2069918071" name="Picture 1"/>
+            <wp:cNvGraphicFramePr>
+              <a:graphicFrameLocks xmlns:a="http://schemas.openxmlformats.org/drawingml/2006/main" noChangeAspect="1"/>
+            </wp:cNvGraphicFramePr>
+            <a:graphic xmlns:a="http://schemas.openxmlformats.org/drawingml/2006/main">
+              <a:graphicData uri="http://schemas.openxmlformats.org/drawingml/2006/picture">
+                <pic:pic xmlns:pic="http://schemas.openxmlformats.org/drawingml/2006/picture">
+                  <pic:nvPicPr>
+                    <pic:cNvPr id="2069918071" name=""/>
+                    <pic:cNvPicPr/>
+                  </pic:nvPicPr>
+                  <pic:blipFill>
+                    <a:blip r:embed="rId14">
+                      <a:extLst>
+                        <a:ext uri="{28A0092B-C50C-407E-A947-70E740481C1C}">
+                          <a14:useLocalDpi xmlns:a14="http://schemas.microsoft.com/office/drawing/2010/main" val="0"/>
+                        </a:ext>
+                      </a:extLst>
+                    </a:blip>
+                    <a:stretch>
+                      <a:fillRect/>
+                    </a:stretch>
+                  </pic:blipFill>
+                  <pic:spPr>
+                    <a:xfrm>
+                      <a:off x="0" y="0"/>
+                      <a:ext cx="6724650" cy="2700131"/>
+                    </a:xfrm>
+                    <a:prstGeom prst="rect">
+                      <a:avLst/>
+                    </a:prstGeom>
+                  </pic:spPr>
+                </pic:pic>
+              </a:graphicData>
+            </a:graphic>
+            <wp14:sizeRelH relativeFrom="margin">
+              <wp14:pctWidth>0</wp14:pctWidth>
+            </wp14:sizeRelH>
+            <wp14:sizeRelV relativeFrom="margin">
+              <wp14:pctHeight>0</wp14:pctHeight>
+            </wp14:sizeRelV>
+          </wp:anchor>
+        </w:drawing>
+      </w:r>
+      <w:r>
+        <w:t>Equipment management</w:t>
+      </w:r>
+      <w:bookmarkEnd w:id="37"/>
+    </w:p>
+    <w:p/>
+    <w:p>
+      <w:r>
+        <w:t>This page allows the user the list of the equipment.</w:t>
+      </w:r>
+    </w:p>
+    <w:p/>
+    <w:p>
+      <w:r>
+        <w:rPr>
+          <w:noProof/>
+        </w:rPr>
+        <w:drawing>
+          <wp:inline distT="0" distB="0" distL="0" distR="0" wp14:anchorId="0B156E08" wp14:editId="4C05910E">
+            <wp:extent cx="4314825" cy="3935766"/>
+            <wp:effectExtent l="0" t="0" r="0" b="7620"/>
+            <wp:docPr id="2040026833" name="Picture 1"/>
+            <wp:cNvGraphicFramePr>
+              <a:graphicFrameLocks xmlns:a="http://schemas.openxmlformats.org/drawingml/2006/main" noChangeAspect="1"/>
+            </wp:cNvGraphicFramePr>
+            <a:graphic xmlns:a="http://schemas.openxmlformats.org/drawingml/2006/main">
+              <a:graphicData uri="http://schemas.openxmlformats.org/drawingml/2006/picture">
+                <pic:pic xmlns:pic="http://schemas.openxmlformats.org/drawingml/2006/picture">
+                  <pic:nvPicPr>
+                    <pic:cNvPr id="2040026833" name=""/>
+                    <pic:cNvPicPr/>
+                  </pic:nvPicPr>
+                  <pic:blipFill>
+                    <a:blip r:embed="rId15"/>
+                    <a:stretch>
+                      <a:fillRect/>
+                    </a:stretch>
+                  </pic:blipFill>
+                  <pic:spPr>
+                    <a:xfrm>
+                      <a:off x="0" y="0"/>
+                      <a:ext cx="4316491" cy="3937286"/>
                     </a:xfrm>
                     <a:prstGeom prst="rect">
                       <a:avLst/>
@@ -6280,45 +8791,21 @@
     </w:p>
     <w:p>
       <w:r>
-        <w:t xml:space="preserve">While it does not have any specific functionality of its own, this page allows the user to choose which </w:t>
-      </w:r>
-      <w:r>
-        <w:t>kind of task they want to do. Each of the buttons leads to a different part of the application</w:t>
-      </w:r>
-      <w:r>
-        <w:t>.</w:t>
-      </w:r>
-      <w:r>
-        <w:t xml:space="preserve"> </w:t>
+        <w:t>This window allows the user to Add equipment.</w:t>
       </w:r>
     </w:p>
     <w:p/>
     <w:p/>
     <w:p/>
-    <w:p/>
-    <w:p/>
-    <w:p/>
-    <w:p/>
-    <w:p/>
-    <w:p/>
-    <w:p/>
-    <w:p/>
-    <w:p/>
     <w:p>
       <w:pPr>
         <w:pStyle w:val="Heading1"/>
         <w:jc w:val="center"/>
       </w:pPr>
-      <w:bookmarkStart w:id="37" w:name="_Toc1733357718"/>
-      <w:bookmarkStart w:id="38" w:name="_Toc179987126"/>
-      <w:r>
-        <w:lastRenderedPageBreak/>
-        <w:t>4.</w:t>
-      </w:r>
-      <w:r>
-        <w:t xml:space="preserve"> GUI for Website</w:t>
-      </w:r>
-      <w:bookmarkEnd w:id="37"/>
+      <w:bookmarkStart w:id="38" w:name="_Toc183780053"/>
+      <w:r>
+        <w:t>4. GUI for Website</w:t>
+      </w:r>
       <w:bookmarkEnd w:id="38"/>
     </w:p>
     <w:p/>
@@ -6330,7 +8817,7 @@
         </w:rPr>
       </w:pPr>
       <w:bookmarkStart w:id="39" w:name="_Toc838824218"/>
-      <w:bookmarkStart w:id="40" w:name="_Toc179987127"/>
+      <w:bookmarkStart w:id="40" w:name="_Toc183780054"/>
       <w:r>
         <w:t>Login page</w:t>
       </w:r>
@@ -6358,7 +8845,7 @@
                     <pic:cNvPicPr/>
                   </pic:nvPicPr>
                   <pic:blipFill>
-                    <a:blip r:embed="rId14"/>
+                    <a:blip r:embed="rId16"/>
                     <a:stretch>
                       <a:fillRect/>
                     </a:stretch>
@@ -6385,7 +8872,6 @@
       </w:r>
     </w:p>
     <w:p/>
-    <w:p/>
     <w:p>
       <w:pPr>
         <w:pStyle w:val="Heading2"/>
@@ -6394,7 +8880,7 @@
         </w:rPr>
       </w:pPr>
       <w:bookmarkStart w:id="41" w:name="_Toc2135568952"/>
-      <w:bookmarkStart w:id="42" w:name="_Toc179987128"/>
+      <w:bookmarkStart w:id="42" w:name="_Toc183780055"/>
       <w:r>
         <w:t>Personal information</w:t>
       </w:r>
@@ -6422,7 +8908,7 @@
                     <pic:cNvPicPr/>
                   </pic:nvPicPr>
                   <pic:blipFill>
-                    <a:blip r:embed="rId15"/>
+                    <a:blip r:embed="rId17"/>
                     <a:stretch>
                       <a:fillRect/>
                     </a:stretch>
@@ -6445,15 +8931,253 @@
     </w:p>
     <w:p>
       <w:r>
+        <w:lastRenderedPageBreak/>
         <w:t>An overview of the details of the employee who is currently logged in.</w:t>
       </w:r>
     </w:p>
+    <w:p>
+      <w:pPr>
+        <w:pStyle w:val="Heading2"/>
+        <w:rPr>
+          <w:rFonts w:ascii="Calibri Light" w:eastAsia="Yu Gothic Light" w:hAnsi="Calibri Light" w:cs="Times New Roman"/>
+        </w:rPr>
+      </w:pPr>
+      <w:bookmarkStart w:id="43" w:name="_Toc183780056"/>
+      <w:r>
+        <w:t>Home page</w:t>
+      </w:r>
+      <w:bookmarkEnd w:id="43"/>
+    </w:p>
     <w:p/>
+    <w:p>
+      <w:r>
+        <w:rPr>
+          <w:noProof/>
+        </w:rPr>
+        <w:drawing>
+          <wp:inline distT="0" distB="0" distL="0" distR="0" wp14:anchorId="5457E2C0" wp14:editId="208719D6">
+            <wp:extent cx="5972810" cy="2762885"/>
+            <wp:effectExtent l="0" t="0" r="8890" b="0"/>
+            <wp:docPr id="803135029" name="Picture 1"/>
+            <wp:cNvGraphicFramePr>
+              <a:graphicFrameLocks xmlns:a="http://schemas.openxmlformats.org/drawingml/2006/main" noChangeAspect="1"/>
+            </wp:cNvGraphicFramePr>
+            <a:graphic xmlns:a="http://schemas.openxmlformats.org/drawingml/2006/main">
+              <a:graphicData uri="http://schemas.openxmlformats.org/drawingml/2006/picture">
+                <pic:pic xmlns:pic="http://schemas.openxmlformats.org/drawingml/2006/picture">
+                  <pic:nvPicPr>
+                    <pic:cNvPr id="803135029" name=""/>
+                    <pic:cNvPicPr/>
+                  </pic:nvPicPr>
+                  <pic:blipFill>
+                    <a:blip r:embed="rId18"/>
+                    <a:stretch>
+                      <a:fillRect/>
+                    </a:stretch>
+                  </pic:blipFill>
+                  <pic:spPr>
+                    <a:xfrm>
+                      <a:off x="0" y="0"/>
+                      <a:ext cx="5972810" cy="2762885"/>
+                    </a:xfrm>
+                    <a:prstGeom prst="rect">
+                      <a:avLst/>
+                    </a:prstGeom>
+                  </pic:spPr>
+                </pic:pic>
+              </a:graphicData>
+            </a:graphic>
+          </wp:inline>
+        </w:drawing>
+      </w:r>
+    </w:p>
+    <w:p/>
+    <w:p>
+      <w:pPr>
+        <w:tabs>
+          <w:tab w:val="left" w:pos="1965"/>
+        </w:tabs>
+      </w:pPr>
+      <w:r>
+        <w:t>Landing page when the website is opened</w:t>
+      </w:r>
+    </w:p>
+    <w:p>
+      <w:pPr>
+        <w:tabs>
+          <w:tab w:val="left" w:pos="1965"/>
+        </w:tabs>
+      </w:pPr>
+    </w:p>
+    <w:p>
+      <w:pPr>
+        <w:pStyle w:val="Heading2"/>
+      </w:pPr>
+      <w:bookmarkStart w:id="44" w:name="_Toc183780057"/>
+      <w:r>
+        <w:t>Equipment list page</w:t>
+      </w:r>
+      <w:bookmarkEnd w:id="44"/>
+    </w:p>
+    <w:p/>
+    <w:p>
+      <w:pPr>
+        <w:tabs>
+          <w:tab w:val="left" w:pos="1965"/>
+        </w:tabs>
+      </w:pPr>
+      <w:r>
+        <w:rPr>
+          <w:noProof/>
+        </w:rPr>
+        <w:drawing>
+          <wp:inline distT="0" distB="0" distL="0" distR="0" wp14:anchorId="33BB527F" wp14:editId="4A214296">
+            <wp:extent cx="5972810" cy="2776855"/>
+            <wp:effectExtent l="0" t="0" r="8890" b="4445"/>
+            <wp:docPr id="200678398" name="Picture 1"/>
+            <wp:cNvGraphicFramePr>
+              <a:graphicFrameLocks xmlns:a="http://schemas.openxmlformats.org/drawingml/2006/main" noChangeAspect="1"/>
+            </wp:cNvGraphicFramePr>
+            <a:graphic xmlns:a="http://schemas.openxmlformats.org/drawingml/2006/main">
+              <a:graphicData uri="http://schemas.openxmlformats.org/drawingml/2006/picture">
+                <pic:pic xmlns:pic="http://schemas.openxmlformats.org/drawingml/2006/picture">
+                  <pic:nvPicPr>
+                    <pic:cNvPr id="200678398" name=""/>
+                    <pic:cNvPicPr/>
+                  </pic:nvPicPr>
+                  <pic:blipFill>
+                    <a:blip r:embed="rId19"/>
+                    <a:stretch>
+                      <a:fillRect/>
+                    </a:stretch>
+                  </pic:blipFill>
+                  <pic:spPr>
+                    <a:xfrm>
+                      <a:off x="0" y="0"/>
+                      <a:ext cx="5972810" cy="2776855"/>
+                    </a:xfrm>
+                    <a:prstGeom prst="rect">
+                      <a:avLst/>
+                    </a:prstGeom>
+                  </pic:spPr>
+                </pic:pic>
+              </a:graphicData>
+            </a:graphic>
+          </wp:inline>
+        </w:drawing>
+      </w:r>
+    </w:p>
+    <w:p>
+      <w:pPr>
+        <w:tabs>
+          <w:tab w:val="left" w:pos="1965"/>
+        </w:tabs>
+      </w:pPr>
+    </w:p>
+    <w:p>
+      <w:pPr>
+        <w:tabs>
+          <w:tab w:val="left" w:pos="1965"/>
+        </w:tabs>
+      </w:pPr>
+      <w:r>
+        <w:lastRenderedPageBreak/>
+        <w:t>Equipment page where all equipment is displayed.</w:t>
+      </w:r>
+    </w:p>
+    <w:p>
+      <w:pPr>
+        <w:tabs>
+          <w:tab w:val="left" w:pos="1965"/>
+        </w:tabs>
+      </w:pPr>
+    </w:p>
+    <w:p>
+      <w:pPr>
+        <w:pStyle w:val="Heading2"/>
+      </w:pPr>
+      <w:bookmarkStart w:id="45" w:name="_Toc183780058"/>
+      <w:r>
+        <w:t>Detailed product view page of the selected equipment</w:t>
+      </w:r>
+      <w:bookmarkEnd w:id="45"/>
+    </w:p>
+    <w:p>
+      <w:pPr>
+        <w:tabs>
+          <w:tab w:val="left" w:pos="1965"/>
+        </w:tabs>
+      </w:pPr>
+    </w:p>
+    <w:p>
+      <w:pPr>
+        <w:tabs>
+          <w:tab w:val="left" w:pos="1965"/>
+        </w:tabs>
+      </w:pPr>
+      <w:r>
+        <w:rPr>
+          <w:noProof/>
+        </w:rPr>
+        <w:drawing>
+          <wp:inline distT="0" distB="0" distL="0" distR="0" wp14:anchorId="7587DC94" wp14:editId="118FE98B">
+            <wp:extent cx="5972810" cy="2734310"/>
+            <wp:effectExtent l="0" t="0" r="8890" b="8890"/>
+            <wp:docPr id="1720861263" name="Picture 1"/>
+            <wp:cNvGraphicFramePr>
+              <a:graphicFrameLocks xmlns:a="http://schemas.openxmlformats.org/drawingml/2006/main" noChangeAspect="1"/>
+            </wp:cNvGraphicFramePr>
+            <a:graphic xmlns:a="http://schemas.openxmlformats.org/drawingml/2006/main">
+              <a:graphicData uri="http://schemas.openxmlformats.org/drawingml/2006/picture">
+                <pic:pic xmlns:pic="http://schemas.openxmlformats.org/drawingml/2006/picture">
+                  <pic:nvPicPr>
+                    <pic:cNvPr id="1720861263" name=""/>
+                    <pic:cNvPicPr/>
+                  </pic:nvPicPr>
+                  <pic:blipFill>
+                    <a:blip r:embed="rId20"/>
+                    <a:stretch>
+                      <a:fillRect/>
+                    </a:stretch>
+                  </pic:blipFill>
+                  <pic:spPr>
+                    <a:xfrm>
+                      <a:off x="0" y="0"/>
+                      <a:ext cx="5972810" cy="2734310"/>
+                    </a:xfrm>
+                    <a:prstGeom prst="rect">
+                      <a:avLst/>
+                    </a:prstGeom>
+                  </pic:spPr>
+                </pic:pic>
+              </a:graphicData>
+            </a:graphic>
+          </wp:inline>
+        </w:drawing>
+      </w:r>
+    </w:p>
+    <w:p>
+      <w:pPr>
+        <w:tabs>
+          <w:tab w:val="left" w:pos="1815"/>
+        </w:tabs>
+      </w:pPr>
+    </w:p>
+    <w:p>
+      <w:pPr>
+        <w:tabs>
+          <w:tab w:val="left" w:pos="1815"/>
+        </w:tabs>
+      </w:pPr>
+      <w:r>
+        <w:t>Detailed view of the selected equipment with all the information.</w:t>
+      </w:r>
+    </w:p>
     <w:sectPr>
-      <w:headerReference w:type="default" r:id="rId16"/>
-      <w:footerReference w:type="default" r:id="rId17"/>
-      <w:headerReference w:type="first" r:id="rId18"/>
-      <w:footerReference w:type="first" r:id="rId19"/>
+      <w:headerReference w:type="default" r:id="rId21"/>
+      <w:footerReference w:type="default" r:id="rId22"/>
+      <w:headerReference w:type="first" r:id="rId23"/>
+      <w:footerReference w:type="first" r:id="rId24"/>
       <w:pgSz w:w="12240" w:h="15840"/>
       <w:pgMar w:top="1417" w:right="1417" w:bottom="1417" w:left="1417" w:header="720" w:footer="720" w:gutter="0"/>
       <w:pgNumType w:start="0"/>
@@ -7264,6 +9988,147 @@
     </w:lvl>
   </w:abstractNum>
   <w:abstractNum w:abstractNumId="4" w15:restartNumberingAfterBreak="0">
+    <w:nsid w:val="20E2429F"/>
+    <w:multiLevelType w:val="multilevel"/>
+    <w:tmpl w:val="45DEAEC6"/>
+    <w:lvl w:ilvl="0">
+      <w:start w:val="1"/>
+      <w:numFmt w:val="bullet"/>
+      <w:lvlText w:val=""/>
+      <w:lvlJc w:val="left"/>
+      <w:pPr>
+        <w:tabs>
+          <w:tab w:val="num" w:pos="720"/>
+        </w:tabs>
+        <w:ind w:left="720" w:hanging="360"/>
+      </w:pPr>
+      <w:rPr>
+        <w:rFonts w:ascii="Symbol" w:hAnsi="Symbol" w:hint="default"/>
+        <w:sz w:val="20"/>
+      </w:rPr>
+    </w:lvl>
+    <w:lvl w:ilvl="1">
+      <w:start w:val="1"/>
+      <w:numFmt w:val="decimal"/>
+      <w:lvlText w:val="%2."/>
+      <w:lvlJc w:val="left"/>
+      <w:pPr>
+        <w:tabs>
+          <w:tab w:val="num" w:pos="1440"/>
+        </w:tabs>
+        <w:ind w:left="1440" w:hanging="360"/>
+      </w:pPr>
+    </w:lvl>
+    <w:lvl w:ilvl="2">
+      <w:start w:val="1"/>
+      <w:numFmt w:val="decimal"/>
+      <w:lvlText w:val="%3."/>
+      <w:lvlJc w:val="left"/>
+      <w:pPr>
+        <w:tabs>
+          <w:tab w:val="num" w:pos="2160"/>
+        </w:tabs>
+        <w:ind w:left="2160" w:hanging="360"/>
+      </w:pPr>
+    </w:lvl>
+    <w:lvl w:ilvl="3" w:tentative="1">
+      <w:start w:val="1"/>
+      <w:numFmt w:val="bullet"/>
+      <w:lvlText w:val=""/>
+      <w:lvlJc w:val="left"/>
+      <w:pPr>
+        <w:tabs>
+          <w:tab w:val="num" w:pos="2880"/>
+        </w:tabs>
+        <w:ind w:left="2880" w:hanging="360"/>
+      </w:pPr>
+      <w:rPr>
+        <w:rFonts w:ascii="Wingdings" w:hAnsi="Wingdings" w:hint="default"/>
+        <w:sz w:val="20"/>
+      </w:rPr>
+    </w:lvl>
+    <w:lvl w:ilvl="4" w:tentative="1">
+      <w:start w:val="1"/>
+      <w:numFmt w:val="bullet"/>
+      <w:lvlText w:val=""/>
+      <w:lvlJc w:val="left"/>
+      <w:pPr>
+        <w:tabs>
+          <w:tab w:val="num" w:pos="3600"/>
+        </w:tabs>
+        <w:ind w:left="3600" w:hanging="360"/>
+      </w:pPr>
+      <w:rPr>
+        <w:rFonts w:ascii="Wingdings" w:hAnsi="Wingdings" w:hint="default"/>
+        <w:sz w:val="20"/>
+      </w:rPr>
+    </w:lvl>
+    <w:lvl w:ilvl="5" w:tentative="1">
+      <w:start w:val="1"/>
+      <w:numFmt w:val="bullet"/>
+      <w:lvlText w:val=""/>
+      <w:lvlJc w:val="left"/>
+      <w:pPr>
+        <w:tabs>
+          <w:tab w:val="num" w:pos="4320"/>
+        </w:tabs>
+        <w:ind w:left="4320" w:hanging="360"/>
+      </w:pPr>
+      <w:rPr>
+        <w:rFonts w:ascii="Wingdings" w:hAnsi="Wingdings" w:hint="default"/>
+        <w:sz w:val="20"/>
+      </w:rPr>
+    </w:lvl>
+    <w:lvl w:ilvl="6" w:tentative="1">
+      <w:start w:val="1"/>
+      <w:numFmt w:val="bullet"/>
+      <w:lvlText w:val=""/>
+      <w:lvlJc w:val="left"/>
+      <w:pPr>
+        <w:tabs>
+          <w:tab w:val="num" w:pos="5040"/>
+        </w:tabs>
+        <w:ind w:left="5040" w:hanging="360"/>
+      </w:pPr>
+      <w:rPr>
+        <w:rFonts w:ascii="Wingdings" w:hAnsi="Wingdings" w:hint="default"/>
+        <w:sz w:val="20"/>
+      </w:rPr>
+    </w:lvl>
+    <w:lvl w:ilvl="7" w:tentative="1">
+      <w:start w:val="1"/>
+      <w:numFmt w:val="bullet"/>
+      <w:lvlText w:val=""/>
+      <w:lvlJc w:val="left"/>
+      <w:pPr>
+        <w:tabs>
+          <w:tab w:val="num" w:pos="5760"/>
+        </w:tabs>
+        <w:ind w:left="5760" w:hanging="360"/>
+      </w:pPr>
+      <w:rPr>
+        <w:rFonts w:ascii="Wingdings" w:hAnsi="Wingdings" w:hint="default"/>
+        <w:sz w:val="20"/>
+      </w:rPr>
+    </w:lvl>
+    <w:lvl w:ilvl="8" w:tentative="1">
+      <w:start w:val="1"/>
+      <w:numFmt w:val="bullet"/>
+      <w:lvlText w:val=""/>
+      <w:lvlJc w:val="left"/>
+      <w:pPr>
+        <w:tabs>
+          <w:tab w:val="num" w:pos="6480"/>
+        </w:tabs>
+        <w:ind w:left="6480" w:hanging="360"/>
+      </w:pPr>
+      <w:rPr>
+        <w:rFonts w:ascii="Wingdings" w:hAnsi="Wingdings" w:hint="default"/>
+        <w:sz w:val="20"/>
+      </w:rPr>
+    </w:lvl>
+  </w:abstractNum>
+  <w:abstractNum w:abstractNumId="5" w15:restartNumberingAfterBreak="0">
     <w:nsid w:val="231633E8"/>
     <w:multiLevelType w:val="hybridMultilevel"/>
     <w:tmpl w:val="4A365456"/>
@@ -7376,7 +10241,7 @@
       </w:rPr>
     </w:lvl>
   </w:abstractNum>
-  <w:abstractNum w:abstractNumId="5" w15:restartNumberingAfterBreak="0">
+  <w:abstractNum w:abstractNumId="6" w15:restartNumberingAfterBreak="0">
     <w:nsid w:val="236D527B"/>
     <w:multiLevelType w:val="hybridMultilevel"/>
     <w:tmpl w:val="2458AB2C"/>
@@ -7462,7 +10327,148 @@
       </w:pPr>
     </w:lvl>
   </w:abstractNum>
-  <w:abstractNum w:abstractNumId="6" w15:restartNumberingAfterBreak="0">
+  <w:abstractNum w:abstractNumId="7" w15:restartNumberingAfterBreak="0">
+    <w:nsid w:val="25DF0988"/>
+    <w:multiLevelType w:val="multilevel"/>
+    <w:tmpl w:val="AAAE71E8"/>
+    <w:lvl w:ilvl="0">
+      <w:start w:val="1"/>
+      <w:numFmt w:val="bullet"/>
+      <w:lvlText w:val=""/>
+      <w:lvlJc w:val="left"/>
+      <w:pPr>
+        <w:tabs>
+          <w:tab w:val="num" w:pos="720"/>
+        </w:tabs>
+        <w:ind w:left="720" w:hanging="360"/>
+      </w:pPr>
+      <w:rPr>
+        <w:rFonts w:ascii="Symbol" w:hAnsi="Symbol" w:hint="default"/>
+        <w:sz w:val="20"/>
+      </w:rPr>
+    </w:lvl>
+    <w:lvl w:ilvl="1">
+      <w:start w:val="1"/>
+      <w:numFmt w:val="decimal"/>
+      <w:lvlText w:val="%2."/>
+      <w:lvlJc w:val="left"/>
+      <w:pPr>
+        <w:tabs>
+          <w:tab w:val="num" w:pos="1440"/>
+        </w:tabs>
+        <w:ind w:left="1440" w:hanging="360"/>
+      </w:pPr>
+    </w:lvl>
+    <w:lvl w:ilvl="2">
+      <w:start w:val="1"/>
+      <w:numFmt w:val="decimal"/>
+      <w:lvlText w:val="%3."/>
+      <w:lvlJc w:val="left"/>
+      <w:pPr>
+        <w:tabs>
+          <w:tab w:val="num" w:pos="2160"/>
+        </w:tabs>
+        <w:ind w:left="2160" w:hanging="360"/>
+      </w:pPr>
+    </w:lvl>
+    <w:lvl w:ilvl="3" w:tentative="1">
+      <w:start w:val="1"/>
+      <w:numFmt w:val="bullet"/>
+      <w:lvlText w:val=""/>
+      <w:lvlJc w:val="left"/>
+      <w:pPr>
+        <w:tabs>
+          <w:tab w:val="num" w:pos="2880"/>
+        </w:tabs>
+        <w:ind w:left="2880" w:hanging="360"/>
+      </w:pPr>
+      <w:rPr>
+        <w:rFonts w:ascii="Wingdings" w:hAnsi="Wingdings" w:hint="default"/>
+        <w:sz w:val="20"/>
+      </w:rPr>
+    </w:lvl>
+    <w:lvl w:ilvl="4" w:tentative="1">
+      <w:start w:val="1"/>
+      <w:numFmt w:val="bullet"/>
+      <w:lvlText w:val=""/>
+      <w:lvlJc w:val="left"/>
+      <w:pPr>
+        <w:tabs>
+          <w:tab w:val="num" w:pos="3600"/>
+        </w:tabs>
+        <w:ind w:left="3600" w:hanging="360"/>
+      </w:pPr>
+      <w:rPr>
+        <w:rFonts w:ascii="Wingdings" w:hAnsi="Wingdings" w:hint="default"/>
+        <w:sz w:val="20"/>
+      </w:rPr>
+    </w:lvl>
+    <w:lvl w:ilvl="5" w:tentative="1">
+      <w:start w:val="1"/>
+      <w:numFmt w:val="bullet"/>
+      <w:lvlText w:val=""/>
+      <w:lvlJc w:val="left"/>
+      <w:pPr>
+        <w:tabs>
+          <w:tab w:val="num" w:pos="4320"/>
+        </w:tabs>
+        <w:ind w:left="4320" w:hanging="360"/>
+      </w:pPr>
+      <w:rPr>
+        <w:rFonts w:ascii="Wingdings" w:hAnsi="Wingdings" w:hint="default"/>
+        <w:sz w:val="20"/>
+      </w:rPr>
+    </w:lvl>
+    <w:lvl w:ilvl="6" w:tentative="1">
+      <w:start w:val="1"/>
+      <w:numFmt w:val="bullet"/>
+      <w:lvlText w:val=""/>
+      <w:lvlJc w:val="left"/>
+      <w:pPr>
+        <w:tabs>
+          <w:tab w:val="num" w:pos="5040"/>
+        </w:tabs>
+        <w:ind w:left="5040" w:hanging="360"/>
+      </w:pPr>
+      <w:rPr>
+        <w:rFonts w:ascii="Wingdings" w:hAnsi="Wingdings" w:hint="default"/>
+        <w:sz w:val="20"/>
+      </w:rPr>
+    </w:lvl>
+    <w:lvl w:ilvl="7" w:tentative="1">
+      <w:start w:val="1"/>
+      <w:numFmt w:val="bullet"/>
+      <w:lvlText w:val=""/>
+      <w:lvlJc w:val="left"/>
+      <w:pPr>
+        <w:tabs>
+          <w:tab w:val="num" w:pos="5760"/>
+        </w:tabs>
+        <w:ind w:left="5760" w:hanging="360"/>
+      </w:pPr>
+      <w:rPr>
+        <w:rFonts w:ascii="Wingdings" w:hAnsi="Wingdings" w:hint="default"/>
+        <w:sz w:val="20"/>
+      </w:rPr>
+    </w:lvl>
+    <w:lvl w:ilvl="8" w:tentative="1">
+      <w:start w:val="1"/>
+      <w:numFmt w:val="bullet"/>
+      <w:lvlText w:val=""/>
+      <w:lvlJc w:val="left"/>
+      <w:pPr>
+        <w:tabs>
+          <w:tab w:val="num" w:pos="6480"/>
+        </w:tabs>
+        <w:ind w:left="6480" w:hanging="360"/>
+      </w:pPr>
+      <w:rPr>
+        <w:rFonts w:ascii="Wingdings" w:hAnsi="Wingdings" w:hint="default"/>
+        <w:sz w:val="20"/>
+      </w:rPr>
+    </w:lvl>
+  </w:abstractNum>
+  <w:abstractNum w:abstractNumId="8" w15:restartNumberingAfterBreak="0">
     <w:nsid w:val="26B94857"/>
     <w:multiLevelType w:val="hybridMultilevel"/>
     <w:tmpl w:val="EFF08D76"/>
@@ -7575,7 +10581,7 @@
       </w:rPr>
     </w:lvl>
   </w:abstractNum>
-  <w:abstractNum w:abstractNumId="7" w15:restartNumberingAfterBreak="0">
+  <w:abstractNum w:abstractNumId="9" w15:restartNumberingAfterBreak="0">
     <w:nsid w:val="2EA36373"/>
     <w:multiLevelType w:val="hybridMultilevel"/>
     <w:tmpl w:val="12F6EE5E"/>
@@ -7688,7 +10694,7 @@
       </w:rPr>
     </w:lvl>
   </w:abstractNum>
-  <w:abstractNum w:abstractNumId="8" w15:restartNumberingAfterBreak="0">
+  <w:abstractNum w:abstractNumId="10" w15:restartNumberingAfterBreak="0">
     <w:nsid w:val="32133EB3"/>
     <w:multiLevelType w:val="multilevel"/>
     <w:tmpl w:val="523C4760"/>
@@ -7833,7 +10839,7 @@
       </w:rPr>
     </w:lvl>
   </w:abstractNum>
-  <w:abstractNum w:abstractNumId="9" w15:restartNumberingAfterBreak="0">
+  <w:abstractNum w:abstractNumId="11" w15:restartNumberingAfterBreak="0">
     <w:nsid w:val="32D60A1A"/>
     <w:multiLevelType w:val="multilevel"/>
     <w:tmpl w:val="F6B625D2"/>
@@ -7946,7 +10952,7 @@
       </w:rPr>
     </w:lvl>
   </w:abstractNum>
-  <w:abstractNum w:abstractNumId="10" w15:restartNumberingAfterBreak="0">
+  <w:abstractNum w:abstractNumId="12" w15:restartNumberingAfterBreak="0">
     <w:nsid w:val="39BD3BD0"/>
     <w:multiLevelType w:val="hybridMultilevel"/>
     <w:tmpl w:val="1BEEC05E"/>
@@ -8035,7 +11041,7 @@
       </w:pPr>
     </w:lvl>
   </w:abstractNum>
-  <w:abstractNum w:abstractNumId="11" w15:restartNumberingAfterBreak="0">
+  <w:abstractNum w:abstractNumId="13" w15:restartNumberingAfterBreak="0">
     <w:nsid w:val="39C44D7C"/>
     <w:multiLevelType w:val="multilevel"/>
     <w:tmpl w:val="DC46137C"/>
@@ -8156,7 +11162,7 @@
       </w:rPr>
     </w:lvl>
   </w:abstractNum>
-  <w:abstractNum w:abstractNumId="12" w15:restartNumberingAfterBreak="0">
+  <w:abstractNum w:abstractNumId="14" w15:restartNumberingAfterBreak="0">
     <w:nsid w:val="3E644793"/>
     <w:multiLevelType w:val="hybridMultilevel"/>
     <w:tmpl w:val="46DE20F8"/>
@@ -8242,7 +11248,7 @@
       </w:pPr>
     </w:lvl>
   </w:abstractNum>
-  <w:abstractNum w:abstractNumId="13" w15:restartNumberingAfterBreak="0">
+  <w:abstractNum w:abstractNumId="15" w15:restartNumberingAfterBreak="0">
     <w:nsid w:val="3EDA0379"/>
     <w:multiLevelType w:val="hybridMultilevel"/>
     <w:tmpl w:val="CAEC78B2"/>
@@ -8331,7 +11337,7 @@
       </w:pPr>
     </w:lvl>
   </w:abstractNum>
-  <w:abstractNum w:abstractNumId="14" w15:restartNumberingAfterBreak="0">
+  <w:abstractNum w:abstractNumId="16" w15:restartNumberingAfterBreak="0">
     <w:nsid w:val="3EFD392F"/>
     <w:multiLevelType w:val="hybridMultilevel"/>
     <w:tmpl w:val="1422BC84"/>
@@ -8444,7 +11450,7 @@
       </w:rPr>
     </w:lvl>
   </w:abstractNum>
-  <w:abstractNum w:abstractNumId="15" w15:restartNumberingAfterBreak="0">
+  <w:abstractNum w:abstractNumId="17" w15:restartNumberingAfterBreak="0">
     <w:nsid w:val="43571938"/>
     <w:multiLevelType w:val="multilevel"/>
     <w:tmpl w:val="5C323CF2"/>
@@ -8589,7 +11595,7 @@
       </w:rPr>
     </w:lvl>
   </w:abstractNum>
-  <w:abstractNum w:abstractNumId="16" w15:restartNumberingAfterBreak="0">
+  <w:abstractNum w:abstractNumId="18" w15:restartNumberingAfterBreak="0">
     <w:nsid w:val="46B41D0F"/>
     <w:multiLevelType w:val="multilevel"/>
     <w:tmpl w:val="0F70AF40"/>
@@ -8734,7 +11740,7 @@
       </w:rPr>
     </w:lvl>
   </w:abstractNum>
-  <w:abstractNum w:abstractNumId="17" w15:restartNumberingAfterBreak="0">
+  <w:abstractNum w:abstractNumId="19" w15:restartNumberingAfterBreak="0">
     <w:nsid w:val="4D974F27"/>
     <w:multiLevelType w:val="hybridMultilevel"/>
     <w:tmpl w:val="45B83A72"/>
@@ -8823,7 +11829,7 @@
       </w:pPr>
     </w:lvl>
   </w:abstractNum>
-  <w:abstractNum w:abstractNumId="18" w15:restartNumberingAfterBreak="0">
+  <w:abstractNum w:abstractNumId="20" w15:restartNumberingAfterBreak="0">
     <w:nsid w:val="4F9B2C86"/>
     <w:multiLevelType w:val="hybridMultilevel"/>
     <w:tmpl w:val="6590CD50"/>
@@ -8936,7 +11942,7 @@
       </w:rPr>
     </w:lvl>
   </w:abstractNum>
-  <w:abstractNum w:abstractNumId="19" w15:restartNumberingAfterBreak="0">
+  <w:abstractNum w:abstractNumId="21" w15:restartNumberingAfterBreak="0">
     <w:nsid w:val="526359DA"/>
     <w:multiLevelType w:val="hybridMultilevel"/>
     <w:tmpl w:val="8616650C"/>
@@ -9049,7 +12055,148 @@
       </w:rPr>
     </w:lvl>
   </w:abstractNum>
-  <w:abstractNum w:abstractNumId="20" w15:restartNumberingAfterBreak="0">
+  <w:abstractNum w:abstractNumId="22" w15:restartNumberingAfterBreak="0">
+    <w:nsid w:val="53BD4744"/>
+    <w:multiLevelType w:val="multilevel"/>
+    <w:tmpl w:val="68D42888"/>
+    <w:lvl w:ilvl="0">
+      <w:start w:val="1"/>
+      <w:numFmt w:val="bullet"/>
+      <w:lvlText w:val=""/>
+      <w:lvlJc w:val="left"/>
+      <w:pPr>
+        <w:tabs>
+          <w:tab w:val="num" w:pos="720"/>
+        </w:tabs>
+        <w:ind w:left="720" w:hanging="360"/>
+      </w:pPr>
+      <w:rPr>
+        <w:rFonts w:ascii="Symbol" w:hAnsi="Symbol" w:hint="default"/>
+        <w:sz w:val="20"/>
+      </w:rPr>
+    </w:lvl>
+    <w:lvl w:ilvl="1">
+      <w:start w:val="1"/>
+      <w:numFmt w:val="decimal"/>
+      <w:lvlText w:val="%2."/>
+      <w:lvlJc w:val="left"/>
+      <w:pPr>
+        <w:tabs>
+          <w:tab w:val="num" w:pos="1440"/>
+        </w:tabs>
+        <w:ind w:left="1440" w:hanging="360"/>
+      </w:pPr>
+    </w:lvl>
+    <w:lvl w:ilvl="2">
+      <w:start w:val="1"/>
+      <w:numFmt w:val="decimal"/>
+      <w:lvlText w:val="%3."/>
+      <w:lvlJc w:val="left"/>
+      <w:pPr>
+        <w:tabs>
+          <w:tab w:val="num" w:pos="2160"/>
+        </w:tabs>
+        <w:ind w:left="2160" w:hanging="360"/>
+      </w:pPr>
+    </w:lvl>
+    <w:lvl w:ilvl="3" w:tentative="1">
+      <w:start w:val="1"/>
+      <w:numFmt w:val="bullet"/>
+      <w:lvlText w:val=""/>
+      <w:lvlJc w:val="left"/>
+      <w:pPr>
+        <w:tabs>
+          <w:tab w:val="num" w:pos="2880"/>
+        </w:tabs>
+        <w:ind w:left="2880" w:hanging="360"/>
+      </w:pPr>
+      <w:rPr>
+        <w:rFonts w:ascii="Wingdings" w:hAnsi="Wingdings" w:hint="default"/>
+        <w:sz w:val="20"/>
+      </w:rPr>
+    </w:lvl>
+    <w:lvl w:ilvl="4" w:tentative="1">
+      <w:start w:val="1"/>
+      <w:numFmt w:val="bullet"/>
+      <w:lvlText w:val=""/>
+      <w:lvlJc w:val="left"/>
+      <w:pPr>
+        <w:tabs>
+          <w:tab w:val="num" w:pos="3600"/>
+        </w:tabs>
+        <w:ind w:left="3600" w:hanging="360"/>
+      </w:pPr>
+      <w:rPr>
+        <w:rFonts w:ascii="Wingdings" w:hAnsi="Wingdings" w:hint="default"/>
+        <w:sz w:val="20"/>
+      </w:rPr>
+    </w:lvl>
+    <w:lvl w:ilvl="5" w:tentative="1">
+      <w:start w:val="1"/>
+      <w:numFmt w:val="bullet"/>
+      <w:lvlText w:val=""/>
+      <w:lvlJc w:val="left"/>
+      <w:pPr>
+        <w:tabs>
+          <w:tab w:val="num" w:pos="4320"/>
+        </w:tabs>
+        <w:ind w:left="4320" w:hanging="360"/>
+      </w:pPr>
+      <w:rPr>
+        <w:rFonts w:ascii="Wingdings" w:hAnsi="Wingdings" w:hint="default"/>
+        <w:sz w:val="20"/>
+      </w:rPr>
+    </w:lvl>
+    <w:lvl w:ilvl="6" w:tentative="1">
+      <w:start w:val="1"/>
+      <w:numFmt w:val="bullet"/>
+      <w:lvlText w:val=""/>
+      <w:lvlJc w:val="left"/>
+      <w:pPr>
+        <w:tabs>
+          <w:tab w:val="num" w:pos="5040"/>
+        </w:tabs>
+        <w:ind w:left="5040" w:hanging="360"/>
+      </w:pPr>
+      <w:rPr>
+        <w:rFonts w:ascii="Wingdings" w:hAnsi="Wingdings" w:hint="default"/>
+        <w:sz w:val="20"/>
+      </w:rPr>
+    </w:lvl>
+    <w:lvl w:ilvl="7" w:tentative="1">
+      <w:start w:val="1"/>
+      <w:numFmt w:val="bullet"/>
+      <w:lvlText w:val=""/>
+      <w:lvlJc w:val="left"/>
+      <w:pPr>
+        <w:tabs>
+          <w:tab w:val="num" w:pos="5760"/>
+        </w:tabs>
+        <w:ind w:left="5760" w:hanging="360"/>
+      </w:pPr>
+      <w:rPr>
+        <w:rFonts w:ascii="Wingdings" w:hAnsi="Wingdings" w:hint="default"/>
+        <w:sz w:val="20"/>
+      </w:rPr>
+    </w:lvl>
+    <w:lvl w:ilvl="8" w:tentative="1">
+      <w:start w:val="1"/>
+      <w:numFmt w:val="bullet"/>
+      <w:lvlText w:val=""/>
+      <w:lvlJc w:val="left"/>
+      <w:pPr>
+        <w:tabs>
+          <w:tab w:val="num" w:pos="6480"/>
+        </w:tabs>
+        <w:ind w:left="6480" w:hanging="360"/>
+      </w:pPr>
+      <w:rPr>
+        <w:rFonts w:ascii="Wingdings" w:hAnsi="Wingdings" w:hint="default"/>
+        <w:sz w:val="20"/>
+      </w:rPr>
+    </w:lvl>
+  </w:abstractNum>
+  <w:abstractNum w:abstractNumId="23" w15:restartNumberingAfterBreak="0">
     <w:nsid w:val="552C47B5"/>
     <w:multiLevelType w:val="hybridMultilevel"/>
     <w:tmpl w:val="FE1AE4EA"/>
@@ -9138,7 +12285,7 @@
       </w:pPr>
     </w:lvl>
   </w:abstractNum>
-  <w:abstractNum w:abstractNumId="21" w15:restartNumberingAfterBreak="0">
+  <w:abstractNum w:abstractNumId="24" w15:restartNumberingAfterBreak="0">
     <w:nsid w:val="582B3341"/>
     <w:multiLevelType w:val="multilevel"/>
     <w:tmpl w:val="562EA94C"/>
@@ -9259,7 +12406,289 @@
       </w:rPr>
     </w:lvl>
   </w:abstractNum>
-  <w:abstractNum w:abstractNumId="22" w15:restartNumberingAfterBreak="0">
+  <w:abstractNum w:abstractNumId="25" w15:restartNumberingAfterBreak="0">
+    <w:nsid w:val="588B281A"/>
+    <w:multiLevelType w:val="multilevel"/>
+    <w:tmpl w:val="6DE0A1AA"/>
+    <w:lvl w:ilvl="0">
+      <w:start w:val="1"/>
+      <w:numFmt w:val="bullet"/>
+      <w:lvlText w:val=""/>
+      <w:lvlJc w:val="left"/>
+      <w:pPr>
+        <w:tabs>
+          <w:tab w:val="num" w:pos="720"/>
+        </w:tabs>
+        <w:ind w:left="720" w:hanging="360"/>
+      </w:pPr>
+      <w:rPr>
+        <w:rFonts w:ascii="Symbol" w:hAnsi="Symbol" w:hint="default"/>
+        <w:sz w:val="20"/>
+      </w:rPr>
+    </w:lvl>
+    <w:lvl w:ilvl="1">
+      <w:start w:val="1"/>
+      <w:numFmt w:val="decimal"/>
+      <w:lvlText w:val="%2."/>
+      <w:lvlJc w:val="left"/>
+      <w:pPr>
+        <w:tabs>
+          <w:tab w:val="num" w:pos="1440"/>
+        </w:tabs>
+        <w:ind w:left="1440" w:hanging="360"/>
+      </w:pPr>
+    </w:lvl>
+    <w:lvl w:ilvl="2">
+      <w:start w:val="1"/>
+      <w:numFmt w:val="decimal"/>
+      <w:lvlText w:val="%3."/>
+      <w:lvlJc w:val="left"/>
+      <w:pPr>
+        <w:tabs>
+          <w:tab w:val="num" w:pos="2160"/>
+        </w:tabs>
+        <w:ind w:left="2160" w:hanging="360"/>
+      </w:pPr>
+    </w:lvl>
+    <w:lvl w:ilvl="3" w:tentative="1">
+      <w:start w:val="1"/>
+      <w:numFmt w:val="bullet"/>
+      <w:lvlText w:val=""/>
+      <w:lvlJc w:val="left"/>
+      <w:pPr>
+        <w:tabs>
+          <w:tab w:val="num" w:pos="2880"/>
+        </w:tabs>
+        <w:ind w:left="2880" w:hanging="360"/>
+      </w:pPr>
+      <w:rPr>
+        <w:rFonts w:ascii="Wingdings" w:hAnsi="Wingdings" w:hint="default"/>
+        <w:sz w:val="20"/>
+      </w:rPr>
+    </w:lvl>
+    <w:lvl w:ilvl="4" w:tentative="1">
+      <w:start w:val="1"/>
+      <w:numFmt w:val="bullet"/>
+      <w:lvlText w:val=""/>
+      <w:lvlJc w:val="left"/>
+      <w:pPr>
+        <w:tabs>
+          <w:tab w:val="num" w:pos="3600"/>
+        </w:tabs>
+        <w:ind w:left="3600" w:hanging="360"/>
+      </w:pPr>
+      <w:rPr>
+        <w:rFonts w:ascii="Wingdings" w:hAnsi="Wingdings" w:hint="default"/>
+        <w:sz w:val="20"/>
+      </w:rPr>
+    </w:lvl>
+    <w:lvl w:ilvl="5" w:tentative="1">
+      <w:start w:val="1"/>
+      <w:numFmt w:val="bullet"/>
+      <w:lvlText w:val=""/>
+      <w:lvlJc w:val="left"/>
+      <w:pPr>
+        <w:tabs>
+          <w:tab w:val="num" w:pos="4320"/>
+        </w:tabs>
+        <w:ind w:left="4320" w:hanging="360"/>
+      </w:pPr>
+      <w:rPr>
+        <w:rFonts w:ascii="Wingdings" w:hAnsi="Wingdings" w:hint="default"/>
+        <w:sz w:val="20"/>
+      </w:rPr>
+    </w:lvl>
+    <w:lvl w:ilvl="6" w:tentative="1">
+      <w:start w:val="1"/>
+      <w:numFmt w:val="bullet"/>
+      <w:lvlText w:val=""/>
+      <w:lvlJc w:val="left"/>
+      <w:pPr>
+        <w:tabs>
+          <w:tab w:val="num" w:pos="5040"/>
+        </w:tabs>
+        <w:ind w:left="5040" w:hanging="360"/>
+      </w:pPr>
+      <w:rPr>
+        <w:rFonts w:ascii="Wingdings" w:hAnsi="Wingdings" w:hint="default"/>
+        <w:sz w:val="20"/>
+      </w:rPr>
+    </w:lvl>
+    <w:lvl w:ilvl="7" w:tentative="1">
+      <w:start w:val="1"/>
+      <w:numFmt w:val="bullet"/>
+      <w:lvlText w:val=""/>
+      <w:lvlJc w:val="left"/>
+      <w:pPr>
+        <w:tabs>
+          <w:tab w:val="num" w:pos="5760"/>
+        </w:tabs>
+        <w:ind w:left="5760" w:hanging="360"/>
+      </w:pPr>
+      <w:rPr>
+        <w:rFonts w:ascii="Wingdings" w:hAnsi="Wingdings" w:hint="default"/>
+        <w:sz w:val="20"/>
+      </w:rPr>
+    </w:lvl>
+    <w:lvl w:ilvl="8" w:tentative="1">
+      <w:start w:val="1"/>
+      <w:numFmt w:val="bullet"/>
+      <w:lvlText w:val=""/>
+      <w:lvlJc w:val="left"/>
+      <w:pPr>
+        <w:tabs>
+          <w:tab w:val="num" w:pos="6480"/>
+        </w:tabs>
+        <w:ind w:left="6480" w:hanging="360"/>
+      </w:pPr>
+      <w:rPr>
+        <w:rFonts w:ascii="Wingdings" w:hAnsi="Wingdings" w:hint="default"/>
+        <w:sz w:val="20"/>
+      </w:rPr>
+    </w:lvl>
+  </w:abstractNum>
+  <w:abstractNum w:abstractNumId="26" w15:restartNumberingAfterBreak="0">
+    <w:nsid w:val="59461BD0"/>
+    <w:multiLevelType w:val="multilevel"/>
+    <w:tmpl w:val="7B0E30F2"/>
+    <w:lvl w:ilvl="0">
+      <w:start w:val="1"/>
+      <w:numFmt w:val="bullet"/>
+      <w:lvlText w:val=""/>
+      <w:lvlJc w:val="left"/>
+      <w:pPr>
+        <w:tabs>
+          <w:tab w:val="num" w:pos="720"/>
+        </w:tabs>
+        <w:ind w:left="720" w:hanging="360"/>
+      </w:pPr>
+      <w:rPr>
+        <w:rFonts w:ascii="Symbol" w:hAnsi="Symbol" w:hint="default"/>
+        <w:sz w:val="20"/>
+      </w:rPr>
+    </w:lvl>
+    <w:lvl w:ilvl="1">
+      <w:start w:val="1"/>
+      <w:numFmt w:val="decimal"/>
+      <w:lvlText w:val="%2."/>
+      <w:lvlJc w:val="left"/>
+      <w:pPr>
+        <w:tabs>
+          <w:tab w:val="num" w:pos="1440"/>
+        </w:tabs>
+        <w:ind w:left="1440" w:hanging="360"/>
+      </w:pPr>
+    </w:lvl>
+    <w:lvl w:ilvl="2">
+      <w:start w:val="1"/>
+      <w:numFmt w:val="decimal"/>
+      <w:lvlText w:val="%3."/>
+      <w:lvlJc w:val="left"/>
+      <w:pPr>
+        <w:tabs>
+          <w:tab w:val="num" w:pos="2160"/>
+        </w:tabs>
+        <w:ind w:left="2160" w:hanging="360"/>
+      </w:pPr>
+    </w:lvl>
+    <w:lvl w:ilvl="3" w:tentative="1">
+      <w:start w:val="1"/>
+      <w:numFmt w:val="bullet"/>
+      <w:lvlText w:val=""/>
+      <w:lvlJc w:val="left"/>
+      <w:pPr>
+        <w:tabs>
+          <w:tab w:val="num" w:pos="2880"/>
+        </w:tabs>
+        <w:ind w:left="2880" w:hanging="360"/>
+      </w:pPr>
+      <w:rPr>
+        <w:rFonts w:ascii="Wingdings" w:hAnsi="Wingdings" w:hint="default"/>
+        <w:sz w:val="20"/>
+      </w:rPr>
+    </w:lvl>
+    <w:lvl w:ilvl="4" w:tentative="1">
+      <w:start w:val="1"/>
+      <w:numFmt w:val="bullet"/>
+      <w:lvlText w:val=""/>
+      <w:lvlJc w:val="left"/>
+      <w:pPr>
+        <w:tabs>
+          <w:tab w:val="num" w:pos="3600"/>
+        </w:tabs>
+        <w:ind w:left="3600" w:hanging="360"/>
+      </w:pPr>
+      <w:rPr>
+        <w:rFonts w:ascii="Wingdings" w:hAnsi="Wingdings" w:hint="default"/>
+        <w:sz w:val="20"/>
+      </w:rPr>
+    </w:lvl>
+    <w:lvl w:ilvl="5" w:tentative="1">
+      <w:start w:val="1"/>
+      <w:numFmt w:val="bullet"/>
+      <w:lvlText w:val=""/>
+      <w:lvlJc w:val="left"/>
+      <w:pPr>
+        <w:tabs>
+          <w:tab w:val="num" w:pos="4320"/>
+        </w:tabs>
+        <w:ind w:left="4320" w:hanging="360"/>
+      </w:pPr>
+      <w:rPr>
+        <w:rFonts w:ascii="Wingdings" w:hAnsi="Wingdings" w:hint="default"/>
+        <w:sz w:val="20"/>
+      </w:rPr>
+    </w:lvl>
+    <w:lvl w:ilvl="6" w:tentative="1">
+      <w:start w:val="1"/>
+      <w:numFmt w:val="bullet"/>
+      <w:lvlText w:val=""/>
+      <w:lvlJc w:val="left"/>
+      <w:pPr>
+        <w:tabs>
+          <w:tab w:val="num" w:pos="5040"/>
+        </w:tabs>
+        <w:ind w:left="5040" w:hanging="360"/>
+      </w:pPr>
+      <w:rPr>
+        <w:rFonts w:ascii="Wingdings" w:hAnsi="Wingdings" w:hint="default"/>
+        <w:sz w:val="20"/>
+      </w:rPr>
+    </w:lvl>
+    <w:lvl w:ilvl="7" w:tentative="1">
+      <w:start w:val="1"/>
+      <w:numFmt w:val="bullet"/>
+      <w:lvlText w:val=""/>
+      <w:lvlJc w:val="left"/>
+      <w:pPr>
+        <w:tabs>
+          <w:tab w:val="num" w:pos="5760"/>
+        </w:tabs>
+        <w:ind w:left="5760" w:hanging="360"/>
+      </w:pPr>
+      <w:rPr>
+        <w:rFonts w:ascii="Wingdings" w:hAnsi="Wingdings" w:hint="default"/>
+        <w:sz w:val="20"/>
+      </w:rPr>
+    </w:lvl>
+    <w:lvl w:ilvl="8" w:tentative="1">
+      <w:start w:val="1"/>
+      <w:numFmt w:val="bullet"/>
+      <w:lvlText w:val=""/>
+      <w:lvlJc w:val="left"/>
+      <w:pPr>
+        <w:tabs>
+          <w:tab w:val="num" w:pos="6480"/>
+        </w:tabs>
+        <w:ind w:left="6480" w:hanging="360"/>
+      </w:pPr>
+      <w:rPr>
+        <w:rFonts w:ascii="Wingdings" w:hAnsi="Wingdings" w:hint="default"/>
+        <w:sz w:val="20"/>
+      </w:rPr>
+    </w:lvl>
+  </w:abstractNum>
+  <w:abstractNum w:abstractNumId="27" w15:restartNumberingAfterBreak="0">
     <w:nsid w:val="5AB81FAD"/>
     <w:multiLevelType w:val="multilevel"/>
     <w:tmpl w:val="129C27CA"/>
@@ -9396,7 +12825,7 @@
       </w:rPr>
     </w:lvl>
   </w:abstractNum>
-  <w:abstractNum w:abstractNumId="23" w15:restartNumberingAfterBreak="0">
+  <w:abstractNum w:abstractNumId="28" w15:restartNumberingAfterBreak="0">
     <w:nsid w:val="60F277FB"/>
     <w:multiLevelType w:val="multilevel"/>
     <w:tmpl w:val="337A5728"/>
@@ -9541,7 +12970,7 @@
       </w:rPr>
     </w:lvl>
   </w:abstractNum>
-  <w:abstractNum w:abstractNumId="24" w15:restartNumberingAfterBreak="0">
+  <w:abstractNum w:abstractNumId="29" w15:restartNumberingAfterBreak="0">
     <w:nsid w:val="623F596A"/>
     <w:multiLevelType w:val="hybridMultilevel"/>
     <w:tmpl w:val="E0AE1B18"/>
@@ -9654,7 +13083,7 @@
       </w:rPr>
     </w:lvl>
   </w:abstractNum>
-  <w:abstractNum w:abstractNumId="25" w15:restartNumberingAfterBreak="0">
+  <w:abstractNum w:abstractNumId="30" w15:restartNumberingAfterBreak="0">
     <w:nsid w:val="647A7091"/>
     <w:multiLevelType w:val="multilevel"/>
     <w:tmpl w:val="562EA94C"/>
@@ -9775,7 +13204,7 @@
       </w:rPr>
     </w:lvl>
   </w:abstractNum>
-  <w:abstractNum w:abstractNumId="26" w15:restartNumberingAfterBreak="0">
+  <w:abstractNum w:abstractNumId="31" w15:restartNumberingAfterBreak="0">
     <w:nsid w:val="6D051EE2"/>
     <w:multiLevelType w:val="hybridMultilevel"/>
     <w:tmpl w:val="00F87956"/>
@@ -9861,7 +13290,7 @@
       </w:pPr>
     </w:lvl>
   </w:abstractNum>
-  <w:abstractNum w:abstractNumId="27" w15:restartNumberingAfterBreak="0">
+  <w:abstractNum w:abstractNumId="32" w15:restartNumberingAfterBreak="0">
     <w:nsid w:val="6F056D6C"/>
     <w:multiLevelType w:val="hybridMultilevel"/>
     <w:tmpl w:val="1C4C19A6"/>
@@ -9974,7 +13403,7 @@
       </w:rPr>
     </w:lvl>
   </w:abstractNum>
-  <w:abstractNum w:abstractNumId="28" w15:restartNumberingAfterBreak="0">
+  <w:abstractNum w:abstractNumId="33" w15:restartNumberingAfterBreak="0">
     <w:nsid w:val="70886728"/>
     <w:multiLevelType w:val="hybridMultilevel"/>
     <w:tmpl w:val="FE1AE4EA"/>
@@ -10063,7 +13492,7 @@
       </w:pPr>
     </w:lvl>
   </w:abstractNum>
-  <w:abstractNum w:abstractNumId="29" w15:restartNumberingAfterBreak="0">
+  <w:abstractNum w:abstractNumId="34" w15:restartNumberingAfterBreak="0">
     <w:nsid w:val="73D4552F"/>
     <w:multiLevelType w:val="multilevel"/>
     <w:tmpl w:val="68B8EF16"/>
@@ -10208,7 +13637,7 @@
       </w:rPr>
     </w:lvl>
   </w:abstractNum>
-  <w:abstractNum w:abstractNumId="30" w15:restartNumberingAfterBreak="0">
+  <w:abstractNum w:abstractNumId="35" w15:restartNumberingAfterBreak="0">
     <w:nsid w:val="74FD56CC"/>
     <w:multiLevelType w:val="hybridMultilevel"/>
     <w:tmpl w:val="10328C82"/>
@@ -10297,7 +13726,7 @@
       </w:pPr>
     </w:lvl>
   </w:abstractNum>
-  <w:abstractNum w:abstractNumId="31" w15:restartNumberingAfterBreak="0">
+  <w:abstractNum w:abstractNumId="36" w15:restartNumberingAfterBreak="0">
     <w:nsid w:val="75B60753"/>
     <w:multiLevelType w:val="hybridMultilevel"/>
     <w:tmpl w:val="4C967A5A"/>
@@ -10410,7 +13839,120 @@
       </w:rPr>
     </w:lvl>
   </w:abstractNum>
-  <w:abstractNum w:abstractNumId="32" w15:restartNumberingAfterBreak="0">
+  <w:abstractNum w:abstractNumId="37" w15:restartNumberingAfterBreak="0">
+    <w:nsid w:val="77717705"/>
+    <w:multiLevelType w:val="hybridMultilevel"/>
+    <w:tmpl w:val="9676AD3C"/>
+    <w:lvl w:ilvl="0" w:tplc="20000001">
+      <w:start w:val="1"/>
+      <w:numFmt w:val="bullet"/>
+      <w:lvlText w:val=""/>
+      <w:lvlJc w:val="left"/>
+      <w:pPr>
+        <w:ind w:left="2160" w:hanging="360"/>
+      </w:pPr>
+      <w:rPr>
+        <w:rFonts w:ascii="Symbol" w:hAnsi="Symbol" w:hint="default"/>
+      </w:rPr>
+    </w:lvl>
+    <w:lvl w:ilvl="1" w:tplc="20000003" w:tentative="1">
+      <w:start w:val="1"/>
+      <w:numFmt w:val="bullet"/>
+      <w:lvlText w:val="o"/>
+      <w:lvlJc w:val="left"/>
+      <w:pPr>
+        <w:ind w:left="2880" w:hanging="360"/>
+      </w:pPr>
+      <w:rPr>
+        <w:rFonts w:ascii="Courier New" w:hAnsi="Courier New" w:cs="Courier New" w:hint="default"/>
+      </w:rPr>
+    </w:lvl>
+    <w:lvl w:ilvl="2" w:tplc="20000005" w:tentative="1">
+      <w:start w:val="1"/>
+      <w:numFmt w:val="bullet"/>
+      <w:lvlText w:val=""/>
+      <w:lvlJc w:val="left"/>
+      <w:pPr>
+        <w:ind w:left="3600" w:hanging="360"/>
+      </w:pPr>
+      <w:rPr>
+        <w:rFonts w:ascii="Wingdings" w:hAnsi="Wingdings" w:hint="default"/>
+      </w:rPr>
+    </w:lvl>
+    <w:lvl w:ilvl="3" w:tplc="20000001" w:tentative="1">
+      <w:start w:val="1"/>
+      <w:numFmt w:val="bullet"/>
+      <w:lvlText w:val=""/>
+      <w:lvlJc w:val="left"/>
+      <w:pPr>
+        <w:ind w:left="4320" w:hanging="360"/>
+      </w:pPr>
+      <w:rPr>
+        <w:rFonts w:ascii="Symbol" w:hAnsi="Symbol" w:hint="default"/>
+      </w:rPr>
+    </w:lvl>
+    <w:lvl w:ilvl="4" w:tplc="20000003" w:tentative="1">
+      <w:start w:val="1"/>
+      <w:numFmt w:val="bullet"/>
+      <w:lvlText w:val="o"/>
+      <w:lvlJc w:val="left"/>
+      <w:pPr>
+        <w:ind w:left="5040" w:hanging="360"/>
+      </w:pPr>
+      <w:rPr>
+        <w:rFonts w:ascii="Courier New" w:hAnsi="Courier New" w:cs="Courier New" w:hint="default"/>
+      </w:rPr>
+    </w:lvl>
+    <w:lvl w:ilvl="5" w:tplc="20000005" w:tentative="1">
+      <w:start w:val="1"/>
+      <w:numFmt w:val="bullet"/>
+      <w:lvlText w:val=""/>
+      <w:lvlJc w:val="left"/>
+      <w:pPr>
+        <w:ind w:left="5760" w:hanging="360"/>
+      </w:pPr>
+      <w:rPr>
+        <w:rFonts w:ascii="Wingdings" w:hAnsi="Wingdings" w:hint="default"/>
+      </w:rPr>
+    </w:lvl>
+    <w:lvl w:ilvl="6" w:tplc="20000001" w:tentative="1">
+      <w:start w:val="1"/>
+      <w:numFmt w:val="bullet"/>
+      <w:lvlText w:val=""/>
+      <w:lvlJc w:val="left"/>
+      <w:pPr>
+        <w:ind w:left="6480" w:hanging="360"/>
+      </w:pPr>
+      <w:rPr>
+        <w:rFonts w:ascii="Symbol" w:hAnsi="Symbol" w:hint="default"/>
+      </w:rPr>
+    </w:lvl>
+    <w:lvl w:ilvl="7" w:tplc="20000003" w:tentative="1">
+      <w:start w:val="1"/>
+      <w:numFmt w:val="bullet"/>
+      <w:lvlText w:val="o"/>
+      <w:lvlJc w:val="left"/>
+      <w:pPr>
+        <w:ind w:left="7200" w:hanging="360"/>
+      </w:pPr>
+      <w:rPr>
+        <w:rFonts w:ascii="Courier New" w:hAnsi="Courier New" w:cs="Courier New" w:hint="default"/>
+      </w:rPr>
+    </w:lvl>
+    <w:lvl w:ilvl="8" w:tplc="20000005" w:tentative="1">
+      <w:start w:val="1"/>
+      <w:numFmt w:val="bullet"/>
+      <w:lvlText w:val=""/>
+      <w:lvlJc w:val="left"/>
+      <w:pPr>
+        <w:ind w:left="7920" w:hanging="360"/>
+      </w:pPr>
+      <w:rPr>
+        <w:rFonts w:ascii="Wingdings" w:hAnsi="Wingdings" w:hint="default"/>
+      </w:rPr>
+    </w:lvl>
+  </w:abstractNum>
+  <w:abstractNum w:abstractNumId="38" w15:restartNumberingAfterBreak="0">
     <w:nsid w:val="786B7176"/>
     <w:multiLevelType w:val="multilevel"/>
     <w:tmpl w:val="17628D2E"/>
@@ -10555,7 +14097,7 @@
       </w:rPr>
     </w:lvl>
   </w:abstractNum>
-  <w:abstractNum w:abstractNumId="33" w15:restartNumberingAfterBreak="0">
+  <w:abstractNum w:abstractNumId="39" w15:restartNumberingAfterBreak="0">
     <w:nsid w:val="79561B1C"/>
     <w:multiLevelType w:val="multilevel"/>
     <w:tmpl w:val="6DD4C186"/>
@@ -10700,7 +14242,148 @@
       </w:rPr>
     </w:lvl>
   </w:abstractNum>
-  <w:abstractNum w:abstractNumId="34" w15:restartNumberingAfterBreak="0">
+  <w:abstractNum w:abstractNumId="40" w15:restartNumberingAfterBreak="0">
+    <w:nsid w:val="798B11D0"/>
+    <w:multiLevelType w:val="multilevel"/>
+    <w:tmpl w:val="0E3A25A0"/>
+    <w:lvl w:ilvl="0">
+      <w:start w:val="1"/>
+      <w:numFmt w:val="bullet"/>
+      <w:lvlText w:val=""/>
+      <w:lvlJc w:val="left"/>
+      <w:pPr>
+        <w:tabs>
+          <w:tab w:val="num" w:pos="720"/>
+        </w:tabs>
+        <w:ind w:left="720" w:hanging="360"/>
+      </w:pPr>
+      <w:rPr>
+        <w:rFonts w:ascii="Symbol" w:hAnsi="Symbol" w:hint="default"/>
+        <w:sz w:val="20"/>
+      </w:rPr>
+    </w:lvl>
+    <w:lvl w:ilvl="1">
+      <w:start w:val="1"/>
+      <w:numFmt w:val="decimal"/>
+      <w:lvlText w:val="%2."/>
+      <w:lvlJc w:val="left"/>
+      <w:pPr>
+        <w:tabs>
+          <w:tab w:val="num" w:pos="1440"/>
+        </w:tabs>
+        <w:ind w:left="1440" w:hanging="360"/>
+      </w:pPr>
+    </w:lvl>
+    <w:lvl w:ilvl="2">
+      <w:start w:val="1"/>
+      <w:numFmt w:val="decimal"/>
+      <w:lvlText w:val="%3."/>
+      <w:lvlJc w:val="left"/>
+      <w:pPr>
+        <w:tabs>
+          <w:tab w:val="num" w:pos="2160"/>
+        </w:tabs>
+        <w:ind w:left="2160" w:hanging="360"/>
+      </w:pPr>
+    </w:lvl>
+    <w:lvl w:ilvl="3" w:tentative="1">
+      <w:start w:val="1"/>
+      <w:numFmt w:val="bullet"/>
+      <w:lvlText w:val=""/>
+      <w:lvlJc w:val="left"/>
+      <w:pPr>
+        <w:tabs>
+          <w:tab w:val="num" w:pos="2880"/>
+        </w:tabs>
+        <w:ind w:left="2880" w:hanging="360"/>
+      </w:pPr>
+      <w:rPr>
+        <w:rFonts w:ascii="Wingdings" w:hAnsi="Wingdings" w:hint="default"/>
+        <w:sz w:val="20"/>
+      </w:rPr>
+    </w:lvl>
+    <w:lvl w:ilvl="4" w:tentative="1">
+      <w:start w:val="1"/>
+      <w:numFmt w:val="bullet"/>
+      <w:lvlText w:val=""/>
+      <w:lvlJc w:val="left"/>
+      <w:pPr>
+        <w:tabs>
+          <w:tab w:val="num" w:pos="3600"/>
+        </w:tabs>
+        <w:ind w:left="3600" w:hanging="360"/>
+      </w:pPr>
+      <w:rPr>
+        <w:rFonts w:ascii="Wingdings" w:hAnsi="Wingdings" w:hint="default"/>
+        <w:sz w:val="20"/>
+      </w:rPr>
+    </w:lvl>
+    <w:lvl w:ilvl="5" w:tentative="1">
+      <w:start w:val="1"/>
+      <w:numFmt w:val="bullet"/>
+      <w:lvlText w:val=""/>
+      <w:lvlJc w:val="left"/>
+      <w:pPr>
+        <w:tabs>
+          <w:tab w:val="num" w:pos="4320"/>
+        </w:tabs>
+        <w:ind w:left="4320" w:hanging="360"/>
+      </w:pPr>
+      <w:rPr>
+        <w:rFonts w:ascii="Wingdings" w:hAnsi="Wingdings" w:hint="default"/>
+        <w:sz w:val="20"/>
+      </w:rPr>
+    </w:lvl>
+    <w:lvl w:ilvl="6" w:tentative="1">
+      <w:start w:val="1"/>
+      <w:numFmt w:val="bullet"/>
+      <w:lvlText w:val=""/>
+      <w:lvlJc w:val="left"/>
+      <w:pPr>
+        <w:tabs>
+          <w:tab w:val="num" w:pos="5040"/>
+        </w:tabs>
+        <w:ind w:left="5040" w:hanging="360"/>
+      </w:pPr>
+      <w:rPr>
+        <w:rFonts w:ascii="Wingdings" w:hAnsi="Wingdings" w:hint="default"/>
+        <w:sz w:val="20"/>
+      </w:rPr>
+    </w:lvl>
+    <w:lvl w:ilvl="7" w:tentative="1">
+      <w:start w:val="1"/>
+      <w:numFmt w:val="bullet"/>
+      <w:lvlText w:val=""/>
+      <w:lvlJc w:val="left"/>
+      <w:pPr>
+        <w:tabs>
+          <w:tab w:val="num" w:pos="5760"/>
+        </w:tabs>
+        <w:ind w:left="5760" w:hanging="360"/>
+      </w:pPr>
+      <w:rPr>
+        <w:rFonts w:ascii="Wingdings" w:hAnsi="Wingdings" w:hint="default"/>
+        <w:sz w:val="20"/>
+      </w:rPr>
+    </w:lvl>
+    <w:lvl w:ilvl="8" w:tentative="1">
+      <w:start w:val="1"/>
+      <w:numFmt w:val="bullet"/>
+      <w:lvlText w:val=""/>
+      <w:lvlJc w:val="left"/>
+      <w:pPr>
+        <w:tabs>
+          <w:tab w:val="num" w:pos="6480"/>
+        </w:tabs>
+        <w:ind w:left="6480" w:hanging="360"/>
+      </w:pPr>
+      <w:rPr>
+        <w:rFonts w:ascii="Wingdings" w:hAnsi="Wingdings" w:hint="default"/>
+        <w:sz w:val="20"/>
+      </w:rPr>
+    </w:lvl>
+  </w:abstractNum>
+  <w:abstractNum w:abstractNumId="41" w15:restartNumberingAfterBreak="0">
     <w:nsid w:val="7A055E8A"/>
     <w:multiLevelType w:val="hybridMultilevel"/>
     <w:tmpl w:val="2F005F90"/>
@@ -10789,7 +14472,7 @@
       </w:pPr>
     </w:lvl>
   </w:abstractNum>
-  <w:abstractNum w:abstractNumId="35" w15:restartNumberingAfterBreak="0">
+  <w:abstractNum w:abstractNumId="42" w15:restartNumberingAfterBreak="0">
     <w:nsid w:val="7C022D80"/>
     <w:multiLevelType w:val="hybridMultilevel"/>
     <w:tmpl w:val="A2E22F0E"/>
@@ -10875,7 +14558,7 @@
       </w:pPr>
     </w:lvl>
   </w:abstractNum>
-  <w:abstractNum w:abstractNumId="36" w15:restartNumberingAfterBreak="0">
+  <w:abstractNum w:abstractNumId="43" w15:restartNumberingAfterBreak="0">
     <w:nsid w:val="7DA27EA4"/>
     <w:multiLevelType w:val="hybridMultilevel"/>
     <w:tmpl w:val="B66CCD82"/>
@@ -10965,22 +14648,22 @@
     </w:lvl>
   </w:abstractNum>
   <w:num w:numId="1" w16cid:durableId="1202589798">
-    <w:abstractNumId w:val="35"/>
+    <w:abstractNumId w:val="42"/>
   </w:num>
   <w:num w:numId="2" w16cid:durableId="1278289862">
-    <w:abstractNumId w:val="31"/>
+    <w:abstractNumId w:val="36"/>
   </w:num>
   <w:num w:numId="3" w16cid:durableId="2004703132">
+    <w:abstractNumId w:val="11"/>
+  </w:num>
+  <w:num w:numId="4" w16cid:durableId="952132403">
     <w:abstractNumId w:val="9"/>
   </w:num>
-  <w:num w:numId="4" w16cid:durableId="952132403">
-    <w:abstractNumId w:val="7"/>
-  </w:num>
   <w:num w:numId="5" w16cid:durableId="1591697663">
-    <w:abstractNumId w:val="27"/>
+    <w:abstractNumId w:val="32"/>
   </w:num>
   <w:num w:numId="6" w16cid:durableId="52896609">
-    <w:abstractNumId w:val="21"/>
+    <w:abstractNumId w:val="24"/>
   </w:num>
   <w:num w:numId="7" w16cid:durableId="888031021">
     <w:abstractNumId w:val="1"/>
@@ -10989,28 +14672,28 @@
     <w:abstractNumId w:val="3"/>
   </w:num>
   <w:num w:numId="9" w16cid:durableId="732318106">
-    <w:abstractNumId w:val="28"/>
+    <w:abstractNumId w:val="33"/>
   </w:num>
   <w:num w:numId="10" w16cid:durableId="2031179014">
-    <w:abstractNumId w:val="5"/>
+    <w:abstractNumId w:val="6"/>
   </w:num>
   <w:num w:numId="11" w16cid:durableId="496505032">
+    <w:abstractNumId w:val="16"/>
+  </w:num>
+  <w:num w:numId="12" w16cid:durableId="8607953">
     <w:abstractNumId w:val="14"/>
   </w:num>
-  <w:num w:numId="12" w16cid:durableId="8607953">
-    <w:abstractNumId w:val="12"/>
-  </w:num>
   <w:num w:numId="13" w16cid:durableId="130053879">
-    <w:abstractNumId w:val="30"/>
+    <w:abstractNumId w:val="35"/>
   </w:num>
   <w:num w:numId="14" w16cid:durableId="69275669">
-    <w:abstractNumId w:val="11"/>
+    <w:abstractNumId w:val="13"/>
   </w:num>
   <w:num w:numId="15" w16cid:durableId="210001724">
-    <w:abstractNumId w:val="36"/>
+    <w:abstractNumId w:val="43"/>
   </w:num>
   <w:num w:numId="16" w16cid:durableId="182524920">
-    <w:abstractNumId w:val="27"/>
+    <w:abstractNumId w:val="32"/>
     <w:lvlOverride w:ilvl="0">
       <w:lvl w:ilvl="0" w:tplc="2BF4A18E">
         <w:start w:val="1"/>
@@ -11114,55 +14797,55 @@
     </w:lvlOverride>
   </w:num>
   <w:num w:numId="17" w16cid:durableId="363214242">
-    <w:abstractNumId w:val="19"/>
+    <w:abstractNumId w:val="21"/>
   </w:num>
   <w:num w:numId="18" w16cid:durableId="287905228">
-    <w:abstractNumId w:val="34"/>
+    <w:abstractNumId w:val="41"/>
   </w:num>
   <w:num w:numId="19" w16cid:durableId="487674531">
-    <w:abstractNumId w:val="13"/>
+    <w:abstractNumId w:val="15"/>
   </w:num>
   <w:num w:numId="20" w16cid:durableId="1289245397">
-    <w:abstractNumId w:val="4"/>
+    <w:abstractNumId w:val="5"/>
   </w:num>
   <w:num w:numId="21" w16cid:durableId="1988777388">
     <w:abstractNumId w:val="0"/>
   </w:num>
   <w:num w:numId="22" w16cid:durableId="2069113552">
-    <w:abstractNumId w:val="6"/>
+    <w:abstractNumId w:val="8"/>
   </w:num>
   <w:num w:numId="23" w16cid:durableId="1090810947">
-    <w:abstractNumId w:val="26"/>
+    <w:abstractNumId w:val="31"/>
   </w:num>
   <w:num w:numId="24" w16cid:durableId="419450882">
-    <w:abstractNumId w:val="10"/>
+    <w:abstractNumId w:val="12"/>
   </w:num>
   <w:num w:numId="25" w16cid:durableId="1502160195">
-    <w:abstractNumId w:val="24"/>
+    <w:abstractNumId w:val="29"/>
   </w:num>
   <w:num w:numId="26" w16cid:durableId="1368069345">
-    <w:abstractNumId w:val="18"/>
+    <w:abstractNumId w:val="20"/>
   </w:num>
   <w:num w:numId="27" w16cid:durableId="1426457665">
     <w:abstractNumId w:val="2"/>
   </w:num>
   <w:num w:numId="28" w16cid:durableId="827595632">
-    <w:abstractNumId w:val="25"/>
+    <w:abstractNumId w:val="30"/>
   </w:num>
   <w:num w:numId="29" w16cid:durableId="1180118452">
-    <w:abstractNumId w:val="17"/>
+    <w:abstractNumId w:val="19"/>
   </w:num>
   <w:num w:numId="30" w16cid:durableId="1528565584">
-    <w:abstractNumId w:val="22"/>
+    <w:abstractNumId w:val="27"/>
   </w:num>
   <w:num w:numId="31" w16cid:durableId="487012684">
-    <w:abstractNumId w:val="20"/>
+    <w:abstractNumId w:val="23"/>
   </w:num>
   <w:num w:numId="32" w16cid:durableId="1565414584">
-    <w:abstractNumId w:val="16"/>
+    <w:abstractNumId w:val="18"/>
   </w:num>
   <w:num w:numId="33" w16cid:durableId="1383168569">
-    <w:abstractNumId w:val="16"/>
+    <w:abstractNumId w:val="18"/>
     <w:lvlOverride w:ilvl="1">
       <w:lvl w:ilvl="1">
         <w:numFmt w:val="bullet"/>
@@ -11182,10 +14865,10 @@
     </w:lvlOverride>
   </w:num>
   <w:num w:numId="34" w16cid:durableId="1334526239">
-    <w:abstractNumId w:val="8"/>
+    <w:abstractNumId w:val="10"/>
   </w:num>
   <w:num w:numId="35" w16cid:durableId="836382241">
-    <w:abstractNumId w:val="8"/>
+    <w:abstractNumId w:val="10"/>
     <w:lvlOverride w:ilvl="1">
       <w:lvl w:ilvl="1">
         <w:numFmt w:val="bullet"/>
@@ -11205,10 +14888,10 @@
     </w:lvlOverride>
   </w:num>
   <w:num w:numId="36" w16cid:durableId="1633561484">
-    <w:abstractNumId w:val="32"/>
+    <w:abstractNumId w:val="38"/>
   </w:num>
   <w:num w:numId="37" w16cid:durableId="1530147585">
-    <w:abstractNumId w:val="32"/>
+    <w:abstractNumId w:val="38"/>
     <w:lvlOverride w:ilvl="1">
       <w:lvl w:ilvl="1">
         <w:numFmt w:val="bullet"/>
@@ -11228,10 +14911,10 @@
     </w:lvlOverride>
   </w:num>
   <w:num w:numId="38" w16cid:durableId="1097945564">
-    <w:abstractNumId w:val="15"/>
+    <w:abstractNumId w:val="17"/>
   </w:num>
   <w:num w:numId="39" w16cid:durableId="1967395542">
-    <w:abstractNumId w:val="15"/>
+    <w:abstractNumId w:val="17"/>
     <w:lvlOverride w:ilvl="1">
       <w:lvl w:ilvl="1">
         <w:numFmt w:val="bullet"/>
@@ -11251,10 +14934,10 @@
     </w:lvlOverride>
   </w:num>
   <w:num w:numId="40" w16cid:durableId="407653496">
-    <w:abstractNumId w:val="23"/>
+    <w:abstractNumId w:val="28"/>
   </w:num>
   <w:num w:numId="41" w16cid:durableId="1499886046">
-    <w:abstractNumId w:val="23"/>
+    <w:abstractNumId w:val="28"/>
     <w:lvlOverride w:ilvl="1">
       <w:lvl w:ilvl="1">
         <w:numFmt w:val="bullet"/>
@@ -11274,10 +14957,10 @@
     </w:lvlOverride>
   </w:num>
   <w:num w:numId="42" w16cid:durableId="1910075055">
-    <w:abstractNumId w:val="33"/>
+    <w:abstractNumId w:val="39"/>
   </w:num>
   <w:num w:numId="43" w16cid:durableId="1721858551">
-    <w:abstractNumId w:val="33"/>
+    <w:abstractNumId w:val="39"/>
     <w:lvlOverride w:ilvl="1">
       <w:lvl w:ilvl="1">
         <w:numFmt w:val="bullet"/>
@@ -11297,10 +14980,151 @@
     </w:lvlOverride>
   </w:num>
   <w:num w:numId="44" w16cid:durableId="1820223953">
-    <w:abstractNumId w:val="29"/>
+    <w:abstractNumId w:val="34"/>
   </w:num>
   <w:num w:numId="45" w16cid:durableId="537476327">
-    <w:abstractNumId w:val="29"/>
+    <w:abstractNumId w:val="34"/>
+    <w:lvlOverride w:ilvl="1">
+      <w:lvl w:ilvl="1">
+        <w:numFmt w:val="bullet"/>
+        <w:lvlText w:val="o"/>
+        <w:lvlJc w:val="left"/>
+        <w:pPr>
+          <w:tabs>
+            <w:tab w:val="num" w:pos="1440"/>
+          </w:tabs>
+          <w:ind w:left="1440" w:hanging="360"/>
+        </w:pPr>
+        <w:rPr>
+          <w:rFonts w:ascii="Courier New" w:hAnsi="Courier New" w:hint="default"/>
+          <w:sz w:val="20"/>
+        </w:rPr>
+      </w:lvl>
+    </w:lvlOverride>
+  </w:num>
+  <w:num w:numId="46" w16cid:durableId="762073810">
+    <w:abstractNumId w:val="37"/>
+  </w:num>
+  <w:num w:numId="47" w16cid:durableId="2124490857">
+    <w:abstractNumId w:val="26"/>
+  </w:num>
+  <w:num w:numId="48" w16cid:durableId="1248344764">
+    <w:abstractNumId w:val="26"/>
+    <w:lvlOverride w:ilvl="1">
+      <w:lvl w:ilvl="1">
+        <w:numFmt w:val="bullet"/>
+        <w:lvlText w:val="o"/>
+        <w:lvlJc w:val="left"/>
+        <w:pPr>
+          <w:tabs>
+            <w:tab w:val="num" w:pos="1440"/>
+          </w:tabs>
+          <w:ind w:left="1440" w:hanging="360"/>
+        </w:pPr>
+        <w:rPr>
+          <w:rFonts w:ascii="Courier New" w:hAnsi="Courier New" w:hint="default"/>
+          <w:sz w:val="20"/>
+        </w:rPr>
+      </w:lvl>
+    </w:lvlOverride>
+  </w:num>
+  <w:num w:numId="49" w16cid:durableId="859122057">
+    <w:abstractNumId w:val="7"/>
+  </w:num>
+  <w:num w:numId="50" w16cid:durableId="633145362">
+    <w:abstractNumId w:val="7"/>
+    <w:lvlOverride w:ilvl="1">
+      <w:lvl w:ilvl="1">
+        <w:numFmt w:val="bullet"/>
+        <w:lvlText w:val="o"/>
+        <w:lvlJc w:val="left"/>
+        <w:pPr>
+          <w:tabs>
+            <w:tab w:val="num" w:pos="1440"/>
+          </w:tabs>
+          <w:ind w:left="1440" w:hanging="360"/>
+        </w:pPr>
+        <w:rPr>
+          <w:rFonts w:ascii="Courier New" w:hAnsi="Courier New" w:hint="default"/>
+          <w:sz w:val="20"/>
+        </w:rPr>
+      </w:lvl>
+    </w:lvlOverride>
+  </w:num>
+  <w:num w:numId="51" w16cid:durableId="1160847798">
+    <w:abstractNumId w:val="4"/>
+  </w:num>
+  <w:num w:numId="52" w16cid:durableId="1321350482">
+    <w:abstractNumId w:val="4"/>
+    <w:lvlOverride w:ilvl="1">
+      <w:lvl w:ilvl="1">
+        <w:numFmt w:val="bullet"/>
+        <w:lvlText w:val="o"/>
+        <w:lvlJc w:val="left"/>
+        <w:pPr>
+          <w:tabs>
+            <w:tab w:val="num" w:pos="1440"/>
+          </w:tabs>
+          <w:ind w:left="1440" w:hanging="360"/>
+        </w:pPr>
+        <w:rPr>
+          <w:rFonts w:ascii="Courier New" w:hAnsi="Courier New" w:hint="default"/>
+          <w:sz w:val="20"/>
+        </w:rPr>
+      </w:lvl>
+    </w:lvlOverride>
+  </w:num>
+  <w:num w:numId="53" w16cid:durableId="1044330488">
+    <w:abstractNumId w:val="25"/>
+  </w:num>
+  <w:num w:numId="54" w16cid:durableId="1451708058">
+    <w:abstractNumId w:val="25"/>
+    <w:lvlOverride w:ilvl="1">
+      <w:lvl w:ilvl="1">
+        <w:numFmt w:val="bullet"/>
+        <w:lvlText w:val="o"/>
+        <w:lvlJc w:val="left"/>
+        <w:pPr>
+          <w:tabs>
+            <w:tab w:val="num" w:pos="1440"/>
+          </w:tabs>
+          <w:ind w:left="1440" w:hanging="360"/>
+        </w:pPr>
+        <w:rPr>
+          <w:rFonts w:ascii="Courier New" w:hAnsi="Courier New" w:hint="default"/>
+          <w:sz w:val="20"/>
+        </w:rPr>
+      </w:lvl>
+    </w:lvlOverride>
+  </w:num>
+  <w:num w:numId="55" w16cid:durableId="2017925619">
+    <w:abstractNumId w:val="40"/>
+  </w:num>
+  <w:num w:numId="56" w16cid:durableId="1229340590">
+    <w:abstractNumId w:val="40"/>
+    <w:lvlOverride w:ilvl="1">
+      <w:lvl w:ilvl="1">
+        <w:numFmt w:val="bullet"/>
+        <w:lvlText w:val="o"/>
+        <w:lvlJc w:val="left"/>
+        <w:pPr>
+          <w:tabs>
+            <w:tab w:val="num" w:pos="1440"/>
+          </w:tabs>
+          <w:ind w:left="1440" w:hanging="360"/>
+        </w:pPr>
+        <w:rPr>
+          <w:rFonts w:ascii="Courier New" w:hAnsi="Courier New" w:hint="default"/>
+          <w:sz w:val="20"/>
+        </w:rPr>
+      </w:lvl>
+    </w:lvlOverride>
+  </w:num>
+  <w:num w:numId="57" w16cid:durableId="810708199">
+    <w:abstractNumId w:val="22"/>
+  </w:num>
+  <w:num w:numId="58" w16cid:durableId="394864671">
+    <w:abstractNumId w:val="22"/>
     <w:lvlOverride w:ilvl="1">
       <w:lvl w:ilvl="1">
         <w:numFmt w:val="bullet"/>
@@ -11813,6 +15637,7 @@
   <w:style w:type="character" w:default="1" w:styleId="DefaultParagraphFont">
     <w:name w:val="Default Paragraph Font"/>
     <w:uiPriority w:val="1"/>
+    <w:semiHidden/>
     <w:unhideWhenUsed/>
   </w:style>
   <w:style w:type="table" w:default="1" w:styleId="TableNormal">
@@ -12592,10 +16417,16 @@
 </file>
 
 <file path=customXml/item2.xml><?xml version="1.0" encoding="utf-8"?>
+<p:properties xmlns:p="http://schemas.microsoft.com/office/2006/metadata/properties" xmlns:xsi="http://www.w3.org/2001/XMLSchema-instance" xmlns:pc="http://schemas.microsoft.com/office/infopath/2007/PartnerControls">
+  <documentManagement/>
+</p:properties>
+</file>
+
+<file path=customXml/item3.xml><?xml version="1.0" encoding="utf-8"?>
 <b:Sources xmlns:b="http://schemas.openxmlformats.org/officeDocument/2006/bibliography" xmlns="http://schemas.openxmlformats.org/officeDocument/2006/bibliography" SelectedStyle="\APASixthEditionOfficeOnline.xsl" StyleName="APA" Version="6"/>
 </file>
 
-<file path=customXml/item3.xml><?xml version="1.0" encoding="utf-8"?>
+<file path=customXml/item4.xml><?xml version="1.0" encoding="utf-8"?>
 <?mso-contentType ?>
 <FormTemplates xmlns="http://schemas.microsoft.com/sharepoint/v3/contenttype/forms">
   <Display>DocumentLibraryForm</Display>
@@ -12604,7 +16435,7 @@
 </FormTemplates>
 </file>
 
-<file path=customXml/item4.xml><?xml version="1.0" encoding="utf-8"?>
+<file path=customXml/item5.xml><?xml version="1.0" encoding="utf-8"?>
 <ct:contentTypeSchema xmlns:ct="http://schemas.microsoft.com/office/2006/metadata/contentType" xmlns:ma="http://schemas.microsoft.com/office/2006/metadata/properties/metaAttributes" ct:_="" ma:_="" ma:contentTypeName="Document" ma:contentTypeID="0x010100D71614E2833A004BA0F7DEC227F4F6FB" ma:contentTypeVersion="10" ma:contentTypeDescription="Een nieuw document maken." ma:contentTypeScope="" ma:versionID="f86a03aeba92b13b37185890eb738f7d">
   <xsd:schema xmlns:xsd="http://www.w3.org/2001/XMLSchema" xmlns:xs="http://www.w3.org/2001/XMLSchema" xmlns:p="http://schemas.microsoft.com/office/2006/metadata/properties" xmlns:ns2="13ca862b-3dc1-4f9c-adbd-e387d3f034ed" targetNamespace="http://schemas.microsoft.com/office/2006/metadata/properties" ma:root="true" ma:fieldsID="d8018b0791f65bb7095c55135b39bd4b" ns2:_="">
     <xsd:import namespace="13ca862b-3dc1-4f9c-adbd-e387d3f034ed"/>
@@ -12788,12 +16619,6 @@
 </ct:contentTypeSchema>
 </file>
 
-<file path=customXml/item5.xml><?xml version="1.0" encoding="utf-8"?>
-<p:properties xmlns:p="http://schemas.microsoft.com/office/2006/metadata/properties" xmlns:xsi="http://www.w3.org/2001/XMLSchema-instance" xmlns:pc="http://schemas.microsoft.com/office/infopath/2007/PartnerControls">
-  <documentManagement/>
-</p:properties>
-</file>
-
 <file path=customXml/itemProps1.xml><?xml version="1.0" encoding="utf-8"?>
 <ds:datastoreItem xmlns:ds="http://schemas.openxmlformats.org/officeDocument/2006/customXml" ds:itemID="{55AF091B-3C7A-41E3-B477-F2FDAA23CFDA}">
   <ds:schemaRefs>
@@ -12803,6 +16628,15 @@
 </file>
 
 <file path=customXml/itemProps2.xml><?xml version="1.0" encoding="utf-8"?>
+<ds:datastoreItem xmlns:ds="http://schemas.openxmlformats.org/officeDocument/2006/customXml" ds:itemID="{4CEA4199-A2E4-4F78-B3CE-48FC05EC31ED}">
+  <ds:schemaRefs>
+    <ds:schemaRef ds:uri="http://schemas.microsoft.com/office/2006/metadata/properties"/>
+    <ds:schemaRef ds:uri="http://schemas.microsoft.com/office/infopath/2007/PartnerControls"/>
+  </ds:schemaRefs>
+</ds:datastoreItem>
+</file>
+
+<file path=customXml/itemProps3.xml><?xml version="1.0" encoding="utf-8"?>
 <ds:datastoreItem xmlns:ds="http://schemas.openxmlformats.org/officeDocument/2006/customXml" ds:itemID="{C8FB4895-FBB6-4C4E-9A66-05AB05BEC01D}">
   <ds:schemaRefs>
     <ds:schemaRef ds:uri="http://schemas.openxmlformats.org/officeDocument/2006/bibliography"/>
@@ -12810,7 +16644,7 @@
 </ds:datastoreItem>
 </file>
 
-<file path=customXml/itemProps3.xml><?xml version="1.0" encoding="utf-8"?>
+<file path=customXml/itemProps4.xml><?xml version="1.0" encoding="utf-8"?>
 <ds:datastoreItem xmlns:ds="http://schemas.openxmlformats.org/officeDocument/2006/customXml" ds:itemID="{BC81324A-A524-4D54-ACF6-10DE30B0FAD9}">
   <ds:schemaRefs>
     <ds:schemaRef ds:uri="http://schemas.microsoft.com/sharepoint/v3/contenttype/forms"/>
@@ -12818,7 +16652,7 @@
 </ds:datastoreItem>
 </file>
 
-<file path=customXml/itemProps4.xml><?xml version="1.0" encoding="utf-8"?>
+<file path=customXml/itemProps5.xml><?xml version="1.0" encoding="utf-8"?>
 <ds:datastoreItem xmlns:ds="http://schemas.openxmlformats.org/officeDocument/2006/customXml" ds:itemID="{6D1CF74D-33ED-4705-841F-84F74C2237B4}">
   <ds:schemaRefs>
     <ds:schemaRef ds:uri="http://schemas.microsoft.com/office/2006/metadata/contentType"/>
@@ -12834,13 +16668,4 @@
     <ds:schemaRef ds:uri="http://schemas.microsoft.com/internal/obd"/>
   </ds:schemaRefs>
 </ds:datastoreItem>
-</file>
-
-<file path=customXml/itemProps5.xml><?xml version="1.0" encoding="utf-8"?>
-<ds:datastoreItem xmlns:ds="http://schemas.openxmlformats.org/officeDocument/2006/customXml" ds:itemID="{4CEA4199-A2E4-4F78-B3CE-48FC05EC31ED}">
-  <ds:schemaRefs>
-    <ds:schemaRef ds:uri="http://schemas.microsoft.com/office/2006/metadata/properties"/>
-    <ds:schemaRef ds:uri="http://schemas.microsoft.com/office/infopath/2007/PartnerControls"/>
-  </ds:schemaRefs>
-</ds:datastoreItem>
 </file>